--- a/docs/Aprofundamento_Parceiro_Nos_3D.docx
+++ b/docs/Aprofundamento_Parceiro_Nos_3D.docx
@@ -925,15 +925,20 @@
       <w:pPr>
         <w:rPr>
           <w:rFonts w:ascii="Montserrat" w:hAnsi="Montserrat"/>
-          <w:sz w:val="24"/>
-          <w:szCs w:val="24"/>
-        </w:rPr>
-      </w:pPr>
-      <w:r>
-        <w:rPr>
-          <w:rFonts w:ascii="Montserrat" w:hAnsi="Montserrat"/>
-          <w:sz w:val="24"/>
-          <w:szCs w:val="24"/>
+          <w:i/>
+          <w:iCs/>
+          <w:sz w:val="24"/>
+          <w:szCs w:val="24"/>
+        </w:rPr>
+      </w:pPr>
+      <w:r>
+        <w:rPr>
+          <w:rFonts w:ascii="Montserrat" w:hAnsi="Montserrat"/>
+          <w:i/>
+          <w:iCs/>
+          <w:sz w:val="24"/>
+          <w:szCs w:val="24"/>
+          <w:highlight w:val="yellow"/>
         </w:rPr>
         <w:t>Ou seja, a empresa não depende exclusivamente de produtos previamente fabricados e armazenados.</w:t>
       </w:r>
@@ -1079,6 +1084,11 @@
     </w:p>
     <w:p>
       <w:pPr>
+        <w:pStyle w:val="PargrafodaLista"/>
+        <w:numPr>
+          <w:ilvl w:val="0"/>
+          <w:numId w:val="2"/>
+        </w:numPr>
         <w:rPr>
           <w:rFonts w:ascii="Montserrat" w:hAnsi="Montserrat"/>
           <w:sz w:val="24"/>
@@ -1105,6 +1115,11 @@
     </w:p>
     <w:p>
       <w:pPr>
+        <w:pStyle w:val="PargrafodaLista"/>
+        <w:numPr>
+          <w:ilvl w:val="0"/>
+          <w:numId w:val="2"/>
+        </w:numPr>
         <w:rPr>
           <w:rFonts w:ascii="Montserrat" w:hAnsi="Montserrat"/>
           <w:sz w:val="24"/>
@@ -1213,17 +1228,23 @@
     </w:p>
     <w:p>
       <w:pPr>
-        <w:rPr>
-          <w:rFonts w:ascii="Montserrat" w:hAnsi="Montserrat"/>
-          <w:sz w:val="24"/>
-          <w:szCs w:val="24"/>
-        </w:rPr>
-      </w:pPr>
-      <w:r>
-        <w:rPr>
-          <w:rFonts w:ascii="Montserrat" w:hAnsi="Montserrat"/>
-          <w:sz w:val="24"/>
-          <w:szCs w:val="24"/>
+        <w:pStyle w:val="PargrafodaLista"/>
+        <w:numPr>
+          <w:ilvl w:val="0"/>
+          <w:numId w:val="3"/>
+        </w:numPr>
+        <w:rPr>
+          <w:rFonts w:ascii="Montserrat" w:hAnsi="Montserrat"/>
+          <w:sz w:val="24"/>
+          <w:szCs w:val="24"/>
+        </w:rPr>
+      </w:pPr>
+      <w:r>
+        <w:rPr>
+          <w:rFonts w:ascii="Montserrat" w:hAnsi="Montserrat"/>
+          <w:sz w:val="24"/>
+          <w:szCs w:val="24"/>
+          <w:highlight w:val="yellow"/>
         </w:rPr>
         <w:t>O cliente pode apresentar uma necessidade específica, e a empresa avalia como transformar essa necessidade em um produto impresso em 3D.</w:t>
       </w:r>
@@ -1277,7 +1298,6 @@
           <w:sz w:val="24"/>
           <w:szCs w:val="24"/>
         </w:rPr>
-        <w:lastRenderedPageBreak/>
         <w:t>Existe uma etapa de entendimento da necessidade do cliente.</w:t>
       </w:r>
     </w:p>
@@ -1737,7 +1757,6 @@
           <w:sz w:val="24"/>
           <w:szCs w:val="24"/>
         </w:rPr>
-        <w:lastRenderedPageBreak/>
         <w:t>⸻</w:t>
       </w:r>
     </w:p>
@@ -2243,7 +2262,6 @@
           <w:sz w:val="24"/>
           <w:szCs w:val="24"/>
         </w:rPr>
-        <w:lastRenderedPageBreak/>
         <w:t>* Fila 3D;</w:t>
       </w:r>
     </w:p>
@@ -2332,58 +2350,6 @@
           <w:szCs w:val="24"/>
         </w:rPr>
         <w:t>* Voolt3D.</w:t>
-      </w:r>
-    </w:p>
-    <w:p>
-      <w:pPr>
-        <w:rPr>
-          <w:rFonts w:ascii="Montserrat" w:hAnsi="Montserrat"/>
-          <w:sz w:val="24"/>
-          <w:szCs w:val="24"/>
-        </w:rPr>
-      </w:pPr>
-    </w:p>
-    <w:p>
-      <w:pPr>
-        <w:rPr>
-          <w:rFonts w:ascii="Montserrat" w:hAnsi="Montserrat"/>
-          <w:sz w:val="24"/>
-          <w:szCs w:val="24"/>
-        </w:rPr>
-      </w:pPr>
-      <w:r>
-        <w:rPr>
-          <w:rFonts w:ascii="Montserrat" w:hAnsi="Montserrat"/>
-          <w:sz w:val="24"/>
-          <w:szCs w:val="24"/>
-        </w:rPr>
-        <w:t>Essas informações podem ser importantes para o banco de dados porque um mesmo tipo de material pode ser adquirido de diferentes fornecedores.</w:t>
-      </w:r>
-    </w:p>
-    <w:p>
-      <w:pPr>
-        <w:rPr>
-          <w:rFonts w:ascii="Montserrat" w:hAnsi="Montserrat"/>
-          <w:sz w:val="24"/>
-          <w:szCs w:val="24"/>
-        </w:rPr>
-      </w:pPr>
-    </w:p>
-    <w:p>
-      <w:pPr>
-        <w:rPr>
-          <w:rFonts w:ascii="Montserrat" w:hAnsi="Montserrat"/>
-          <w:sz w:val="24"/>
-          <w:szCs w:val="24"/>
-        </w:rPr>
-      </w:pPr>
-      <w:r>
-        <w:rPr>
-          <w:rFonts w:ascii="Segoe UI Symbol" w:hAnsi="Segoe UI Symbol" w:cs="Segoe UI Symbol"/>
-          <w:sz w:val="24"/>
-          <w:szCs w:val="24"/>
-        </w:rPr>
-        <w:t>⸻</w:t>
       </w:r>
     </w:p>
     <w:p>
@@ -2413,6 +2379,62 @@
           <w:sz w:val="24"/>
           <w:szCs w:val="24"/>
         </w:rPr>
+        <w:t>Essas informações podem ser importantes para o banco de dados porque um mesmo tipo de material pode ser adquirido de diferentes fornecedores.</w:t>
+      </w:r>
+    </w:p>
+    <w:p>
+      <w:pPr>
+        <w:rPr>
+          <w:rFonts w:ascii="Montserrat" w:hAnsi="Montserrat"/>
+          <w:sz w:val="24"/>
+          <w:szCs w:val="24"/>
+        </w:rPr>
+      </w:pPr>
+    </w:p>
+    <w:p>
+      <w:pPr>
+        <w:rPr>
+          <w:rFonts w:ascii="Montserrat" w:hAnsi="Montserrat"/>
+          <w:sz w:val="24"/>
+          <w:szCs w:val="24"/>
+        </w:rPr>
+      </w:pPr>
+      <w:r>
+        <w:rPr>
+          <w:rFonts w:ascii="Segoe UI Symbol" w:hAnsi="Segoe UI Symbol" w:cs="Segoe UI Symbol"/>
+          <w:sz w:val="24"/>
+          <w:szCs w:val="24"/>
+        </w:rPr>
+        <w:t>⸻</w:t>
+      </w:r>
+    </w:p>
+    <w:p>
+      <w:pPr>
+        <w:rPr>
+          <w:rFonts w:ascii="Montserrat" w:hAnsi="Montserrat"/>
+          <w:sz w:val="24"/>
+          <w:szCs w:val="24"/>
+        </w:rPr>
+      </w:pPr>
+    </w:p>
+    <w:p>
+      <w:pPr>
+        <w:rPr>
+          <w:rFonts w:ascii="Montserrat" w:hAnsi="Montserrat"/>
+          <w:b/>
+          <w:bCs/>
+          <w:sz w:val="24"/>
+          <w:szCs w:val="24"/>
+        </w:rPr>
+      </w:pPr>
+      <w:r>
+        <w:rPr>
+          <w:rFonts w:ascii="Montserrat" w:hAnsi="Montserrat"/>
+          <w:b/>
+          <w:bCs/>
+          <w:sz w:val="24"/>
+          <w:szCs w:val="24"/>
+        </w:rPr>
         <w:t>9. Produtos</w:t>
       </w:r>
     </w:p>
@@ -2855,6 +2877,7 @@
           <w:sz w:val="24"/>
           <w:szCs w:val="24"/>
         </w:rPr>
+        <w:lastRenderedPageBreak/>
         <w:t>⸻</w:t>
       </w:r>
     </w:p>
@@ -3757,6 +3780,7 @@
           <w:sz w:val="24"/>
           <w:szCs w:val="24"/>
         </w:rPr>
+        <w:lastRenderedPageBreak/>
         <w:t>001</w:t>
       </w:r>
       <w:r>
@@ -3845,7 +3869,6 @@
           <w:sz w:val="24"/>
           <w:szCs w:val="24"/>
         </w:rPr>
-        <w:lastRenderedPageBreak/>
         <w:t>003</w:t>
       </w:r>
       <w:r>
@@ -4204,6 +4227,7 @@
           <w:rFonts w:ascii="Montserrat" w:hAnsi="Montserrat"/>
           <w:sz w:val="24"/>
           <w:szCs w:val="24"/>
+          <w:highlight w:val="yellow"/>
         </w:rPr>
         <w:t>Isso é muito importante para o banco de dados porque os dois processos podem coexistir.</w:t>
       </w:r>
@@ -4288,7 +4312,6 @@
           <w:sz w:val="24"/>
           <w:szCs w:val="24"/>
         </w:rPr>
-        <w:lastRenderedPageBreak/>
         <w:t>14. Público-alvo</w:t>
       </w:r>
     </w:p>
@@ -4731,6 +4754,7 @@
           <w:sz w:val="24"/>
           <w:szCs w:val="24"/>
         </w:rPr>
+        <w:lastRenderedPageBreak/>
         <w:t>Consegue adaptar produtos às necessidades dos clientes.</w:t>
       </w:r>
     </w:p>
@@ -4757,7 +4781,6 @@
           <w:sz w:val="24"/>
           <w:szCs w:val="24"/>
         </w:rPr>
-        <w:lastRenderedPageBreak/>
         <w:t>Personalizada</w:t>
       </w:r>
     </w:p>
@@ -5318,7 +5341,6 @@
           <w:sz w:val="24"/>
           <w:szCs w:val="24"/>
         </w:rPr>
-        <w:lastRenderedPageBreak/>
         <w:t>17. Problema central identificado</w:t>
       </w:r>
     </w:p>
@@ -5713,6 +5735,7 @@
           <w:sz w:val="24"/>
           <w:szCs w:val="24"/>
         </w:rPr>
+        <w:lastRenderedPageBreak/>
         <w:t>* Identificar produtos ativos e inativos.</w:t>
       </w:r>
     </w:p>
@@ -5739,93 +5762,545 @@
           <w:sz w:val="24"/>
           <w:szCs w:val="24"/>
         </w:rPr>
+        <w:t>👥</w:t>
+      </w:r>
+      <w:r>
+        <w:rPr>
+          <w:rFonts w:ascii="Montserrat" w:hAnsi="Montserrat"/>
+          <w:sz w:val="24"/>
+          <w:szCs w:val="24"/>
+        </w:rPr>
+        <w:t xml:space="preserve"> Clientes</w:t>
+      </w:r>
+    </w:p>
+    <w:p>
+      <w:pPr>
+        <w:rPr>
+          <w:rFonts w:ascii="Montserrat" w:hAnsi="Montserrat"/>
+          <w:sz w:val="24"/>
+          <w:szCs w:val="24"/>
+        </w:rPr>
+      </w:pPr>
+    </w:p>
+    <w:p>
+      <w:pPr>
+        <w:rPr>
+          <w:rFonts w:ascii="Montserrat" w:hAnsi="Montserrat"/>
+          <w:sz w:val="24"/>
+          <w:szCs w:val="24"/>
+        </w:rPr>
+      </w:pPr>
+      <w:r>
+        <w:rPr>
+          <w:rFonts w:ascii="Montserrat" w:hAnsi="Montserrat"/>
+          <w:sz w:val="24"/>
+          <w:szCs w:val="24"/>
+        </w:rPr>
+        <w:t>* Criar cadastro dos clientes;</w:t>
+      </w:r>
+    </w:p>
+    <w:p>
+      <w:pPr>
+        <w:rPr>
+          <w:rFonts w:ascii="Montserrat" w:hAnsi="Montserrat"/>
+          <w:sz w:val="24"/>
+          <w:szCs w:val="24"/>
+        </w:rPr>
+      </w:pPr>
+      <w:r>
+        <w:rPr>
+          <w:rFonts w:ascii="Montserrat" w:hAnsi="Montserrat"/>
+          <w:sz w:val="24"/>
+          <w:szCs w:val="24"/>
+        </w:rPr>
+        <w:t>* Armazenar informações de contato;</w:t>
+      </w:r>
+    </w:p>
+    <w:p>
+      <w:pPr>
+        <w:rPr>
+          <w:rFonts w:ascii="Montserrat" w:hAnsi="Montserrat"/>
+          <w:sz w:val="24"/>
+          <w:szCs w:val="24"/>
+        </w:rPr>
+      </w:pPr>
+      <w:r>
+        <w:rPr>
+          <w:rFonts w:ascii="Montserrat" w:hAnsi="Montserrat"/>
+          <w:sz w:val="24"/>
+          <w:szCs w:val="24"/>
+        </w:rPr>
+        <w:t>* Registrar histórico de pedidos;</w:t>
+      </w:r>
+    </w:p>
+    <w:p>
+      <w:pPr>
+        <w:rPr>
+          <w:rFonts w:ascii="Montserrat" w:hAnsi="Montserrat"/>
+          <w:sz w:val="24"/>
+          <w:szCs w:val="24"/>
+        </w:rPr>
+      </w:pPr>
+      <w:r>
+        <w:rPr>
+          <w:rFonts w:ascii="Montserrat" w:hAnsi="Montserrat"/>
+          <w:sz w:val="24"/>
+          <w:szCs w:val="24"/>
+        </w:rPr>
+        <w:t>* Facilitar o relacionamento com clientes.</w:t>
+      </w:r>
+    </w:p>
+    <w:p>
+      <w:pPr>
+        <w:rPr>
+          <w:rFonts w:ascii="Montserrat" w:hAnsi="Montserrat"/>
+          <w:sz w:val="24"/>
+          <w:szCs w:val="24"/>
+        </w:rPr>
+      </w:pPr>
+    </w:p>
+    <w:p>
+      <w:pPr>
+        <w:rPr>
+          <w:rFonts w:ascii="Montserrat" w:hAnsi="Montserrat"/>
+          <w:sz w:val="24"/>
+          <w:szCs w:val="24"/>
+        </w:rPr>
+      </w:pPr>
+      <w:r>
+        <w:rPr>
+          <w:rFonts w:ascii="Segoe UI Emoji" w:hAnsi="Segoe UI Emoji" w:cs="Segoe UI Emoji"/>
+          <w:sz w:val="24"/>
+          <w:szCs w:val="24"/>
+        </w:rPr>
+        <w:t>🛒</w:t>
+      </w:r>
+      <w:r>
+        <w:rPr>
+          <w:rFonts w:ascii="Montserrat" w:hAnsi="Montserrat"/>
+          <w:sz w:val="24"/>
+          <w:szCs w:val="24"/>
+        </w:rPr>
+        <w:t xml:space="preserve"> Pedidos</w:t>
+      </w:r>
+    </w:p>
+    <w:p>
+      <w:pPr>
+        <w:rPr>
+          <w:rFonts w:ascii="Montserrat" w:hAnsi="Montserrat"/>
+          <w:sz w:val="24"/>
+          <w:szCs w:val="24"/>
+        </w:rPr>
+      </w:pPr>
+    </w:p>
+    <w:p>
+      <w:pPr>
+        <w:rPr>
+          <w:rFonts w:ascii="Montserrat" w:hAnsi="Montserrat"/>
+          <w:sz w:val="24"/>
+          <w:szCs w:val="24"/>
+        </w:rPr>
+      </w:pPr>
+      <w:r>
+        <w:rPr>
+          <w:rFonts w:ascii="Montserrat" w:hAnsi="Montserrat"/>
+          <w:sz w:val="24"/>
+          <w:szCs w:val="24"/>
+        </w:rPr>
+        <w:t>* Registrar pedidos;</w:t>
+      </w:r>
+    </w:p>
+    <w:p>
+      <w:pPr>
+        <w:rPr>
+          <w:rFonts w:ascii="Montserrat" w:hAnsi="Montserrat"/>
+          <w:sz w:val="24"/>
+          <w:szCs w:val="24"/>
+        </w:rPr>
+      </w:pPr>
+      <w:r>
+        <w:rPr>
+          <w:rFonts w:ascii="Montserrat" w:hAnsi="Montserrat"/>
+          <w:sz w:val="24"/>
+          <w:szCs w:val="24"/>
+        </w:rPr>
+        <w:t>* Identificar o cliente;</w:t>
+      </w:r>
+    </w:p>
+    <w:p>
+      <w:pPr>
+        <w:rPr>
+          <w:rFonts w:ascii="Montserrat" w:hAnsi="Montserrat"/>
+          <w:sz w:val="24"/>
+          <w:szCs w:val="24"/>
+        </w:rPr>
+      </w:pPr>
+      <w:r>
+        <w:rPr>
+          <w:rFonts w:ascii="Montserrat" w:hAnsi="Montserrat"/>
+          <w:sz w:val="24"/>
+          <w:szCs w:val="24"/>
+        </w:rPr>
+        <w:t>* Identificar o produto;</w:t>
+      </w:r>
+    </w:p>
+    <w:p>
+      <w:pPr>
+        <w:rPr>
+          <w:rFonts w:ascii="Montserrat" w:hAnsi="Montserrat"/>
+          <w:sz w:val="24"/>
+          <w:szCs w:val="24"/>
+        </w:rPr>
+      </w:pPr>
+      <w:r>
+        <w:rPr>
+          <w:rFonts w:ascii="Montserrat" w:hAnsi="Montserrat"/>
+          <w:sz w:val="24"/>
+          <w:szCs w:val="24"/>
+        </w:rPr>
+        <w:t>* Registrar quantidade;</w:t>
+      </w:r>
+    </w:p>
+    <w:p>
+      <w:pPr>
+        <w:rPr>
+          <w:rFonts w:ascii="Montserrat" w:hAnsi="Montserrat"/>
+          <w:sz w:val="24"/>
+          <w:szCs w:val="24"/>
+        </w:rPr>
+      </w:pPr>
+      <w:r>
+        <w:rPr>
+          <w:rFonts w:ascii="Montserrat" w:hAnsi="Montserrat"/>
+          <w:sz w:val="24"/>
+          <w:szCs w:val="24"/>
+        </w:rPr>
+        <w:t>* Registrar valor;</w:t>
+      </w:r>
+    </w:p>
+    <w:p>
+      <w:pPr>
+        <w:rPr>
+          <w:rFonts w:ascii="Montserrat" w:hAnsi="Montserrat"/>
+          <w:sz w:val="24"/>
+          <w:szCs w:val="24"/>
+        </w:rPr>
+      </w:pPr>
+      <w:r>
+        <w:rPr>
+          <w:rFonts w:ascii="Montserrat" w:hAnsi="Montserrat"/>
+          <w:sz w:val="24"/>
+          <w:szCs w:val="24"/>
+        </w:rPr>
+        <w:t>* Controlar situação do pedido;</w:t>
+      </w:r>
+    </w:p>
+    <w:p>
+      <w:pPr>
+        <w:rPr>
+          <w:rFonts w:ascii="Montserrat" w:hAnsi="Montserrat"/>
+          <w:sz w:val="24"/>
+          <w:szCs w:val="24"/>
+        </w:rPr>
+      </w:pPr>
+      <w:r>
+        <w:rPr>
+          <w:rFonts w:ascii="Montserrat" w:hAnsi="Montserrat"/>
+          <w:sz w:val="24"/>
+          <w:szCs w:val="24"/>
+        </w:rPr>
+        <w:t>* Acompanhar o pedido desde a compra até a entrega.</w:t>
+      </w:r>
+    </w:p>
+    <w:p>
+      <w:pPr>
+        <w:rPr>
+          <w:rFonts w:ascii="Montserrat" w:hAnsi="Montserrat"/>
+          <w:sz w:val="24"/>
+          <w:szCs w:val="24"/>
+        </w:rPr>
+      </w:pPr>
+    </w:p>
+    <w:p>
+      <w:pPr>
+        <w:rPr>
+          <w:rFonts w:ascii="Montserrat" w:hAnsi="Montserrat"/>
+          <w:sz w:val="24"/>
+          <w:szCs w:val="24"/>
+        </w:rPr>
+      </w:pPr>
+      <w:r>
+        <w:rPr>
+          <w:rFonts w:ascii="Segoe UI Emoji" w:hAnsi="Segoe UI Emoji" w:cs="Segoe UI Emoji"/>
+          <w:sz w:val="24"/>
+          <w:szCs w:val="24"/>
+        </w:rPr>
+        <w:t>🏭</w:t>
+      </w:r>
+      <w:r>
+        <w:rPr>
+          <w:rFonts w:ascii="Montserrat" w:hAnsi="Montserrat"/>
+          <w:sz w:val="24"/>
+          <w:szCs w:val="24"/>
+        </w:rPr>
+        <w:t xml:space="preserve"> Produção</w:t>
+      </w:r>
+    </w:p>
+    <w:p>
+      <w:pPr>
+        <w:rPr>
+          <w:rFonts w:ascii="Montserrat" w:hAnsi="Montserrat"/>
+          <w:sz w:val="24"/>
+          <w:szCs w:val="24"/>
+        </w:rPr>
+      </w:pPr>
+    </w:p>
+    <w:p>
+      <w:pPr>
+        <w:rPr>
+          <w:rFonts w:ascii="Montserrat" w:hAnsi="Montserrat"/>
+          <w:sz w:val="24"/>
+          <w:szCs w:val="24"/>
+        </w:rPr>
+      </w:pPr>
+      <w:r>
+        <w:rPr>
+          <w:rFonts w:ascii="Montserrat" w:hAnsi="Montserrat"/>
+          <w:sz w:val="24"/>
+          <w:szCs w:val="24"/>
+        </w:rPr>
+        <w:t>* Registrar produtos que precisam ser produzidos;</w:t>
+      </w:r>
+    </w:p>
+    <w:p>
+      <w:pPr>
+        <w:rPr>
+          <w:rFonts w:ascii="Montserrat" w:hAnsi="Montserrat"/>
+          <w:sz w:val="24"/>
+          <w:szCs w:val="24"/>
+        </w:rPr>
+      </w:pPr>
+      <w:r>
+        <w:rPr>
+          <w:rFonts w:ascii="Montserrat" w:hAnsi="Montserrat"/>
+          <w:sz w:val="24"/>
+          <w:szCs w:val="24"/>
+        </w:rPr>
+        <w:t>* Controlar status da produção;</w:t>
+      </w:r>
+    </w:p>
+    <w:p>
+      <w:pPr>
+        <w:rPr>
+          <w:rFonts w:ascii="Montserrat" w:hAnsi="Montserrat"/>
+          <w:sz w:val="24"/>
+          <w:szCs w:val="24"/>
+        </w:rPr>
+      </w:pPr>
+      <w:r>
+        <w:rPr>
+          <w:rFonts w:ascii="Montserrat" w:hAnsi="Montserrat"/>
+          <w:sz w:val="24"/>
+          <w:szCs w:val="24"/>
+        </w:rPr>
+        <w:t>* Organizar pedidos em produção;</w:t>
+      </w:r>
+    </w:p>
+    <w:p>
+      <w:pPr>
+        <w:rPr>
+          <w:rFonts w:ascii="Montserrat" w:hAnsi="Montserrat"/>
+          <w:sz w:val="24"/>
+          <w:szCs w:val="24"/>
+        </w:rPr>
+      </w:pPr>
+      <w:r>
+        <w:rPr>
+          <w:rFonts w:ascii="Montserrat" w:hAnsi="Montserrat"/>
+          <w:sz w:val="24"/>
+          <w:szCs w:val="24"/>
+        </w:rPr>
+        <w:t>* Registrar conclusão da produção;</w:t>
+      </w:r>
+    </w:p>
+    <w:p>
+      <w:pPr>
+        <w:rPr>
+          <w:rFonts w:ascii="Montserrat" w:hAnsi="Montserrat"/>
+          <w:sz w:val="24"/>
+          <w:szCs w:val="24"/>
+        </w:rPr>
+      </w:pPr>
+      <w:r>
+        <w:rPr>
+          <w:rFonts w:ascii="Montserrat" w:hAnsi="Montserrat"/>
+          <w:sz w:val="24"/>
+          <w:szCs w:val="24"/>
+        </w:rPr>
+        <w:t>* Relacionar produção ao pedido.</w:t>
+      </w:r>
+    </w:p>
+    <w:p>
+      <w:pPr>
+        <w:rPr>
+          <w:rFonts w:ascii="Montserrat" w:hAnsi="Montserrat"/>
+          <w:sz w:val="24"/>
+          <w:szCs w:val="24"/>
+        </w:rPr>
+      </w:pPr>
+    </w:p>
+    <w:p>
+      <w:pPr>
+        <w:rPr>
+          <w:rFonts w:ascii="Montserrat" w:hAnsi="Montserrat"/>
+          <w:sz w:val="24"/>
+          <w:szCs w:val="24"/>
+        </w:rPr>
+      </w:pPr>
+      <w:r>
+        <w:rPr>
+          <w:rFonts w:ascii="Segoe UI Emoji" w:hAnsi="Segoe UI Emoji" w:cs="Segoe UI Emoji"/>
+          <w:sz w:val="24"/>
+          <w:szCs w:val="24"/>
+        </w:rPr>
+        <w:t>🧵</w:t>
+      </w:r>
+      <w:r>
+        <w:rPr>
+          <w:rFonts w:ascii="Montserrat" w:hAnsi="Montserrat"/>
+          <w:sz w:val="24"/>
+          <w:szCs w:val="24"/>
+        </w:rPr>
+        <w:t xml:space="preserve"> Materiais</w:t>
+      </w:r>
+    </w:p>
+    <w:p>
+      <w:pPr>
+        <w:rPr>
+          <w:rFonts w:ascii="Montserrat" w:hAnsi="Montserrat"/>
+          <w:sz w:val="24"/>
+          <w:szCs w:val="24"/>
+        </w:rPr>
+      </w:pPr>
+    </w:p>
+    <w:p>
+      <w:pPr>
+        <w:rPr>
+          <w:rFonts w:ascii="Montserrat" w:hAnsi="Montserrat"/>
+          <w:sz w:val="24"/>
+          <w:szCs w:val="24"/>
+        </w:rPr>
+      </w:pPr>
+      <w:r>
+        <w:rPr>
+          <w:rFonts w:ascii="Montserrat" w:hAnsi="Montserrat"/>
+          <w:sz w:val="24"/>
+          <w:szCs w:val="24"/>
+        </w:rPr>
+        <w:t>* Controlar filamentos;</w:t>
+      </w:r>
+    </w:p>
+    <w:p>
+      <w:pPr>
+        <w:rPr>
+          <w:rFonts w:ascii="Montserrat" w:hAnsi="Montserrat"/>
+          <w:sz w:val="24"/>
+          <w:szCs w:val="24"/>
+        </w:rPr>
+      </w:pPr>
+      <w:r>
+        <w:rPr>
+          <w:rFonts w:ascii="Montserrat" w:hAnsi="Montserrat"/>
+          <w:sz w:val="24"/>
+          <w:szCs w:val="24"/>
+        </w:rPr>
+        <w:t>* Registrar cores;</w:t>
+      </w:r>
+    </w:p>
+    <w:p>
+      <w:pPr>
+        <w:rPr>
+          <w:rFonts w:ascii="Montserrat" w:hAnsi="Montserrat"/>
+          <w:sz w:val="24"/>
+          <w:szCs w:val="24"/>
+        </w:rPr>
+      </w:pPr>
+      <w:r>
+        <w:rPr>
+          <w:rFonts w:ascii="Montserrat" w:hAnsi="Montserrat"/>
+          <w:sz w:val="24"/>
+          <w:szCs w:val="24"/>
+        </w:rPr>
+        <w:t>* Registrar tipos de material;</w:t>
+      </w:r>
+    </w:p>
+    <w:p>
+      <w:pPr>
+        <w:rPr>
+          <w:rFonts w:ascii="Montserrat" w:hAnsi="Montserrat"/>
+          <w:sz w:val="24"/>
+          <w:szCs w:val="24"/>
+        </w:rPr>
+      </w:pPr>
+      <w:r>
+        <w:rPr>
+          <w:rFonts w:ascii="Montserrat" w:hAnsi="Montserrat"/>
+          <w:sz w:val="24"/>
+          <w:szCs w:val="24"/>
+        </w:rPr>
         <w:lastRenderedPageBreak/>
-        <w:t>👥</w:t>
-      </w:r>
-      <w:r>
-        <w:rPr>
-          <w:rFonts w:ascii="Montserrat" w:hAnsi="Montserrat"/>
-          <w:sz w:val="24"/>
-          <w:szCs w:val="24"/>
-        </w:rPr>
-        <w:t xml:space="preserve"> Clientes</w:t>
-      </w:r>
-    </w:p>
-    <w:p>
-      <w:pPr>
-        <w:rPr>
-          <w:rFonts w:ascii="Montserrat" w:hAnsi="Montserrat"/>
-          <w:sz w:val="24"/>
-          <w:szCs w:val="24"/>
-        </w:rPr>
-      </w:pPr>
-    </w:p>
-    <w:p>
-      <w:pPr>
-        <w:rPr>
-          <w:rFonts w:ascii="Montserrat" w:hAnsi="Montserrat"/>
-          <w:sz w:val="24"/>
-          <w:szCs w:val="24"/>
-        </w:rPr>
-      </w:pPr>
-      <w:r>
-        <w:rPr>
-          <w:rFonts w:ascii="Montserrat" w:hAnsi="Montserrat"/>
-          <w:sz w:val="24"/>
-          <w:szCs w:val="24"/>
-        </w:rPr>
-        <w:t>* Criar cadastro dos clientes;</w:t>
-      </w:r>
-    </w:p>
-    <w:p>
-      <w:pPr>
-        <w:rPr>
-          <w:rFonts w:ascii="Montserrat" w:hAnsi="Montserrat"/>
-          <w:sz w:val="24"/>
-          <w:szCs w:val="24"/>
-        </w:rPr>
-      </w:pPr>
-      <w:r>
-        <w:rPr>
-          <w:rFonts w:ascii="Montserrat" w:hAnsi="Montserrat"/>
-          <w:sz w:val="24"/>
-          <w:szCs w:val="24"/>
-        </w:rPr>
-        <w:t>* Armazenar informações de contato;</w:t>
-      </w:r>
-    </w:p>
-    <w:p>
-      <w:pPr>
-        <w:rPr>
-          <w:rFonts w:ascii="Montserrat" w:hAnsi="Montserrat"/>
-          <w:sz w:val="24"/>
-          <w:szCs w:val="24"/>
-        </w:rPr>
-      </w:pPr>
-      <w:r>
-        <w:rPr>
-          <w:rFonts w:ascii="Montserrat" w:hAnsi="Montserrat"/>
-          <w:sz w:val="24"/>
-          <w:szCs w:val="24"/>
-        </w:rPr>
-        <w:t>* Registrar histórico de pedidos;</w:t>
-      </w:r>
-    </w:p>
-    <w:p>
-      <w:pPr>
-        <w:rPr>
-          <w:rFonts w:ascii="Montserrat" w:hAnsi="Montserrat"/>
-          <w:sz w:val="24"/>
-          <w:szCs w:val="24"/>
-        </w:rPr>
-      </w:pPr>
-      <w:r>
-        <w:rPr>
-          <w:rFonts w:ascii="Montserrat" w:hAnsi="Montserrat"/>
-          <w:sz w:val="24"/>
-          <w:szCs w:val="24"/>
-        </w:rPr>
-        <w:t>* Facilitar o relacionamento com clientes.</w:t>
+        <w:t>* Controlar quantidade disponível;</w:t>
+      </w:r>
+    </w:p>
+    <w:p>
+      <w:pPr>
+        <w:rPr>
+          <w:rFonts w:ascii="Montserrat" w:hAnsi="Montserrat"/>
+          <w:sz w:val="24"/>
+          <w:szCs w:val="24"/>
+        </w:rPr>
+      </w:pPr>
+      <w:r>
+        <w:rPr>
+          <w:rFonts w:ascii="Montserrat" w:hAnsi="Montserrat"/>
+          <w:sz w:val="24"/>
+          <w:szCs w:val="24"/>
+        </w:rPr>
+        <w:t>* Registrar fornecedores;</w:t>
+      </w:r>
+    </w:p>
+    <w:p>
+      <w:pPr>
+        <w:rPr>
+          <w:rFonts w:ascii="Montserrat" w:hAnsi="Montserrat"/>
+          <w:sz w:val="24"/>
+          <w:szCs w:val="24"/>
+        </w:rPr>
+      </w:pPr>
+      <w:r>
+        <w:rPr>
+          <w:rFonts w:ascii="Montserrat" w:hAnsi="Montserrat"/>
+          <w:sz w:val="24"/>
+          <w:szCs w:val="24"/>
+        </w:rPr>
+        <w:t>* Controlar entrada e saída de materiais;</w:t>
+      </w:r>
+    </w:p>
+    <w:p>
+      <w:pPr>
+        <w:rPr>
+          <w:rFonts w:ascii="Montserrat" w:hAnsi="Montserrat"/>
+          <w:sz w:val="24"/>
+          <w:szCs w:val="24"/>
+        </w:rPr>
+      </w:pPr>
+      <w:r>
+        <w:rPr>
+          <w:rFonts w:ascii="Montserrat" w:hAnsi="Montserrat"/>
+          <w:sz w:val="24"/>
+          <w:szCs w:val="24"/>
+        </w:rPr>
+        <w:t>* Relacionar materiais aos produtos.</w:t>
       </w:r>
     </w:p>
     <w:p>
@@ -5851,6 +6326,1456 @@
           <w:sz w:val="24"/>
           <w:szCs w:val="24"/>
         </w:rPr>
+        <w:t>💰</w:t>
+      </w:r>
+      <w:r>
+        <w:rPr>
+          <w:rFonts w:ascii="Montserrat" w:hAnsi="Montserrat"/>
+          <w:sz w:val="24"/>
+          <w:szCs w:val="24"/>
+        </w:rPr>
+        <w:t xml:space="preserve"> Vendas</w:t>
+      </w:r>
+    </w:p>
+    <w:p>
+      <w:pPr>
+        <w:rPr>
+          <w:rFonts w:ascii="Montserrat" w:hAnsi="Montserrat"/>
+          <w:sz w:val="24"/>
+          <w:szCs w:val="24"/>
+        </w:rPr>
+      </w:pPr>
+    </w:p>
+    <w:p>
+      <w:pPr>
+        <w:rPr>
+          <w:rFonts w:ascii="Montserrat" w:hAnsi="Montserrat"/>
+          <w:sz w:val="24"/>
+          <w:szCs w:val="24"/>
+        </w:rPr>
+      </w:pPr>
+      <w:r>
+        <w:rPr>
+          <w:rFonts w:ascii="Montserrat" w:hAnsi="Montserrat"/>
+          <w:sz w:val="24"/>
+          <w:szCs w:val="24"/>
+        </w:rPr>
+        <w:t>* Registrar vendas;</w:t>
+      </w:r>
+    </w:p>
+    <w:p>
+      <w:pPr>
+        <w:rPr>
+          <w:rFonts w:ascii="Montserrat" w:hAnsi="Montserrat"/>
+          <w:sz w:val="24"/>
+          <w:szCs w:val="24"/>
+        </w:rPr>
+      </w:pPr>
+      <w:r>
+        <w:rPr>
+          <w:rFonts w:ascii="Montserrat" w:hAnsi="Montserrat"/>
+          <w:sz w:val="24"/>
+          <w:szCs w:val="24"/>
+        </w:rPr>
+        <w:t>* Identificar canal de venda;</w:t>
+      </w:r>
+    </w:p>
+    <w:p>
+      <w:pPr>
+        <w:rPr>
+          <w:rFonts w:ascii="Montserrat" w:hAnsi="Montserrat"/>
+          <w:sz w:val="24"/>
+          <w:szCs w:val="24"/>
+        </w:rPr>
+      </w:pPr>
+      <w:r>
+        <w:rPr>
+          <w:rFonts w:ascii="Montserrat" w:hAnsi="Montserrat"/>
+          <w:sz w:val="24"/>
+          <w:szCs w:val="24"/>
+        </w:rPr>
+        <w:t>* Controlar valores;</w:t>
+      </w:r>
+    </w:p>
+    <w:p>
+      <w:pPr>
+        <w:rPr>
+          <w:rFonts w:ascii="Montserrat" w:hAnsi="Montserrat"/>
+          <w:sz w:val="24"/>
+          <w:szCs w:val="24"/>
+        </w:rPr>
+      </w:pPr>
+      <w:r>
+        <w:rPr>
+          <w:rFonts w:ascii="Montserrat" w:hAnsi="Montserrat"/>
+          <w:sz w:val="24"/>
+          <w:szCs w:val="24"/>
+        </w:rPr>
+        <w:t>* Acompanhar histórico;</w:t>
+      </w:r>
+    </w:p>
+    <w:p>
+      <w:pPr>
+        <w:rPr>
+          <w:rFonts w:ascii="Montserrat" w:hAnsi="Montserrat"/>
+          <w:sz w:val="24"/>
+          <w:szCs w:val="24"/>
+        </w:rPr>
+      </w:pPr>
+      <w:r>
+        <w:rPr>
+          <w:rFonts w:ascii="Montserrat" w:hAnsi="Montserrat"/>
+          <w:sz w:val="24"/>
+          <w:szCs w:val="24"/>
+        </w:rPr>
+        <w:t>* Permitir análises futuras.</w:t>
+      </w:r>
+    </w:p>
+    <w:p>
+      <w:pPr>
+        <w:rPr>
+          <w:rFonts w:ascii="Montserrat" w:hAnsi="Montserrat"/>
+          <w:sz w:val="24"/>
+          <w:szCs w:val="24"/>
+        </w:rPr>
+      </w:pPr>
+    </w:p>
+    <w:p>
+      <w:pPr>
+        <w:rPr>
+          <w:rFonts w:ascii="Montserrat" w:hAnsi="Montserrat"/>
+          <w:sz w:val="24"/>
+          <w:szCs w:val="24"/>
+        </w:rPr>
+      </w:pPr>
+      <w:r>
+        <w:rPr>
+          <w:rFonts w:ascii="Segoe UI Emoji" w:hAnsi="Segoe UI Emoji" w:cs="Segoe UI Emoji"/>
+          <w:sz w:val="24"/>
+          <w:szCs w:val="24"/>
+        </w:rPr>
+        <w:t>📱</w:t>
+      </w:r>
+      <w:r>
+        <w:rPr>
+          <w:rFonts w:ascii="Montserrat" w:hAnsi="Montserrat"/>
+          <w:sz w:val="24"/>
+          <w:szCs w:val="24"/>
+        </w:rPr>
+        <w:t xml:space="preserve"> Canais</w:t>
+      </w:r>
+    </w:p>
+    <w:p>
+      <w:pPr>
+        <w:rPr>
+          <w:rFonts w:ascii="Montserrat" w:hAnsi="Montserrat"/>
+          <w:sz w:val="24"/>
+          <w:szCs w:val="24"/>
+        </w:rPr>
+      </w:pPr>
+    </w:p>
+    <w:p>
+      <w:pPr>
+        <w:rPr>
+          <w:rFonts w:ascii="Montserrat" w:hAnsi="Montserrat"/>
+          <w:sz w:val="24"/>
+          <w:szCs w:val="24"/>
+        </w:rPr>
+      </w:pPr>
+      <w:r>
+        <w:rPr>
+          <w:rFonts w:ascii="Montserrat" w:hAnsi="Montserrat"/>
+          <w:sz w:val="24"/>
+          <w:szCs w:val="24"/>
+        </w:rPr>
+        <w:t>* Identificar se a venda veio do:</w:t>
+      </w:r>
+    </w:p>
+    <w:p>
+      <w:pPr>
+        <w:rPr>
+          <w:rFonts w:ascii="Montserrat" w:hAnsi="Montserrat"/>
+          <w:sz w:val="24"/>
+          <w:szCs w:val="24"/>
+        </w:rPr>
+      </w:pPr>
+      <w:r>
+        <w:rPr>
+          <w:rFonts w:ascii="Montserrat" w:hAnsi="Montserrat"/>
+          <w:sz w:val="24"/>
+          <w:szCs w:val="24"/>
+        </w:rPr>
+        <w:t xml:space="preserve">    * Site;</w:t>
+      </w:r>
+    </w:p>
+    <w:p>
+      <w:pPr>
+        <w:rPr>
+          <w:rFonts w:ascii="Montserrat" w:hAnsi="Montserrat"/>
+          <w:sz w:val="24"/>
+          <w:szCs w:val="24"/>
+        </w:rPr>
+      </w:pPr>
+      <w:r>
+        <w:rPr>
+          <w:rFonts w:ascii="Montserrat" w:hAnsi="Montserrat"/>
+          <w:sz w:val="24"/>
+          <w:szCs w:val="24"/>
+        </w:rPr>
+        <w:t xml:space="preserve">    * WhatsApp;</w:t>
+      </w:r>
+    </w:p>
+    <w:p>
+      <w:pPr>
+        <w:rPr>
+          <w:rFonts w:ascii="Montserrat" w:hAnsi="Montserrat"/>
+          <w:sz w:val="24"/>
+          <w:szCs w:val="24"/>
+        </w:rPr>
+      </w:pPr>
+      <w:r>
+        <w:rPr>
+          <w:rFonts w:ascii="Montserrat" w:hAnsi="Montserrat"/>
+          <w:sz w:val="24"/>
+          <w:szCs w:val="24"/>
+        </w:rPr>
+        <w:t xml:space="preserve">    * TikTok Shop;</w:t>
+      </w:r>
+    </w:p>
+    <w:p>
+      <w:pPr>
+        <w:rPr>
+          <w:rFonts w:ascii="Montserrat" w:hAnsi="Montserrat"/>
+          <w:sz w:val="24"/>
+          <w:szCs w:val="24"/>
+        </w:rPr>
+      </w:pPr>
+      <w:r>
+        <w:rPr>
+          <w:rFonts w:ascii="Montserrat" w:hAnsi="Montserrat"/>
+          <w:sz w:val="24"/>
+          <w:szCs w:val="24"/>
+        </w:rPr>
+        <w:t xml:space="preserve">    * Outra plataforma.</w:t>
+      </w:r>
+    </w:p>
+    <w:p>
+      <w:pPr>
+        <w:rPr>
+          <w:rFonts w:ascii="Montserrat" w:hAnsi="Montserrat"/>
+          <w:sz w:val="24"/>
+          <w:szCs w:val="24"/>
+        </w:rPr>
+      </w:pPr>
+    </w:p>
+    <w:p>
+      <w:pPr>
+        <w:rPr>
+          <w:rFonts w:ascii="Montserrat" w:hAnsi="Montserrat"/>
+          <w:sz w:val="24"/>
+          <w:szCs w:val="24"/>
+        </w:rPr>
+      </w:pPr>
+      <w:r>
+        <w:rPr>
+          <w:rFonts w:ascii="Segoe UI Symbol" w:hAnsi="Segoe UI Symbol" w:cs="Segoe UI Symbol"/>
+          <w:sz w:val="24"/>
+          <w:szCs w:val="24"/>
+        </w:rPr>
+        <w:t>⸻</w:t>
+      </w:r>
+    </w:p>
+    <w:p>
+      <w:pPr>
+        <w:rPr>
+          <w:rFonts w:ascii="Montserrat" w:hAnsi="Montserrat"/>
+          <w:sz w:val="24"/>
+          <w:szCs w:val="24"/>
+        </w:rPr>
+      </w:pPr>
+    </w:p>
+    <w:p>
+      <w:pPr>
+        <w:rPr>
+          <w:rFonts w:ascii="Montserrat" w:hAnsi="Montserrat"/>
+          <w:sz w:val="24"/>
+          <w:szCs w:val="24"/>
+        </w:rPr>
+      </w:pPr>
+      <w:r>
+        <w:rPr>
+          <w:rFonts w:ascii="Montserrat" w:hAnsi="Montserrat"/>
+          <w:sz w:val="24"/>
+          <w:szCs w:val="24"/>
+        </w:rPr>
+        <w:t>20. Objetivo do banco de dados</w:t>
+      </w:r>
+    </w:p>
+    <w:p>
+      <w:pPr>
+        <w:rPr>
+          <w:rFonts w:ascii="Montserrat" w:hAnsi="Montserrat"/>
+          <w:sz w:val="24"/>
+          <w:szCs w:val="24"/>
+        </w:rPr>
+      </w:pPr>
+    </w:p>
+    <w:p>
+      <w:pPr>
+        <w:rPr>
+          <w:rFonts w:ascii="Montserrat" w:hAnsi="Montserrat"/>
+          <w:sz w:val="24"/>
+          <w:szCs w:val="24"/>
+        </w:rPr>
+      </w:pPr>
+      <w:r>
+        <w:rPr>
+          <w:rFonts w:ascii="Montserrat" w:hAnsi="Montserrat"/>
+          <w:sz w:val="24"/>
+          <w:szCs w:val="24"/>
+        </w:rPr>
+        <w:t>O banco de dados deverá funcionar como o centro de informações da empresa.</w:t>
+      </w:r>
+    </w:p>
+    <w:p>
+      <w:pPr>
+        <w:rPr>
+          <w:rFonts w:ascii="Montserrat" w:hAnsi="Montserrat"/>
+          <w:sz w:val="24"/>
+          <w:szCs w:val="24"/>
+        </w:rPr>
+      </w:pPr>
+    </w:p>
+    <w:p>
+      <w:pPr>
+        <w:rPr>
+          <w:rFonts w:ascii="Montserrat" w:hAnsi="Montserrat"/>
+          <w:sz w:val="24"/>
+          <w:szCs w:val="24"/>
+        </w:rPr>
+      </w:pPr>
+      <w:r>
+        <w:rPr>
+          <w:rFonts w:ascii="Montserrat" w:hAnsi="Montserrat"/>
+          <w:sz w:val="24"/>
+          <w:szCs w:val="24"/>
+        </w:rPr>
+        <w:t>A ideia é que, em vez de cada informação ficar espalhada em conversas, planilhas ou na memória das pessoas, ela seja armazenada de forma organizada.</w:t>
+      </w:r>
+    </w:p>
+    <w:p>
+      <w:pPr>
+        <w:rPr>
+          <w:rFonts w:ascii="Montserrat" w:hAnsi="Montserrat"/>
+          <w:sz w:val="24"/>
+          <w:szCs w:val="24"/>
+        </w:rPr>
+      </w:pPr>
+    </w:p>
+    <w:p>
+      <w:pPr>
+        <w:rPr>
+          <w:rFonts w:ascii="Montserrat" w:hAnsi="Montserrat"/>
+          <w:sz w:val="24"/>
+          <w:szCs w:val="24"/>
+        </w:rPr>
+      </w:pPr>
+      <w:r>
+        <w:rPr>
+          <w:rFonts w:ascii="Montserrat" w:hAnsi="Montserrat"/>
+          <w:sz w:val="24"/>
+          <w:szCs w:val="24"/>
+        </w:rPr>
+        <w:t>Assim:</w:t>
+      </w:r>
+    </w:p>
+    <w:p>
+      <w:pPr>
+        <w:rPr>
+          <w:rFonts w:ascii="Montserrat" w:hAnsi="Montserrat"/>
+          <w:sz w:val="24"/>
+          <w:szCs w:val="24"/>
+        </w:rPr>
+      </w:pPr>
+    </w:p>
+    <w:p>
+      <w:pPr>
+        <w:rPr>
+          <w:rFonts w:ascii="Montserrat" w:hAnsi="Montserrat"/>
+          <w:sz w:val="24"/>
+          <w:szCs w:val="24"/>
+        </w:rPr>
+      </w:pPr>
+      <w:r>
+        <w:rPr>
+          <w:rFonts w:ascii="Montserrat" w:hAnsi="Montserrat"/>
+          <w:sz w:val="24"/>
+          <w:szCs w:val="24"/>
+        </w:rPr>
+        <w:lastRenderedPageBreak/>
+        <w:t>Cliente</w:t>
+      </w:r>
+    </w:p>
+    <w:p>
+      <w:pPr>
+        <w:rPr>
+          <w:rFonts w:ascii="Montserrat" w:hAnsi="Montserrat"/>
+          <w:sz w:val="24"/>
+          <w:szCs w:val="24"/>
+        </w:rPr>
+      </w:pPr>
+      <w:r>
+        <w:rPr>
+          <w:rFonts w:ascii="Montserrat" w:hAnsi="Montserrat"/>
+          <w:sz w:val="24"/>
+          <w:szCs w:val="24"/>
+        </w:rPr>
+        <w:t>↓</w:t>
+      </w:r>
+    </w:p>
+    <w:p>
+      <w:pPr>
+        <w:rPr>
+          <w:rFonts w:ascii="Montserrat" w:hAnsi="Montserrat"/>
+          <w:sz w:val="24"/>
+          <w:szCs w:val="24"/>
+        </w:rPr>
+      </w:pPr>
+      <w:r>
+        <w:rPr>
+          <w:rFonts w:ascii="Montserrat" w:hAnsi="Montserrat"/>
+          <w:sz w:val="24"/>
+          <w:szCs w:val="24"/>
+        </w:rPr>
+        <w:t>Pedido</w:t>
+      </w:r>
+    </w:p>
+    <w:p>
+      <w:pPr>
+        <w:rPr>
+          <w:rFonts w:ascii="Montserrat" w:hAnsi="Montserrat"/>
+          <w:sz w:val="24"/>
+          <w:szCs w:val="24"/>
+        </w:rPr>
+      </w:pPr>
+      <w:r>
+        <w:rPr>
+          <w:rFonts w:ascii="Montserrat" w:hAnsi="Montserrat"/>
+          <w:sz w:val="24"/>
+          <w:szCs w:val="24"/>
+        </w:rPr>
+        <w:t>↓</w:t>
+      </w:r>
+    </w:p>
+    <w:p>
+      <w:pPr>
+        <w:rPr>
+          <w:rFonts w:ascii="Montserrat" w:hAnsi="Montserrat"/>
+          <w:sz w:val="24"/>
+          <w:szCs w:val="24"/>
+        </w:rPr>
+      </w:pPr>
+      <w:r>
+        <w:rPr>
+          <w:rFonts w:ascii="Montserrat" w:hAnsi="Montserrat"/>
+          <w:sz w:val="24"/>
+          <w:szCs w:val="24"/>
+        </w:rPr>
+        <w:t>Produto</w:t>
+      </w:r>
+    </w:p>
+    <w:p>
+      <w:pPr>
+        <w:rPr>
+          <w:rFonts w:ascii="Montserrat" w:hAnsi="Montserrat"/>
+          <w:sz w:val="24"/>
+          <w:szCs w:val="24"/>
+        </w:rPr>
+      </w:pPr>
+      <w:r>
+        <w:rPr>
+          <w:rFonts w:ascii="Montserrat" w:hAnsi="Montserrat"/>
+          <w:sz w:val="24"/>
+          <w:szCs w:val="24"/>
+        </w:rPr>
+        <w:t>↓</w:t>
+      </w:r>
+    </w:p>
+    <w:p>
+      <w:pPr>
+        <w:rPr>
+          <w:rFonts w:ascii="Montserrat" w:hAnsi="Montserrat"/>
+          <w:sz w:val="24"/>
+          <w:szCs w:val="24"/>
+        </w:rPr>
+      </w:pPr>
+      <w:r>
+        <w:rPr>
+          <w:rFonts w:ascii="Montserrat" w:hAnsi="Montserrat"/>
+          <w:sz w:val="24"/>
+          <w:szCs w:val="24"/>
+        </w:rPr>
+        <w:t>Produção</w:t>
+      </w:r>
+    </w:p>
+    <w:p>
+      <w:pPr>
+        <w:rPr>
+          <w:rFonts w:ascii="Montserrat" w:hAnsi="Montserrat"/>
+          <w:sz w:val="24"/>
+          <w:szCs w:val="24"/>
+        </w:rPr>
+      </w:pPr>
+      <w:r>
+        <w:rPr>
+          <w:rFonts w:ascii="Montserrat" w:hAnsi="Montserrat"/>
+          <w:sz w:val="24"/>
+          <w:szCs w:val="24"/>
+        </w:rPr>
+        <w:t>↓</w:t>
+      </w:r>
+    </w:p>
+    <w:p>
+      <w:pPr>
+        <w:rPr>
+          <w:rFonts w:ascii="Montserrat" w:hAnsi="Montserrat"/>
+          <w:sz w:val="24"/>
+          <w:szCs w:val="24"/>
+        </w:rPr>
+      </w:pPr>
+      <w:r>
+        <w:rPr>
+          <w:rFonts w:ascii="Montserrat" w:hAnsi="Montserrat"/>
+          <w:sz w:val="24"/>
+          <w:szCs w:val="24"/>
+        </w:rPr>
+        <w:t>Material/Filamento</w:t>
+      </w:r>
+    </w:p>
+    <w:p>
+      <w:pPr>
+        <w:rPr>
+          <w:rFonts w:ascii="Montserrat" w:hAnsi="Montserrat"/>
+          <w:sz w:val="24"/>
+          <w:szCs w:val="24"/>
+        </w:rPr>
+      </w:pPr>
+      <w:r>
+        <w:rPr>
+          <w:rFonts w:ascii="Montserrat" w:hAnsi="Montserrat"/>
+          <w:sz w:val="24"/>
+          <w:szCs w:val="24"/>
+        </w:rPr>
+        <w:t>↓</w:t>
+      </w:r>
+    </w:p>
+    <w:p>
+      <w:pPr>
+        <w:rPr>
+          <w:rFonts w:ascii="Montserrat" w:hAnsi="Montserrat"/>
+          <w:sz w:val="24"/>
+          <w:szCs w:val="24"/>
+        </w:rPr>
+      </w:pPr>
+      <w:r>
+        <w:rPr>
+          <w:rFonts w:ascii="Montserrat" w:hAnsi="Montserrat"/>
+          <w:sz w:val="24"/>
+          <w:szCs w:val="24"/>
+        </w:rPr>
+        <w:t>Estoque</w:t>
+      </w:r>
+    </w:p>
+    <w:p>
+      <w:pPr>
+        <w:rPr>
+          <w:rFonts w:ascii="Montserrat" w:hAnsi="Montserrat"/>
+          <w:sz w:val="24"/>
+          <w:szCs w:val="24"/>
+        </w:rPr>
+      </w:pPr>
+    </w:p>
+    <w:p>
+      <w:pPr>
+        <w:rPr>
+          <w:rFonts w:ascii="Montserrat" w:hAnsi="Montserrat"/>
+          <w:sz w:val="24"/>
+          <w:szCs w:val="24"/>
+        </w:rPr>
+      </w:pPr>
+      <w:proofErr w:type="gramStart"/>
+      <w:r>
+        <w:rPr>
+          <w:rFonts w:ascii="Montserrat" w:hAnsi="Montserrat"/>
+          <w:sz w:val="24"/>
+          <w:szCs w:val="24"/>
+        </w:rPr>
+        <w:t>E também</w:t>
+      </w:r>
+      <w:proofErr w:type="gramEnd"/>
+      <w:r>
+        <w:rPr>
+          <w:rFonts w:ascii="Montserrat" w:hAnsi="Montserrat"/>
+          <w:sz w:val="24"/>
+          <w:szCs w:val="24"/>
+        </w:rPr>
+        <w:t>:</w:t>
+      </w:r>
+    </w:p>
+    <w:p>
+      <w:pPr>
+        <w:rPr>
+          <w:rFonts w:ascii="Montserrat" w:hAnsi="Montserrat"/>
+          <w:sz w:val="24"/>
+          <w:szCs w:val="24"/>
+        </w:rPr>
+      </w:pPr>
+    </w:p>
+    <w:p>
+      <w:pPr>
+        <w:rPr>
+          <w:rFonts w:ascii="Montserrat" w:hAnsi="Montserrat"/>
+          <w:sz w:val="24"/>
+          <w:szCs w:val="24"/>
+        </w:rPr>
+      </w:pPr>
+      <w:r>
+        <w:rPr>
+          <w:rFonts w:ascii="Montserrat" w:hAnsi="Montserrat"/>
+          <w:sz w:val="24"/>
+          <w:szCs w:val="24"/>
+        </w:rPr>
+        <w:t>Pedido</w:t>
+      </w:r>
+    </w:p>
+    <w:p>
+      <w:pPr>
+        <w:rPr>
+          <w:rFonts w:ascii="Montserrat" w:hAnsi="Montserrat"/>
+          <w:sz w:val="24"/>
+          <w:szCs w:val="24"/>
+        </w:rPr>
+      </w:pPr>
+      <w:r>
+        <w:rPr>
+          <w:rFonts w:ascii="Montserrat" w:hAnsi="Montserrat"/>
+          <w:sz w:val="24"/>
+          <w:szCs w:val="24"/>
+        </w:rPr>
+        <w:t>↓</w:t>
+      </w:r>
+    </w:p>
+    <w:p>
+      <w:pPr>
+        <w:rPr>
+          <w:rFonts w:ascii="Montserrat" w:hAnsi="Montserrat"/>
+          <w:sz w:val="24"/>
+          <w:szCs w:val="24"/>
+        </w:rPr>
+      </w:pPr>
+      <w:r>
+        <w:rPr>
+          <w:rFonts w:ascii="Montserrat" w:hAnsi="Montserrat"/>
+          <w:sz w:val="24"/>
+          <w:szCs w:val="24"/>
+        </w:rPr>
+        <w:t>Canal de venda</w:t>
+      </w:r>
+    </w:p>
+    <w:p>
+      <w:pPr>
+        <w:rPr>
+          <w:rFonts w:ascii="Montserrat" w:hAnsi="Montserrat"/>
+          <w:sz w:val="24"/>
+          <w:szCs w:val="24"/>
+        </w:rPr>
+      </w:pPr>
+    </w:p>
+    <w:p>
+      <w:pPr>
+        <w:rPr>
+          <w:rFonts w:ascii="Montserrat" w:hAnsi="Montserrat"/>
+          <w:sz w:val="24"/>
+          <w:szCs w:val="24"/>
+        </w:rPr>
+      </w:pPr>
+      <w:r>
+        <w:rPr>
+          <w:rFonts w:ascii="Segoe UI Symbol" w:hAnsi="Segoe UI Symbol" w:cs="Segoe UI Symbol"/>
+          <w:sz w:val="24"/>
+          <w:szCs w:val="24"/>
+        </w:rPr>
+        <w:t>⸻</w:t>
+      </w:r>
+    </w:p>
+    <w:p>
+      <w:pPr>
+        <w:rPr>
+          <w:rFonts w:ascii="Montserrat" w:hAnsi="Montserrat"/>
+          <w:sz w:val="24"/>
+          <w:szCs w:val="24"/>
+        </w:rPr>
+      </w:pPr>
+    </w:p>
+    <w:p>
+      <w:pPr>
+        <w:rPr>
+          <w:rFonts w:ascii="Montserrat" w:hAnsi="Montserrat"/>
+          <w:sz w:val="24"/>
+          <w:szCs w:val="24"/>
+        </w:rPr>
+      </w:pPr>
+      <w:r>
+        <w:rPr>
+          <w:rFonts w:ascii="Montserrat" w:hAnsi="Montserrat"/>
+          <w:sz w:val="24"/>
+          <w:szCs w:val="24"/>
+        </w:rPr>
+        <w:t>21. Possíveis entidades do banco de dados</w:t>
+      </w:r>
+    </w:p>
+    <w:p>
+      <w:pPr>
+        <w:rPr>
+          <w:rFonts w:ascii="Montserrat" w:hAnsi="Montserrat"/>
+          <w:sz w:val="24"/>
+          <w:szCs w:val="24"/>
+        </w:rPr>
+      </w:pPr>
+    </w:p>
+    <w:p>
+      <w:pPr>
+        <w:rPr>
+          <w:rFonts w:ascii="Montserrat" w:hAnsi="Montserrat"/>
+          <w:sz w:val="24"/>
+          <w:szCs w:val="24"/>
+        </w:rPr>
+      </w:pPr>
+      <w:r>
+        <w:rPr>
+          <w:rFonts w:ascii="Montserrat" w:hAnsi="Montserrat"/>
+          <w:sz w:val="24"/>
+          <w:szCs w:val="24"/>
+        </w:rPr>
+        <w:t>Para o trabalho de Ciência de Dados/Banco de Dados, eu já consigo enxergar estas entidades:</w:t>
+      </w:r>
+    </w:p>
+    <w:p>
+      <w:pPr>
+        <w:rPr>
+          <w:rFonts w:ascii="Montserrat" w:hAnsi="Montserrat"/>
+          <w:sz w:val="24"/>
+          <w:szCs w:val="24"/>
+        </w:rPr>
+      </w:pPr>
+    </w:p>
+    <w:p>
+      <w:pPr>
+        <w:rPr>
+          <w:rFonts w:ascii="Montserrat" w:hAnsi="Montserrat"/>
+          <w:sz w:val="24"/>
+          <w:szCs w:val="24"/>
+        </w:rPr>
+      </w:pPr>
+      <w:r>
+        <w:rPr>
+          <w:rFonts w:ascii="Segoe UI Emoji" w:hAnsi="Segoe UI Emoji" w:cs="Segoe UI Emoji"/>
+          <w:sz w:val="24"/>
+          <w:szCs w:val="24"/>
+        </w:rPr>
+        <w:t>👤</w:t>
+      </w:r>
+      <w:r>
+        <w:rPr>
+          <w:rFonts w:ascii="Montserrat" w:hAnsi="Montserrat"/>
+          <w:sz w:val="24"/>
+          <w:szCs w:val="24"/>
+        </w:rPr>
+        <w:t xml:space="preserve"> Cliente</w:t>
+      </w:r>
+    </w:p>
+    <w:p>
+      <w:pPr>
+        <w:rPr>
+          <w:rFonts w:ascii="Montserrat" w:hAnsi="Montserrat"/>
+          <w:sz w:val="24"/>
+          <w:szCs w:val="24"/>
+        </w:rPr>
+      </w:pPr>
+    </w:p>
+    <w:p>
+      <w:pPr>
+        <w:rPr>
+          <w:rFonts w:ascii="Montserrat" w:hAnsi="Montserrat"/>
+          <w:sz w:val="24"/>
+          <w:szCs w:val="24"/>
+        </w:rPr>
+      </w:pPr>
+      <w:r>
+        <w:rPr>
+          <w:rFonts w:ascii="Montserrat" w:hAnsi="Montserrat"/>
+          <w:sz w:val="24"/>
+          <w:szCs w:val="24"/>
+        </w:rPr>
+        <w:t>* ID;</w:t>
+      </w:r>
+    </w:p>
+    <w:p>
+      <w:pPr>
+        <w:rPr>
+          <w:rFonts w:ascii="Montserrat" w:hAnsi="Montserrat"/>
+          <w:sz w:val="24"/>
+          <w:szCs w:val="24"/>
+        </w:rPr>
+      </w:pPr>
+      <w:r>
+        <w:rPr>
+          <w:rFonts w:ascii="Montserrat" w:hAnsi="Montserrat"/>
+          <w:sz w:val="24"/>
+          <w:szCs w:val="24"/>
+        </w:rPr>
+        <w:t>* Nome;</w:t>
+      </w:r>
+    </w:p>
+    <w:p>
+      <w:pPr>
+        <w:rPr>
+          <w:rFonts w:ascii="Montserrat" w:hAnsi="Montserrat"/>
+          <w:sz w:val="24"/>
+          <w:szCs w:val="24"/>
+        </w:rPr>
+      </w:pPr>
+      <w:r>
+        <w:rPr>
+          <w:rFonts w:ascii="Montserrat" w:hAnsi="Montserrat"/>
+          <w:sz w:val="24"/>
+          <w:szCs w:val="24"/>
+        </w:rPr>
+        <w:t>* Telefone;</w:t>
+      </w:r>
+    </w:p>
+    <w:p>
+      <w:pPr>
+        <w:rPr>
+          <w:rFonts w:ascii="Montserrat" w:hAnsi="Montserrat"/>
+          <w:sz w:val="24"/>
+          <w:szCs w:val="24"/>
+        </w:rPr>
+      </w:pPr>
+      <w:r>
+        <w:rPr>
+          <w:rFonts w:ascii="Montserrat" w:hAnsi="Montserrat"/>
+          <w:sz w:val="24"/>
+          <w:szCs w:val="24"/>
+        </w:rPr>
+        <w:t>* E-mail;</w:t>
+      </w:r>
+    </w:p>
+    <w:p>
+      <w:pPr>
+        <w:rPr>
+          <w:rFonts w:ascii="Montserrat" w:hAnsi="Montserrat"/>
+          <w:sz w:val="24"/>
+          <w:szCs w:val="24"/>
+        </w:rPr>
+      </w:pPr>
+      <w:r>
+        <w:rPr>
+          <w:rFonts w:ascii="Montserrat" w:hAnsi="Montserrat"/>
+          <w:sz w:val="24"/>
+          <w:szCs w:val="24"/>
+        </w:rPr>
+        <w:t>* Endereço;</w:t>
+      </w:r>
+    </w:p>
+    <w:p>
+      <w:pPr>
+        <w:rPr>
+          <w:rFonts w:ascii="Montserrat" w:hAnsi="Montserrat"/>
+          <w:sz w:val="24"/>
+          <w:szCs w:val="24"/>
+        </w:rPr>
+      </w:pPr>
+      <w:r>
+        <w:rPr>
+          <w:rFonts w:ascii="Montserrat" w:hAnsi="Montserrat"/>
+          <w:sz w:val="24"/>
+          <w:szCs w:val="24"/>
+        </w:rPr>
+        <w:lastRenderedPageBreak/>
+        <w:t>* Data de cadastro.</w:t>
+      </w:r>
+    </w:p>
+    <w:p>
+      <w:pPr>
+        <w:rPr>
+          <w:rFonts w:ascii="Montserrat" w:hAnsi="Montserrat"/>
+          <w:sz w:val="24"/>
+          <w:szCs w:val="24"/>
+        </w:rPr>
+      </w:pPr>
+    </w:p>
+    <w:p>
+      <w:pPr>
+        <w:rPr>
+          <w:rFonts w:ascii="Montserrat" w:hAnsi="Montserrat"/>
+          <w:sz w:val="24"/>
+          <w:szCs w:val="24"/>
+        </w:rPr>
+      </w:pPr>
+      <w:r>
+        <w:rPr>
+          <w:rFonts w:ascii="Segoe UI Emoji" w:hAnsi="Segoe UI Emoji" w:cs="Segoe UI Emoji"/>
+          <w:sz w:val="24"/>
+          <w:szCs w:val="24"/>
+        </w:rPr>
+        <w:t>📦</w:t>
+      </w:r>
+      <w:r>
+        <w:rPr>
+          <w:rFonts w:ascii="Montserrat" w:hAnsi="Montserrat"/>
+          <w:sz w:val="24"/>
+          <w:szCs w:val="24"/>
+        </w:rPr>
+        <w:t xml:space="preserve"> Produto</w:t>
+      </w:r>
+    </w:p>
+    <w:p>
+      <w:pPr>
+        <w:rPr>
+          <w:rFonts w:ascii="Montserrat" w:hAnsi="Montserrat"/>
+          <w:sz w:val="24"/>
+          <w:szCs w:val="24"/>
+        </w:rPr>
+      </w:pPr>
+    </w:p>
+    <w:p>
+      <w:pPr>
+        <w:rPr>
+          <w:rFonts w:ascii="Montserrat" w:hAnsi="Montserrat"/>
+          <w:sz w:val="24"/>
+          <w:szCs w:val="24"/>
+        </w:rPr>
+      </w:pPr>
+      <w:r>
+        <w:rPr>
+          <w:rFonts w:ascii="Montserrat" w:hAnsi="Montserrat"/>
+          <w:sz w:val="24"/>
+          <w:szCs w:val="24"/>
+        </w:rPr>
+        <w:t>* ID;</w:t>
+      </w:r>
+    </w:p>
+    <w:p>
+      <w:pPr>
+        <w:rPr>
+          <w:rFonts w:ascii="Montserrat" w:hAnsi="Montserrat"/>
+          <w:sz w:val="24"/>
+          <w:szCs w:val="24"/>
+        </w:rPr>
+      </w:pPr>
+      <w:r>
+        <w:rPr>
+          <w:rFonts w:ascii="Montserrat" w:hAnsi="Montserrat"/>
+          <w:sz w:val="24"/>
+          <w:szCs w:val="24"/>
+        </w:rPr>
+        <w:t>* Nome;</w:t>
+      </w:r>
+    </w:p>
+    <w:p>
+      <w:pPr>
+        <w:rPr>
+          <w:rFonts w:ascii="Montserrat" w:hAnsi="Montserrat"/>
+          <w:sz w:val="24"/>
+          <w:szCs w:val="24"/>
+        </w:rPr>
+      </w:pPr>
+      <w:r>
+        <w:rPr>
+          <w:rFonts w:ascii="Montserrat" w:hAnsi="Montserrat"/>
+          <w:sz w:val="24"/>
+          <w:szCs w:val="24"/>
+        </w:rPr>
+        <w:t>* Descrição;</w:t>
+      </w:r>
+    </w:p>
+    <w:p>
+      <w:pPr>
+        <w:rPr>
+          <w:rFonts w:ascii="Montserrat" w:hAnsi="Montserrat"/>
+          <w:sz w:val="24"/>
+          <w:szCs w:val="24"/>
+        </w:rPr>
+      </w:pPr>
+      <w:r>
+        <w:rPr>
+          <w:rFonts w:ascii="Montserrat" w:hAnsi="Montserrat"/>
+          <w:sz w:val="24"/>
+          <w:szCs w:val="24"/>
+        </w:rPr>
+        <w:t>* Categoria;</w:t>
+      </w:r>
+    </w:p>
+    <w:p>
+      <w:pPr>
+        <w:rPr>
+          <w:rFonts w:ascii="Montserrat" w:hAnsi="Montserrat"/>
+          <w:sz w:val="24"/>
+          <w:szCs w:val="24"/>
+        </w:rPr>
+      </w:pPr>
+      <w:r>
+        <w:rPr>
+          <w:rFonts w:ascii="Montserrat" w:hAnsi="Montserrat"/>
+          <w:sz w:val="24"/>
+          <w:szCs w:val="24"/>
+        </w:rPr>
+        <w:t>* Preço;</w:t>
+      </w:r>
+    </w:p>
+    <w:p>
+      <w:pPr>
+        <w:rPr>
+          <w:rFonts w:ascii="Montserrat" w:hAnsi="Montserrat"/>
+          <w:sz w:val="24"/>
+          <w:szCs w:val="24"/>
+        </w:rPr>
+      </w:pPr>
+      <w:r>
+        <w:rPr>
+          <w:rFonts w:ascii="Montserrat" w:hAnsi="Montserrat"/>
+          <w:sz w:val="24"/>
+          <w:szCs w:val="24"/>
+        </w:rPr>
+        <w:t>* Status.</w:t>
+      </w:r>
+    </w:p>
+    <w:p>
+      <w:pPr>
+        <w:rPr>
+          <w:rFonts w:ascii="Montserrat" w:hAnsi="Montserrat"/>
+          <w:sz w:val="24"/>
+          <w:szCs w:val="24"/>
+        </w:rPr>
+      </w:pPr>
+    </w:p>
+    <w:p>
+      <w:pPr>
+        <w:rPr>
+          <w:rFonts w:ascii="Montserrat" w:hAnsi="Montserrat"/>
+          <w:sz w:val="24"/>
+          <w:szCs w:val="24"/>
+        </w:rPr>
+      </w:pPr>
+      <w:r>
+        <w:rPr>
+          <w:rFonts w:ascii="Segoe UI Emoji" w:hAnsi="Segoe UI Emoji" w:cs="Segoe UI Emoji"/>
+          <w:sz w:val="24"/>
+          <w:szCs w:val="24"/>
+        </w:rPr>
+        <w:t>🎨</w:t>
+      </w:r>
+      <w:r>
+        <w:rPr>
+          <w:rFonts w:ascii="Montserrat" w:hAnsi="Montserrat"/>
+          <w:sz w:val="24"/>
+          <w:szCs w:val="24"/>
+        </w:rPr>
+        <w:t xml:space="preserve"> Variação</w:t>
+      </w:r>
+    </w:p>
+    <w:p>
+      <w:pPr>
+        <w:rPr>
+          <w:rFonts w:ascii="Montserrat" w:hAnsi="Montserrat"/>
+          <w:sz w:val="24"/>
+          <w:szCs w:val="24"/>
+        </w:rPr>
+      </w:pPr>
+    </w:p>
+    <w:p>
+      <w:pPr>
+        <w:rPr>
+          <w:rFonts w:ascii="Montserrat" w:hAnsi="Montserrat"/>
+          <w:sz w:val="24"/>
+          <w:szCs w:val="24"/>
+        </w:rPr>
+      </w:pPr>
+      <w:r>
+        <w:rPr>
+          <w:rFonts w:ascii="Montserrat" w:hAnsi="Montserrat"/>
+          <w:sz w:val="24"/>
+          <w:szCs w:val="24"/>
+        </w:rPr>
+        <w:t>* ID;</w:t>
+      </w:r>
+    </w:p>
+    <w:p>
+      <w:pPr>
+        <w:rPr>
+          <w:rFonts w:ascii="Montserrat" w:hAnsi="Montserrat"/>
+          <w:sz w:val="24"/>
+          <w:szCs w:val="24"/>
+        </w:rPr>
+      </w:pPr>
+      <w:r>
+        <w:rPr>
+          <w:rFonts w:ascii="Montserrat" w:hAnsi="Montserrat"/>
+          <w:sz w:val="24"/>
+          <w:szCs w:val="24"/>
+        </w:rPr>
+        <w:t>* Produto;</w:t>
+      </w:r>
+    </w:p>
+    <w:p>
+      <w:pPr>
+        <w:rPr>
+          <w:rFonts w:ascii="Montserrat" w:hAnsi="Montserrat"/>
+          <w:sz w:val="24"/>
+          <w:szCs w:val="24"/>
+        </w:rPr>
+      </w:pPr>
+      <w:r>
+        <w:rPr>
+          <w:rFonts w:ascii="Montserrat" w:hAnsi="Montserrat"/>
+          <w:sz w:val="24"/>
+          <w:szCs w:val="24"/>
+        </w:rPr>
+        <w:t>* Cor;</w:t>
+      </w:r>
+    </w:p>
+    <w:p>
+      <w:pPr>
+        <w:rPr>
+          <w:rFonts w:ascii="Montserrat" w:hAnsi="Montserrat"/>
+          <w:sz w:val="24"/>
+          <w:szCs w:val="24"/>
+        </w:rPr>
+      </w:pPr>
+      <w:r>
+        <w:rPr>
+          <w:rFonts w:ascii="Montserrat" w:hAnsi="Montserrat"/>
+          <w:sz w:val="24"/>
+          <w:szCs w:val="24"/>
+        </w:rPr>
+        <w:t>* Tamanho;</w:t>
+      </w:r>
+    </w:p>
+    <w:p>
+      <w:pPr>
+        <w:rPr>
+          <w:rFonts w:ascii="Montserrat" w:hAnsi="Montserrat"/>
+          <w:sz w:val="24"/>
+          <w:szCs w:val="24"/>
+        </w:rPr>
+      </w:pPr>
+      <w:r>
+        <w:rPr>
+          <w:rFonts w:ascii="Montserrat" w:hAnsi="Montserrat"/>
+          <w:sz w:val="24"/>
+          <w:szCs w:val="24"/>
+        </w:rPr>
+        <w:t>* Material.</w:t>
+      </w:r>
+    </w:p>
+    <w:p>
+      <w:pPr>
+        <w:rPr>
+          <w:rFonts w:ascii="Montserrat" w:hAnsi="Montserrat"/>
+          <w:sz w:val="24"/>
+          <w:szCs w:val="24"/>
+        </w:rPr>
+      </w:pPr>
+    </w:p>
+    <w:p>
+      <w:pPr>
+        <w:rPr>
+          <w:rFonts w:ascii="Montserrat" w:hAnsi="Montserrat"/>
+          <w:sz w:val="24"/>
+          <w:szCs w:val="24"/>
+        </w:rPr>
+      </w:pPr>
+      <w:r>
+        <w:rPr>
+          <w:rFonts w:ascii="Segoe UI Emoji" w:hAnsi="Segoe UI Emoji" w:cs="Segoe UI Emoji"/>
+          <w:sz w:val="24"/>
+          <w:szCs w:val="24"/>
+        </w:rPr>
+        <w:t>🧵</w:t>
+      </w:r>
+      <w:r>
+        <w:rPr>
+          <w:rFonts w:ascii="Montserrat" w:hAnsi="Montserrat"/>
+          <w:sz w:val="24"/>
+          <w:szCs w:val="24"/>
+        </w:rPr>
+        <w:t xml:space="preserve"> Filamento</w:t>
+      </w:r>
+    </w:p>
+    <w:p>
+      <w:pPr>
+        <w:rPr>
+          <w:rFonts w:ascii="Montserrat" w:hAnsi="Montserrat"/>
+          <w:sz w:val="24"/>
+          <w:szCs w:val="24"/>
+        </w:rPr>
+      </w:pPr>
+    </w:p>
+    <w:p>
+      <w:pPr>
+        <w:rPr>
+          <w:rFonts w:ascii="Montserrat" w:hAnsi="Montserrat"/>
+          <w:sz w:val="24"/>
+          <w:szCs w:val="24"/>
+        </w:rPr>
+      </w:pPr>
+      <w:r>
+        <w:rPr>
+          <w:rFonts w:ascii="Montserrat" w:hAnsi="Montserrat"/>
+          <w:sz w:val="24"/>
+          <w:szCs w:val="24"/>
+        </w:rPr>
+        <w:t>* ID;</w:t>
+      </w:r>
+    </w:p>
+    <w:p>
+      <w:pPr>
+        <w:rPr>
+          <w:rFonts w:ascii="Montserrat" w:hAnsi="Montserrat"/>
+          <w:sz w:val="24"/>
+          <w:szCs w:val="24"/>
+        </w:rPr>
+      </w:pPr>
+      <w:r>
+        <w:rPr>
+          <w:rFonts w:ascii="Montserrat" w:hAnsi="Montserrat"/>
+          <w:sz w:val="24"/>
+          <w:szCs w:val="24"/>
+        </w:rPr>
+        <w:t>* Tipo;</w:t>
+      </w:r>
+    </w:p>
+    <w:p>
+      <w:pPr>
+        <w:rPr>
+          <w:rFonts w:ascii="Montserrat" w:hAnsi="Montserrat"/>
+          <w:sz w:val="24"/>
+          <w:szCs w:val="24"/>
+        </w:rPr>
+      </w:pPr>
+      <w:r>
+        <w:rPr>
+          <w:rFonts w:ascii="Montserrat" w:hAnsi="Montserrat"/>
+          <w:sz w:val="24"/>
+          <w:szCs w:val="24"/>
+        </w:rPr>
+        <w:t>* Marca;</w:t>
+      </w:r>
+    </w:p>
+    <w:p>
+      <w:pPr>
+        <w:rPr>
+          <w:rFonts w:ascii="Montserrat" w:hAnsi="Montserrat"/>
+          <w:sz w:val="24"/>
+          <w:szCs w:val="24"/>
+        </w:rPr>
+      </w:pPr>
+      <w:r>
+        <w:rPr>
+          <w:rFonts w:ascii="Montserrat" w:hAnsi="Montserrat"/>
+          <w:sz w:val="24"/>
+          <w:szCs w:val="24"/>
+        </w:rPr>
+        <w:t>* Cor;</w:t>
+      </w:r>
+    </w:p>
+    <w:p>
+      <w:pPr>
+        <w:rPr>
+          <w:rFonts w:ascii="Montserrat" w:hAnsi="Montserrat"/>
+          <w:sz w:val="24"/>
+          <w:szCs w:val="24"/>
+        </w:rPr>
+      </w:pPr>
+      <w:r>
+        <w:rPr>
+          <w:rFonts w:ascii="Montserrat" w:hAnsi="Montserrat"/>
+          <w:sz w:val="24"/>
+          <w:szCs w:val="24"/>
+        </w:rPr>
+        <w:t>* Peso;</w:t>
+      </w:r>
+    </w:p>
+    <w:p>
+      <w:pPr>
+        <w:rPr>
+          <w:rFonts w:ascii="Montserrat" w:hAnsi="Montserrat"/>
+          <w:sz w:val="24"/>
+          <w:szCs w:val="24"/>
+        </w:rPr>
+      </w:pPr>
+      <w:r>
+        <w:rPr>
+          <w:rFonts w:ascii="Montserrat" w:hAnsi="Montserrat"/>
+          <w:sz w:val="24"/>
+          <w:szCs w:val="24"/>
+        </w:rPr>
+        <w:t>* Quantidade disponível;</w:t>
+      </w:r>
+    </w:p>
+    <w:p>
+      <w:pPr>
+        <w:rPr>
+          <w:rFonts w:ascii="Montserrat" w:hAnsi="Montserrat"/>
+          <w:sz w:val="24"/>
+          <w:szCs w:val="24"/>
+        </w:rPr>
+      </w:pPr>
+      <w:r>
+        <w:rPr>
+          <w:rFonts w:ascii="Montserrat" w:hAnsi="Montserrat"/>
+          <w:sz w:val="24"/>
+          <w:szCs w:val="24"/>
+        </w:rPr>
+        <w:t>* Fornecedor.</w:t>
+      </w:r>
+    </w:p>
+    <w:p>
+      <w:pPr>
+        <w:rPr>
+          <w:rFonts w:ascii="Montserrat" w:hAnsi="Montserrat"/>
+          <w:sz w:val="24"/>
+          <w:szCs w:val="24"/>
+        </w:rPr>
+      </w:pPr>
+    </w:p>
+    <w:p>
+      <w:pPr>
+        <w:rPr>
+          <w:rFonts w:ascii="Montserrat" w:hAnsi="Montserrat"/>
+          <w:sz w:val="24"/>
+          <w:szCs w:val="24"/>
+        </w:rPr>
+      </w:pPr>
+      <w:r>
+        <w:rPr>
+          <w:rFonts w:ascii="Segoe UI Emoji" w:hAnsi="Segoe UI Emoji" w:cs="Segoe UI Emoji"/>
+          <w:sz w:val="24"/>
+          <w:szCs w:val="24"/>
+        </w:rPr>
+        <w:t>🏢</w:t>
+      </w:r>
+      <w:r>
+        <w:rPr>
+          <w:rFonts w:ascii="Montserrat" w:hAnsi="Montserrat"/>
+          <w:sz w:val="24"/>
+          <w:szCs w:val="24"/>
+        </w:rPr>
+        <w:t xml:space="preserve"> Fornecedor</w:t>
+      </w:r>
+    </w:p>
+    <w:p>
+      <w:pPr>
+        <w:rPr>
+          <w:rFonts w:ascii="Montserrat" w:hAnsi="Montserrat"/>
+          <w:sz w:val="24"/>
+          <w:szCs w:val="24"/>
+        </w:rPr>
+      </w:pPr>
+    </w:p>
+    <w:p>
+      <w:pPr>
+        <w:rPr>
+          <w:rFonts w:ascii="Montserrat" w:hAnsi="Montserrat"/>
+          <w:sz w:val="24"/>
+          <w:szCs w:val="24"/>
+        </w:rPr>
+      </w:pPr>
+      <w:r>
+        <w:rPr>
+          <w:rFonts w:ascii="Montserrat" w:hAnsi="Montserrat"/>
+          <w:sz w:val="24"/>
+          <w:szCs w:val="24"/>
+        </w:rPr>
+        <w:t>* ID;</w:t>
+      </w:r>
+    </w:p>
+    <w:p>
+      <w:pPr>
+        <w:rPr>
+          <w:rFonts w:ascii="Montserrat" w:hAnsi="Montserrat"/>
+          <w:sz w:val="24"/>
+          <w:szCs w:val="24"/>
+        </w:rPr>
+      </w:pPr>
+      <w:r>
+        <w:rPr>
+          <w:rFonts w:ascii="Montserrat" w:hAnsi="Montserrat"/>
+          <w:sz w:val="24"/>
+          <w:szCs w:val="24"/>
+        </w:rPr>
+        <w:lastRenderedPageBreak/>
+        <w:t>* Nome;</w:t>
+      </w:r>
+    </w:p>
+    <w:p>
+      <w:pPr>
+        <w:rPr>
+          <w:rFonts w:ascii="Montserrat" w:hAnsi="Montserrat"/>
+          <w:sz w:val="24"/>
+          <w:szCs w:val="24"/>
+        </w:rPr>
+      </w:pPr>
+      <w:r>
+        <w:rPr>
+          <w:rFonts w:ascii="Montserrat" w:hAnsi="Montserrat"/>
+          <w:sz w:val="24"/>
+          <w:szCs w:val="24"/>
+        </w:rPr>
+        <w:t>* Contato;</w:t>
+      </w:r>
+    </w:p>
+    <w:p>
+      <w:pPr>
+        <w:rPr>
+          <w:rFonts w:ascii="Montserrat" w:hAnsi="Montserrat"/>
+          <w:sz w:val="24"/>
+          <w:szCs w:val="24"/>
+        </w:rPr>
+      </w:pPr>
+      <w:r>
+        <w:rPr>
+          <w:rFonts w:ascii="Montserrat" w:hAnsi="Montserrat"/>
+          <w:sz w:val="24"/>
+          <w:szCs w:val="24"/>
+        </w:rPr>
+        <w:t>* CNPJ, quando aplicável.</w:t>
+      </w:r>
+    </w:p>
+    <w:p>
+      <w:pPr>
+        <w:rPr>
+          <w:rFonts w:ascii="Montserrat" w:hAnsi="Montserrat"/>
+          <w:sz w:val="24"/>
+          <w:szCs w:val="24"/>
+        </w:rPr>
+      </w:pPr>
+    </w:p>
+    <w:p>
+      <w:pPr>
+        <w:rPr>
+          <w:rFonts w:ascii="Montserrat" w:hAnsi="Montserrat"/>
+          <w:sz w:val="24"/>
+          <w:szCs w:val="24"/>
+        </w:rPr>
+      </w:pPr>
+      <w:r>
+        <w:rPr>
+          <w:rFonts w:ascii="Segoe UI Emoji" w:hAnsi="Segoe UI Emoji" w:cs="Segoe UI Emoji"/>
+          <w:sz w:val="24"/>
+          <w:szCs w:val="24"/>
+        </w:rPr>
         <w:t>🛒</w:t>
       </w:r>
       <w:r>
@@ -5859,135 +7784,118 @@
           <w:sz w:val="24"/>
           <w:szCs w:val="24"/>
         </w:rPr>
-        <w:t xml:space="preserve"> Pedidos</w:t>
-      </w:r>
-    </w:p>
-    <w:p>
-      <w:pPr>
-        <w:rPr>
-          <w:rFonts w:ascii="Montserrat" w:hAnsi="Montserrat"/>
-          <w:sz w:val="24"/>
-          <w:szCs w:val="24"/>
-        </w:rPr>
-      </w:pPr>
-    </w:p>
-    <w:p>
-      <w:pPr>
-        <w:rPr>
-          <w:rFonts w:ascii="Montserrat" w:hAnsi="Montserrat"/>
-          <w:sz w:val="24"/>
-          <w:szCs w:val="24"/>
-        </w:rPr>
-      </w:pPr>
-      <w:r>
-        <w:rPr>
-          <w:rFonts w:ascii="Montserrat" w:hAnsi="Montserrat"/>
-          <w:sz w:val="24"/>
-          <w:szCs w:val="24"/>
-        </w:rPr>
-        <w:t>* Registrar pedidos;</w:t>
-      </w:r>
-    </w:p>
-    <w:p>
-      <w:pPr>
-        <w:rPr>
-          <w:rFonts w:ascii="Montserrat" w:hAnsi="Montserrat"/>
-          <w:sz w:val="24"/>
-          <w:szCs w:val="24"/>
-        </w:rPr>
-      </w:pPr>
-      <w:r>
-        <w:rPr>
-          <w:rFonts w:ascii="Montserrat" w:hAnsi="Montserrat"/>
-          <w:sz w:val="24"/>
-          <w:szCs w:val="24"/>
-        </w:rPr>
-        <w:t>* Identificar o cliente;</w:t>
-      </w:r>
-    </w:p>
-    <w:p>
-      <w:pPr>
-        <w:rPr>
-          <w:rFonts w:ascii="Montserrat" w:hAnsi="Montserrat"/>
-          <w:sz w:val="24"/>
-          <w:szCs w:val="24"/>
-        </w:rPr>
-      </w:pPr>
-      <w:r>
-        <w:rPr>
-          <w:rFonts w:ascii="Montserrat" w:hAnsi="Montserrat"/>
-          <w:sz w:val="24"/>
-          <w:szCs w:val="24"/>
-        </w:rPr>
-        <w:t>* Identificar o produto;</w:t>
-      </w:r>
-    </w:p>
-    <w:p>
-      <w:pPr>
-        <w:rPr>
-          <w:rFonts w:ascii="Montserrat" w:hAnsi="Montserrat"/>
-          <w:sz w:val="24"/>
-          <w:szCs w:val="24"/>
-        </w:rPr>
-      </w:pPr>
-      <w:r>
-        <w:rPr>
-          <w:rFonts w:ascii="Montserrat" w:hAnsi="Montserrat"/>
-          <w:sz w:val="24"/>
-          <w:szCs w:val="24"/>
-        </w:rPr>
-        <w:t>* Registrar quantidade;</w:t>
-      </w:r>
-    </w:p>
-    <w:p>
-      <w:pPr>
-        <w:rPr>
-          <w:rFonts w:ascii="Montserrat" w:hAnsi="Montserrat"/>
-          <w:sz w:val="24"/>
-          <w:szCs w:val="24"/>
-        </w:rPr>
-      </w:pPr>
-      <w:r>
-        <w:rPr>
-          <w:rFonts w:ascii="Montserrat" w:hAnsi="Montserrat"/>
-          <w:sz w:val="24"/>
-          <w:szCs w:val="24"/>
-        </w:rPr>
-        <w:t>* Registrar valor;</w:t>
-      </w:r>
-    </w:p>
-    <w:p>
-      <w:pPr>
-        <w:rPr>
-          <w:rFonts w:ascii="Montserrat" w:hAnsi="Montserrat"/>
-          <w:sz w:val="24"/>
-          <w:szCs w:val="24"/>
-        </w:rPr>
-      </w:pPr>
-      <w:r>
-        <w:rPr>
-          <w:rFonts w:ascii="Montserrat" w:hAnsi="Montserrat"/>
-          <w:sz w:val="24"/>
-          <w:szCs w:val="24"/>
-        </w:rPr>
-        <w:t>* Controlar situação do pedido;</w:t>
-      </w:r>
-    </w:p>
-    <w:p>
-      <w:pPr>
-        <w:rPr>
-          <w:rFonts w:ascii="Montserrat" w:hAnsi="Montserrat"/>
-          <w:sz w:val="24"/>
-          <w:szCs w:val="24"/>
-        </w:rPr>
-      </w:pPr>
-      <w:r>
-        <w:rPr>
-          <w:rFonts w:ascii="Montserrat" w:hAnsi="Montserrat"/>
-          <w:sz w:val="24"/>
-          <w:szCs w:val="24"/>
-        </w:rPr>
-        <w:t>* Acompanhar o pedido desde a compra até a entrega.</w:t>
+        <w:t xml:space="preserve"> Pedido</w:t>
+      </w:r>
+    </w:p>
+    <w:p>
+      <w:pPr>
+        <w:rPr>
+          <w:rFonts w:ascii="Montserrat" w:hAnsi="Montserrat"/>
+          <w:sz w:val="24"/>
+          <w:szCs w:val="24"/>
+        </w:rPr>
+      </w:pPr>
+    </w:p>
+    <w:p>
+      <w:pPr>
+        <w:rPr>
+          <w:rFonts w:ascii="Montserrat" w:hAnsi="Montserrat"/>
+          <w:sz w:val="24"/>
+          <w:szCs w:val="24"/>
+        </w:rPr>
+      </w:pPr>
+      <w:r>
+        <w:rPr>
+          <w:rFonts w:ascii="Montserrat" w:hAnsi="Montserrat"/>
+          <w:sz w:val="24"/>
+          <w:szCs w:val="24"/>
+        </w:rPr>
+        <w:t>* ID;</w:t>
+      </w:r>
+    </w:p>
+    <w:p>
+      <w:pPr>
+        <w:rPr>
+          <w:rFonts w:ascii="Montserrat" w:hAnsi="Montserrat"/>
+          <w:sz w:val="24"/>
+          <w:szCs w:val="24"/>
+        </w:rPr>
+      </w:pPr>
+      <w:r>
+        <w:rPr>
+          <w:rFonts w:ascii="Montserrat" w:hAnsi="Montserrat"/>
+          <w:sz w:val="24"/>
+          <w:szCs w:val="24"/>
+        </w:rPr>
+        <w:t>* Cliente;</w:t>
+      </w:r>
+    </w:p>
+    <w:p>
+      <w:pPr>
+        <w:rPr>
+          <w:rFonts w:ascii="Montserrat" w:hAnsi="Montserrat"/>
+          <w:sz w:val="24"/>
+          <w:szCs w:val="24"/>
+        </w:rPr>
+      </w:pPr>
+      <w:r>
+        <w:rPr>
+          <w:rFonts w:ascii="Montserrat" w:hAnsi="Montserrat"/>
+          <w:sz w:val="24"/>
+          <w:szCs w:val="24"/>
+        </w:rPr>
+        <w:t>* Data;</w:t>
+      </w:r>
+    </w:p>
+    <w:p>
+      <w:pPr>
+        <w:rPr>
+          <w:rFonts w:ascii="Montserrat" w:hAnsi="Montserrat"/>
+          <w:sz w:val="24"/>
+          <w:szCs w:val="24"/>
+        </w:rPr>
+      </w:pPr>
+      <w:r>
+        <w:rPr>
+          <w:rFonts w:ascii="Montserrat" w:hAnsi="Montserrat"/>
+          <w:sz w:val="24"/>
+          <w:szCs w:val="24"/>
+        </w:rPr>
+        <w:t>* Status;</w:t>
+      </w:r>
+    </w:p>
+    <w:p>
+      <w:pPr>
+        <w:rPr>
+          <w:rFonts w:ascii="Montserrat" w:hAnsi="Montserrat"/>
+          <w:sz w:val="24"/>
+          <w:szCs w:val="24"/>
+        </w:rPr>
+      </w:pPr>
+      <w:r>
+        <w:rPr>
+          <w:rFonts w:ascii="Montserrat" w:hAnsi="Montserrat"/>
+          <w:sz w:val="24"/>
+          <w:szCs w:val="24"/>
+        </w:rPr>
+        <w:t>* Valor;</w:t>
+      </w:r>
+    </w:p>
+    <w:p>
+      <w:pPr>
+        <w:rPr>
+          <w:rFonts w:ascii="Montserrat" w:hAnsi="Montserrat"/>
+          <w:sz w:val="24"/>
+          <w:szCs w:val="24"/>
+        </w:rPr>
+      </w:pPr>
+      <w:r>
+        <w:rPr>
+          <w:rFonts w:ascii="Montserrat" w:hAnsi="Montserrat"/>
+          <w:sz w:val="24"/>
+          <w:szCs w:val="24"/>
+        </w:rPr>
+        <w:t>* Canal de venda.</w:t>
       </w:r>
     </w:p>
     <w:p>
@@ -6013,6 +7921,117 @@
           <w:sz w:val="24"/>
           <w:szCs w:val="24"/>
         </w:rPr>
+        <w:t>📋</w:t>
+      </w:r>
+      <w:r>
+        <w:rPr>
+          <w:rFonts w:ascii="Montserrat" w:hAnsi="Montserrat"/>
+          <w:sz w:val="24"/>
+          <w:szCs w:val="24"/>
+        </w:rPr>
+        <w:t xml:space="preserve"> Item do pedido</w:t>
+      </w:r>
+    </w:p>
+    <w:p>
+      <w:pPr>
+        <w:rPr>
+          <w:rFonts w:ascii="Montserrat" w:hAnsi="Montserrat"/>
+          <w:sz w:val="24"/>
+          <w:szCs w:val="24"/>
+        </w:rPr>
+      </w:pPr>
+    </w:p>
+    <w:p>
+      <w:pPr>
+        <w:rPr>
+          <w:rFonts w:ascii="Montserrat" w:hAnsi="Montserrat"/>
+          <w:sz w:val="24"/>
+          <w:szCs w:val="24"/>
+        </w:rPr>
+      </w:pPr>
+      <w:r>
+        <w:rPr>
+          <w:rFonts w:ascii="Montserrat" w:hAnsi="Montserrat"/>
+          <w:sz w:val="24"/>
+          <w:szCs w:val="24"/>
+        </w:rPr>
+        <w:t>* Pedido;</w:t>
+      </w:r>
+    </w:p>
+    <w:p>
+      <w:pPr>
+        <w:rPr>
+          <w:rFonts w:ascii="Montserrat" w:hAnsi="Montserrat"/>
+          <w:sz w:val="24"/>
+          <w:szCs w:val="24"/>
+        </w:rPr>
+      </w:pPr>
+      <w:r>
+        <w:rPr>
+          <w:rFonts w:ascii="Montserrat" w:hAnsi="Montserrat"/>
+          <w:sz w:val="24"/>
+          <w:szCs w:val="24"/>
+        </w:rPr>
+        <w:t>* Produto;</w:t>
+      </w:r>
+    </w:p>
+    <w:p>
+      <w:pPr>
+        <w:rPr>
+          <w:rFonts w:ascii="Montserrat" w:hAnsi="Montserrat"/>
+          <w:sz w:val="24"/>
+          <w:szCs w:val="24"/>
+        </w:rPr>
+      </w:pPr>
+      <w:r>
+        <w:rPr>
+          <w:rFonts w:ascii="Montserrat" w:hAnsi="Montserrat"/>
+          <w:sz w:val="24"/>
+          <w:szCs w:val="24"/>
+        </w:rPr>
+        <w:t>* Quantidade;</w:t>
+      </w:r>
+    </w:p>
+    <w:p>
+      <w:pPr>
+        <w:rPr>
+          <w:rFonts w:ascii="Montserrat" w:hAnsi="Montserrat"/>
+          <w:sz w:val="24"/>
+          <w:szCs w:val="24"/>
+        </w:rPr>
+      </w:pPr>
+      <w:r>
+        <w:rPr>
+          <w:rFonts w:ascii="Montserrat" w:hAnsi="Montserrat"/>
+          <w:sz w:val="24"/>
+          <w:szCs w:val="24"/>
+        </w:rPr>
+        <w:t>* Preço.</w:t>
+      </w:r>
+    </w:p>
+    <w:p>
+      <w:pPr>
+        <w:rPr>
+          <w:rFonts w:ascii="Montserrat" w:hAnsi="Montserrat"/>
+          <w:sz w:val="24"/>
+          <w:szCs w:val="24"/>
+        </w:rPr>
+      </w:pPr>
+    </w:p>
+    <w:p>
+      <w:pPr>
+        <w:rPr>
+          <w:rFonts w:ascii="Montserrat" w:hAnsi="Montserrat"/>
+          <w:sz w:val="24"/>
+          <w:szCs w:val="24"/>
+        </w:rPr>
+      </w:pPr>
+      <w:r>
+        <w:rPr>
+          <w:rFonts w:ascii="Segoe UI Emoji" w:hAnsi="Segoe UI Emoji" w:cs="Segoe UI Emoji"/>
+          <w:sz w:val="24"/>
+          <w:szCs w:val="24"/>
+        </w:rPr>
         <w:t>🏭</w:t>
       </w:r>
       <w:r>
@@ -6047,75 +8066,109 @@
           <w:sz w:val="24"/>
           <w:szCs w:val="24"/>
         </w:rPr>
-        <w:t>* Registrar produtos que precisam ser produzidos;</w:t>
-      </w:r>
-    </w:p>
-    <w:p>
-      <w:pPr>
-        <w:rPr>
-          <w:rFonts w:ascii="Montserrat" w:hAnsi="Montserrat"/>
-          <w:sz w:val="24"/>
-          <w:szCs w:val="24"/>
-        </w:rPr>
-      </w:pPr>
-      <w:r>
-        <w:rPr>
-          <w:rFonts w:ascii="Montserrat" w:hAnsi="Montserrat"/>
-          <w:sz w:val="24"/>
-          <w:szCs w:val="24"/>
-        </w:rPr>
-        <w:t>* Controlar status da produção;</w:t>
-      </w:r>
-    </w:p>
-    <w:p>
-      <w:pPr>
-        <w:rPr>
-          <w:rFonts w:ascii="Montserrat" w:hAnsi="Montserrat"/>
-          <w:sz w:val="24"/>
-          <w:szCs w:val="24"/>
-        </w:rPr>
-      </w:pPr>
-      <w:r>
-        <w:rPr>
-          <w:rFonts w:ascii="Montserrat" w:hAnsi="Montserrat"/>
-          <w:sz w:val="24"/>
-          <w:szCs w:val="24"/>
-        </w:rPr>
-        <w:t>* Organizar pedidos em produção;</w:t>
-      </w:r>
-    </w:p>
-    <w:p>
-      <w:pPr>
-        <w:rPr>
-          <w:rFonts w:ascii="Montserrat" w:hAnsi="Montserrat"/>
-          <w:sz w:val="24"/>
-          <w:szCs w:val="24"/>
-        </w:rPr>
-      </w:pPr>
-      <w:r>
-        <w:rPr>
-          <w:rFonts w:ascii="Montserrat" w:hAnsi="Montserrat"/>
-          <w:sz w:val="24"/>
-          <w:szCs w:val="24"/>
-        </w:rPr>
-        <w:t>* Registrar conclusão da produção;</w:t>
-      </w:r>
-    </w:p>
-    <w:p>
-      <w:pPr>
-        <w:rPr>
-          <w:rFonts w:ascii="Montserrat" w:hAnsi="Montserrat"/>
-          <w:sz w:val="24"/>
-          <w:szCs w:val="24"/>
-        </w:rPr>
-      </w:pPr>
-      <w:r>
-        <w:rPr>
-          <w:rFonts w:ascii="Montserrat" w:hAnsi="Montserrat"/>
-          <w:sz w:val="24"/>
-          <w:szCs w:val="24"/>
-        </w:rPr>
-        <w:t>* Relacionar produção ao pedido.</w:t>
+        <w:t>* ID;</w:t>
+      </w:r>
+    </w:p>
+    <w:p>
+      <w:pPr>
+        <w:rPr>
+          <w:rFonts w:ascii="Montserrat" w:hAnsi="Montserrat"/>
+          <w:sz w:val="24"/>
+          <w:szCs w:val="24"/>
+        </w:rPr>
+      </w:pPr>
+      <w:r>
+        <w:rPr>
+          <w:rFonts w:ascii="Montserrat" w:hAnsi="Montserrat"/>
+          <w:sz w:val="24"/>
+          <w:szCs w:val="24"/>
+        </w:rPr>
+        <w:t>* Pedido;</w:t>
+      </w:r>
+    </w:p>
+    <w:p>
+      <w:pPr>
+        <w:rPr>
+          <w:rFonts w:ascii="Montserrat" w:hAnsi="Montserrat"/>
+          <w:sz w:val="24"/>
+          <w:szCs w:val="24"/>
+        </w:rPr>
+      </w:pPr>
+      <w:r>
+        <w:rPr>
+          <w:rFonts w:ascii="Montserrat" w:hAnsi="Montserrat"/>
+          <w:sz w:val="24"/>
+          <w:szCs w:val="24"/>
+        </w:rPr>
+        <w:t>* Produto;</w:t>
+      </w:r>
+    </w:p>
+    <w:p>
+      <w:pPr>
+        <w:rPr>
+          <w:rFonts w:ascii="Montserrat" w:hAnsi="Montserrat"/>
+          <w:sz w:val="24"/>
+          <w:szCs w:val="24"/>
+        </w:rPr>
+      </w:pPr>
+      <w:r>
+        <w:rPr>
+          <w:rFonts w:ascii="Montserrat" w:hAnsi="Montserrat"/>
+          <w:sz w:val="24"/>
+          <w:szCs w:val="24"/>
+        </w:rPr>
+        <w:t>* Quantidade;</w:t>
+      </w:r>
+    </w:p>
+    <w:p>
+      <w:pPr>
+        <w:rPr>
+          <w:rFonts w:ascii="Montserrat" w:hAnsi="Montserrat"/>
+          <w:sz w:val="24"/>
+          <w:szCs w:val="24"/>
+        </w:rPr>
+      </w:pPr>
+      <w:r>
+        <w:rPr>
+          <w:rFonts w:ascii="Montserrat" w:hAnsi="Montserrat"/>
+          <w:sz w:val="24"/>
+          <w:szCs w:val="24"/>
+        </w:rPr>
+        <w:t>* Status;</w:t>
+      </w:r>
+    </w:p>
+    <w:p>
+      <w:pPr>
+        <w:rPr>
+          <w:rFonts w:ascii="Montserrat" w:hAnsi="Montserrat"/>
+          <w:sz w:val="24"/>
+          <w:szCs w:val="24"/>
+        </w:rPr>
+      </w:pPr>
+      <w:r>
+        <w:rPr>
+          <w:rFonts w:ascii="Montserrat" w:hAnsi="Montserrat"/>
+          <w:sz w:val="24"/>
+          <w:szCs w:val="24"/>
+        </w:rPr>
+        <w:t>* Data de início;</w:t>
+      </w:r>
+    </w:p>
+    <w:p>
+      <w:pPr>
+        <w:rPr>
+          <w:rFonts w:ascii="Montserrat" w:hAnsi="Montserrat"/>
+          <w:sz w:val="24"/>
+          <w:szCs w:val="24"/>
+        </w:rPr>
+      </w:pPr>
+      <w:r>
+        <w:rPr>
+          <w:rFonts w:ascii="Montserrat" w:hAnsi="Montserrat"/>
+          <w:sz w:val="24"/>
+          <w:szCs w:val="24"/>
+        </w:rPr>
+        <w:t>* Data de conclusão.</w:t>
       </w:r>
     </w:p>
     <w:p>
@@ -6141,110 +8194,25 @@
           <w:sz w:val="24"/>
           <w:szCs w:val="24"/>
         </w:rPr>
-        <w:t>🧵</w:t>
-      </w:r>
-      <w:r>
-        <w:rPr>
-          <w:rFonts w:ascii="Montserrat" w:hAnsi="Montserrat"/>
-          <w:sz w:val="24"/>
-          <w:szCs w:val="24"/>
-        </w:rPr>
-        <w:t xml:space="preserve"> Materiais</w:t>
-      </w:r>
-    </w:p>
-    <w:p>
-      <w:pPr>
-        <w:rPr>
-          <w:rFonts w:ascii="Montserrat" w:hAnsi="Montserrat"/>
-          <w:sz w:val="24"/>
-          <w:szCs w:val="24"/>
-        </w:rPr>
-      </w:pPr>
-    </w:p>
-    <w:p>
-      <w:pPr>
-        <w:rPr>
-          <w:rFonts w:ascii="Montserrat" w:hAnsi="Montserrat"/>
-          <w:sz w:val="24"/>
-          <w:szCs w:val="24"/>
-        </w:rPr>
-      </w:pPr>
-      <w:r>
-        <w:rPr>
-          <w:rFonts w:ascii="Montserrat" w:hAnsi="Montserrat"/>
-          <w:sz w:val="24"/>
-          <w:szCs w:val="24"/>
-        </w:rPr>
-        <w:t>* Controlar filamentos;</w:t>
-      </w:r>
-    </w:p>
-    <w:p>
-      <w:pPr>
-        <w:rPr>
-          <w:rFonts w:ascii="Montserrat" w:hAnsi="Montserrat"/>
-          <w:sz w:val="24"/>
-          <w:szCs w:val="24"/>
-        </w:rPr>
-      </w:pPr>
-      <w:r>
-        <w:rPr>
-          <w:rFonts w:ascii="Montserrat" w:hAnsi="Montserrat"/>
-          <w:sz w:val="24"/>
-          <w:szCs w:val="24"/>
-        </w:rPr>
-        <w:t>* Registrar cores;</w:t>
-      </w:r>
-    </w:p>
-    <w:p>
-      <w:pPr>
-        <w:rPr>
-          <w:rFonts w:ascii="Montserrat" w:hAnsi="Montserrat"/>
-          <w:sz w:val="24"/>
-          <w:szCs w:val="24"/>
-        </w:rPr>
-      </w:pPr>
-      <w:r>
-        <w:rPr>
-          <w:rFonts w:ascii="Montserrat" w:hAnsi="Montserrat"/>
-          <w:sz w:val="24"/>
-          <w:szCs w:val="24"/>
-        </w:rPr>
-        <w:t>* Registrar tipos de material;</w:t>
-      </w:r>
-    </w:p>
-    <w:p>
-      <w:pPr>
-        <w:rPr>
-          <w:rFonts w:ascii="Montserrat" w:hAnsi="Montserrat"/>
-          <w:sz w:val="24"/>
-          <w:szCs w:val="24"/>
-        </w:rPr>
-      </w:pPr>
-      <w:r>
-        <w:rPr>
-          <w:rFonts w:ascii="Montserrat" w:hAnsi="Montserrat"/>
-          <w:sz w:val="24"/>
-          <w:szCs w:val="24"/>
-        </w:rPr>
-        <w:t>* Controlar quantidade disponível;</w:t>
-      </w:r>
-    </w:p>
-    <w:p>
-      <w:pPr>
-        <w:rPr>
-          <w:rFonts w:ascii="Montserrat" w:hAnsi="Montserrat"/>
-          <w:sz w:val="24"/>
-          <w:szCs w:val="24"/>
-        </w:rPr>
-      </w:pPr>
-      <w:r>
-        <w:rPr>
-          <w:rFonts w:ascii="Montserrat" w:hAnsi="Montserrat"/>
-          <w:sz w:val="24"/>
-          <w:szCs w:val="24"/>
-        </w:rPr>
-        <w:t>* Registrar fornecedores;</w:t>
-      </w:r>
+        <w:t>📱</w:t>
+      </w:r>
+      <w:r>
+        <w:rPr>
+          <w:rFonts w:ascii="Montserrat" w:hAnsi="Montserrat"/>
+          <w:sz w:val="24"/>
+          <w:szCs w:val="24"/>
+        </w:rPr>
+        <w:t xml:space="preserve"> Canal de venda</w:t>
+      </w:r>
+    </w:p>
+    <w:p>
+      <w:pPr>
+        <w:rPr>
+          <w:rFonts w:ascii="Montserrat" w:hAnsi="Montserrat"/>
+          <w:sz w:val="24"/>
+          <w:szCs w:val="24"/>
+        </w:rPr>
+      </w:pPr>
     </w:p>
     <w:p>
       <w:pPr>
@@ -6261,24 +8229,145 @@
           <w:szCs w:val="24"/>
         </w:rPr>
         <w:lastRenderedPageBreak/>
-        <w:t>* Controlar entrada e saída de materiais;</w:t>
-      </w:r>
-    </w:p>
-    <w:p>
-      <w:pPr>
-        <w:rPr>
-          <w:rFonts w:ascii="Montserrat" w:hAnsi="Montserrat"/>
-          <w:sz w:val="24"/>
-          <w:szCs w:val="24"/>
-        </w:rPr>
-      </w:pPr>
-      <w:r>
-        <w:rPr>
-          <w:rFonts w:ascii="Montserrat" w:hAnsi="Montserrat"/>
-          <w:sz w:val="24"/>
-          <w:szCs w:val="24"/>
-        </w:rPr>
-        <w:t>* Relacionar materiais aos produtos.</w:t>
+        <w:t>* ID;</w:t>
+      </w:r>
+    </w:p>
+    <w:p>
+      <w:pPr>
+        <w:rPr>
+          <w:rFonts w:ascii="Montserrat" w:hAnsi="Montserrat"/>
+          <w:sz w:val="24"/>
+          <w:szCs w:val="24"/>
+        </w:rPr>
+      </w:pPr>
+      <w:r>
+        <w:rPr>
+          <w:rFonts w:ascii="Montserrat" w:hAnsi="Montserrat"/>
+          <w:sz w:val="24"/>
+          <w:szCs w:val="24"/>
+        </w:rPr>
+        <w:t>* Nome do canal;</w:t>
+      </w:r>
+    </w:p>
+    <w:p>
+      <w:pPr>
+        <w:rPr>
+          <w:rFonts w:ascii="Montserrat" w:hAnsi="Montserrat"/>
+          <w:sz w:val="24"/>
+          <w:szCs w:val="24"/>
+        </w:rPr>
+      </w:pPr>
+      <w:r>
+        <w:rPr>
+          <w:rFonts w:ascii="Montserrat" w:hAnsi="Montserrat"/>
+          <w:sz w:val="24"/>
+          <w:szCs w:val="24"/>
+        </w:rPr>
+        <w:t>* Tipo.</w:t>
+      </w:r>
+    </w:p>
+    <w:p>
+      <w:pPr>
+        <w:rPr>
+          <w:rFonts w:ascii="Montserrat" w:hAnsi="Montserrat"/>
+          <w:sz w:val="24"/>
+          <w:szCs w:val="24"/>
+        </w:rPr>
+      </w:pPr>
+    </w:p>
+    <w:p>
+      <w:pPr>
+        <w:rPr>
+          <w:rFonts w:ascii="Montserrat" w:hAnsi="Montserrat"/>
+          <w:sz w:val="24"/>
+          <w:szCs w:val="24"/>
+        </w:rPr>
+      </w:pPr>
+      <w:r>
+        <w:rPr>
+          <w:rFonts w:ascii="Segoe UI Symbol" w:hAnsi="Segoe UI Symbol" w:cs="Segoe UI Symbol"/>
+          <w:sz w:val="24"/>
+          <w:szCs w:val="24"/>
+        </w:rPr>
+        <w:t>⸻</w:t>
+      </w:r>
+    </w:p>
+    <w:p>
+      <w:pPr>
+        <w:rPr>
+          <w:rFonts w:ascii="Montserrat" w:hAnsi="Montserrat"/>
+          <w:sz w:val="24"/>
+          <w:szCs w:val="24"/>
+        </w:rPr>
+      </w:pPr>
+    </w:p>
+    <w:p>
+      <w:pPr>
+        <w:rPr>
+          <w:rFonts w:ascii="Montserrat" w:hAnsi="Montserrat"/>
+          <w:sz w:val="24"/>
+          <w:szCs w:val="24"/>
+        </w:rPr>
+      </w:pPr>
+      <w:r>
+        <w:rPr>
+          <w:rFonts w:ascii="Montserrat" w:hAnsi="Montserrat"/>
+          <w:sz w:val="24"/>
+          <w:szCs w:val="24"/>
+        </w:rPr>
+        <w:t>22. Fluxo futuro da empresa</w:t>
+      </w:r>
+    </w:p>
+    <w:p>
+      <w:pPr>
+        <w:rPr>
+          <w:rFonts w:ascii="Montserrat" w:hAnsi="Montserrat"/>
+          <w:sz w:val="24"/>
+          <w:szCs w:val="24"/>
+        </w:rPr>
+      </w:pPr>
+    </w:p>
+    <w:p>
+      <w:pPr>
+        <w:rPr>
+          <w:rFonts w:ascii="Montserrat" w:hAnsi="Montserrat"/>
+          <w:sz w:val="24"/>
+          <w:szCs w:val="24"/>
+        </w:rPr>
+      </w:pPr>
+      <w:r>
+        <w:rPr>
+          <w:rFonts w:ascii="Montserrat" w:hAnsi="Montserrat"/>
+          <w:sz w:val="24"/>
+          <w:szCs w:val="24"/>
+        </w:rPr>
+        <w:t>Eu colocaria o funcionamento futuro da Nós 3D assim:</w:t>
+      </w:r>
+    </w:p>
+    <w:p>
+      <w:pPr>
+        <w:rPr>
+          <w:rFonts w:ascii="Montserrat" w:hAnsi="Montserrat"/>
+          <w:sz w:val="24"/>
+          <w:szCs w:val="24"/>
+        </w:rPr>
+      </w:pPr>
+    </w:p>
+    <w:p>
+      <w:pPr>
+        <w:rPr>
+          <w:rFonts w:ascii="Montserrat" w:hAnsi="Montserrat"/>
+          <w:sz w:val="24"/>
+          <w:szCs w:val="24"/>
+        </w:rPr>
+      </w:pPr>
+      <w:r>
+        <w:rPr>
+          <w:rFonts w:ascii="Montserrat" w:hAnsi="Montserrat"/>
+          <w:sz w:val="24"/>
+          <w:szCs w:val="24"/>
+        </w:rPr>
+        <w:t>1. Produto é cadastrado</w:t>
       </w:r>
     </w:p>
     <w:p>
@@ -6304,109 +8393,33 @@
           <w:sz w:val="24"/>
           <w:szCs w:val="24"/>
         </w:rPr>
-        <w:t>💰</w:t>
-      </w:r>
-      <w:r>
-        <w:rPr>
-          <w:rFonts w:ascii="Montserrat" w:hAnsi="Montserrat"/>
-          <w:sz w:val="24"/>
-          <w:szCs w:val="24"/>
-        </w:rPr>
-        <w:t xml:space="preserve"> Vendas</w:t>
-      </w:r>
-    </w:p>
-    <w:p>
-      <w:pPr>
-        <w:rPr>
-          <w:rFonts w:ascii="Montserrat" w:hAnsi="Montserrat"/>
-          <w:sz w:val="24"/>
-          <w:szCs w:val="24"/>
-        </w:rPr>
-      </w:pPr>
-    </w:p>
-    <w:p>
-      <w:pPr>
-        <w:rPr>
-          <w:rFonts w:ascii="Montserrat" w:hAnsi="Montserrat"/>
-          <w:sz w:val="24"/>
-          <w:szCs w:val="24"/>
-        </w:rPr>
-      </w:pPr>
-      <w:r>
-        <w:rPr>
-          <w:rFonts w:ascii="Montserrat" w:hAnsi="Montserrat"/>
-          <w:sz w:val="24"/>
-          <w:szCs w:val="24"/>
-        </w:rPr>
-        <w:t>* Registrar vendas;</w:t>
-      </w:r>
-    </w:p>
-    <w:p>
-      <w:pPr>
-        <w:rPr>
-          <w:rFonts w:ascii="Montserrat" w:hAnsi="Montserrat"/>
-          <w:sz w:val="24"/>
-          <w:szCs w:val="24"/>
-        </w:rPr>
-      </w:pPr>
-      <w:r>
-        <w:rPr>
-          <w:rFonts w:ascii="Montserrat" w:hAnsi="Montserrat"/>
-          <w:sz w:val="24"/>
-          <w:szCs w:val="24"/>
-        </w:rPr>
-        <w:t>* Identificar canal de venda;</w:t>
-      </w:r>
-    </w:p>
-    <w:p>
-      <w:pPr>
-        <w:rPr>
-          <w:rFonts w:ascii="Montserrat" w:hAnsi="Montserrat"/>
-          <w:sz w:val="24"/>
-          <w:szCs w:val="24"/>
-        </w:rPr>
-      </w:pPr>
-      <w:r>
-        <w:rPr>
-          <w:rFonts w:ascii="Montserrat" w:hAnsi="Montserrat"/>
-          <w:sz w:val="24"/>
-          <w:szCs w:val="24"/>
-        </w:rPr>
-        <w:t>* Controlar valores;</w:t>
-      </w:r>
-    </w:p>
-    <w:p>
-      <w:pPr>
-        <w:rPr>
-          <w:rFonts w:ascii="Montserrat" w:hAnsi="Montserrat"/>
-          <w:sz w:val="24"/>
-          <w:szCs w:val="24"/>
-        </w:rPr>
-      </w:pPr>
-      <w:r>
-        <w:rPr>
-          <w:rFonts w:ascii="Montserrat" w:hAnsi="Montserrat"/>
-          <w:sz w:val="24"/>
-          <w:szCs w:val="24"/>
-        </w:rPr>
-        <w:t>* Acompanhar histórico;</w:t>
-      </w:r>
-    </w:p>
-    <w:p>
-      <w:pPr>
-        <w:rPr>
-          <w:rFonts w:ascii="Montserrat" w:hAnsi="Montserrat"/>
-          <w:sz w:val="24"/>
-          <w:szCs w:val="24"/>
-        </w:rPr>
-      </w:pPr>
-      <w:r>
-        <w:rPr>
-          <w:rFonts w:ascii="Montserrat" w:hAnsi="Montserrat"/>
-          <w:sz w:val="24"/>
-          <w:szCs w:val="24"/>
-        </w:rPr>
-        <w:t>* Permitir análises futuras.</w:t>
+        <w:t>⬇️</w:t>
+      </w:r>
+    </w:p>
+    <w:p>
+      <w:pPr>
+        <w:rPr>
+          <w:rFonts w:ascii="Montserrat" w:hAnsi="Montserrat"/>
+          <w:sz w:val="24"/>
+          <w:szCs w:val="24"/>
+        </w:rPr>
+      </w:pPr>
+    </w:p>
+    <w:p>
+      <w:pPr>
+        <w:rPr>
+          <w:rFonts w:ascii="Montserrat" w:hAnsi="Montserrat"/>
+          <w:sz w:val="24"/>
+          <w:szCs w:val="24"/>
+        </w:rPr>
+      </w:pPr>
+      <w:r>
+        <w:rPr>
+          <w:rFonts w:ascii="Montserrat" w:hAnsi="Montserrat"/>
+          <w:sz w:val="24"/>
+          <w:szCs w:val="24"/>
+        </w:rPr>
+        <w:t>2. Produto fica disponível no catálogo</w:t>
       </w:r>
     </w:p>
     <w:p>
@@ -6432,1945 +8445,215 @@
           <w:sz w:val="24"/>
           <w:szCs w:val="24"/>
         </w:rPr>
-        <w:t>📱</w:t>
-      </w:r>
-      <w:r>
-        <w:rPr>
-          <w:rFonts w:ascii="Montserrat" w:hAnsi="Montserrat"/>
-          <w:sz w:val="24"/>
-          <w:szCs w:val="24"/>
-        </w:rPr>
-        <w:t xml:space="preserve"> Canais</w:t>
-      </w:r>
-    </w:p>
-    <w:p>
-      <w:pPr>
-        <w:rPr>
-          <w:rFonts w:ascii="Montserrat" w:hAnsi="Montserrat"/>
-          <w:sz w:val="24"/>
-          <w:szCs w:val="24"/>
-        </w:rPr>
-      </w:pPr>
-    </w:p>
-    <w:p>
-      <w:pPr>
-        <w:rPr>
-          <w:rFonts w:ascii="Montserrat" w:hAnsi="Montserrat"/>
-          <w:sz w:val="24"/>
-          <w:szCs w:val="24"/>
-        </w:rPr>
-      </w:pPr>
-      <w:r>
-        <w:rPr>
-          <w:rFonts w:ascii="Montserrat" w:hAnsi="Montserrat"/>
-          <w:sz w:val="24"/>
-          <w:szCs w:val="24"/>
-        </w:rPr>
-        <w:t>* Identificar se a venda veio do:</w:t>
-      </w:r>
-    </w:p>
-    <w:p>
-      <w:pPr>
-        <w:rPr>
-          <w:rFonts w:ascii="Montserrat" w:hAnsi="Montserrat"/>
-          <w:sz w:val="24"/>
-          <w:szCs w:val="24"/>
-        </w:rPr>
-      </w:pPr>
-      <w:r>
-        <w:rPr>
-          <w:rFonts w:ascii="Montserrat" w:hAnsi="Montserrat"/>
-          <w:sz w:val="24"/>
-          <w:szCs w:val="24"/>
-        </w:rPr>
-        <w:t xml:space="preserve">    * Site;</w:t>
-      </w:r>
-    </w:p>
-    <w:p>
-      <w:pPr>
-        <w:rPr>
-          <w:rFonts w:ascii="Montserrat" w:hAnsi="Montserrat"/>
-          <w:sz w:val="24"/>
-          <w:szCs w:val="24"/>
-        </w:rPr>
-      </w:pPr>
-      <w:r>
-        <w:rPr>
-          <w:rFonts w:ascii="Montserrat" w:hAnsi="Montserrat"/>
-          <w:sz w:val="24"/>
-          <w:szCs w:val="24"/>
-        </w:rPr>
-        <w:t xml:space="preserve">    * WhatsApp;</w:t>
-      </w:r>
-    </w:p>
-    <w:p>
-      <w:pPr>
-        <w:rPr>
-          <w:rFonts w:ascii="Montserrat" w:hAnsi="Montserrat"/>
-          <w:sz w:val="24"/>
-          <w:szCs w:val="24"/>
-        </w:rPr>
-      </w:pPr>
-      <w:r>
-        <w:rPr>
-          <w:rFonts w:ascii="Montserrat" w:hAnsi="Montserrat"/>
-          <w:sz w:val="24"/>
-          <w:szCs w:val="24"/>
-        </w:rPr>
-        <w:t xml:space="preserve">    * TikTok Shop;</w:t>
-      </w:r>
-    </w:p>
-    <w:p>
-      <w:pPr>
-        <w:rPr>
-          <w:rFonts w:ascii="Montserrat" w:hAnsi="Montserrat"/>
-          <w:sz w:val="24"/>
-          <w:szCs w:val="24"/>
-        </w:rPr>
-      </w:pPr>
-      <w:r>
-        <w:rPr>
-          <w:rFonts w:ascii="Montserrat" w:hAnsi="Montserrat"/>
-          <w:sz w:val="24"/>
-          <w:szCs w:val="24"/>
-        </w:rPr>
-        <w:t xml:space="preserve">    * Outra plataforma.</w:t>
-      </w:r>
-    </w:p>
-    <w:p>
-      <w:pPr>
-        <w:rPr>
-          <w:rFonts w:ascii="Montserrat" w:hAnsi="Montserrat"/>
-          <w:sz w:val="24"/>
-          <w:szCs w:val="24"/>
-        </w:rPr>
-      </w:pPr>
-    </w:p>
-    <w:p>
-      <w:pPr>
-        <w:rPr>
-          <w:rFonts w:ascii="Montserrat" w:hAnsi="Montserrat"/>
-          <w:sz w:val="24"/>
-          <w:szCs w:val="24"/>
-        </w:rPr>
-      </w:pPr>
-      <w:r>
-        <w:rPr>
-          <w:rFonts w:ascii="Segoe UI Symbol" w:hAnsi="Segoe UI Symbol" w:cs="Segoe UI Symbol"/>
-          <w:sz w:val="24"/>
-          <w:szCs w:val="24"/>
-        </w:rPr>
-        <w:t>⸻</w:t>
-      </w:r>
-    </w:p>
-    <w:p>
-      <w:pPr>
-        <w:rPr>
-          <w:rFonts w:ascii="Montserrat" w:hAnsi="Montserrat"/>
-          <w:sz w:val="24"/>
-          <w:szCs w:val="24"/>
-        </w:rPr>
-      </w:pPr>
-    </w:p>
-    <w:p>
-      <w:pPr>
-        <w:rPr>
-          <w:rFonts w:ascii="Montserrat" w:hAnsi="Montserrat"/>
-          <w:sz w:val="24"/>
-          <w:szCs w:val="24"/>
-        </w:rPr>
-      </w:pPr>
-      <w:r>
-        <w:rPr>
-          <w:rFonts w:ascii="Montserrat" w:hAnsi="Montserrat"/>
-          <w:sz w:val="24"/>
-          <w:szCs w:val="24"/>
-        </w:rPr>
-        <w:t>20. Objetivo do banco de dados</w:t>
-      </w:r>
-    </w:p>
-    <w:p>
-      <w:pPr>
-        <w:rPr>
-          <w:rFonts w:ascii="Montserrat" w:hAnsi="Montserrat"/>
-          <w:sz w:val="24"/>
-          <w:szCs w:val="24"/>
-        </w:rPr>
-      </w:pPr>
-    </w:p>
-    <w:p>
-      <w:pPr>
-        <w:rPr>
-          <w:rFonts w:ascii="Montserrat" w:hAnsi="Montserrat"/>
-          <w:sz w:val="24"/>
-          <w:szCs w:val="24"/>
-        </w:rPr>
-      </w:pPr>
-      <w:r>
-        <w:rPr>
-          <w:rFonts w:ascii="Montserrat" w:hAnsi="Montserrat"/>
-          <w:sz w:val="24"/>
-          <w:szCs w:val="24"/>
-        </w:rPr>
-        <w:t>O banco de dados deverá funcionar como o centro de informações da empresa.</w:t>
-      </w:r>
-    </w:p>
-    <w:p>
-      <w:pPr>
-        <w:rPr>
-          <w:rFonts w:ascii="Montserrat" w:hAnsi="Montserrat"/>
-          <w:sz w:val="24"/>
-          <w:szCs w:val="24"/>
-        </w:rPr>
-      </w:pPr>
-    </w:p>
-    <w:p>
-      <w:pPr>
-        <w:rPr>
-          <w:rFonts w:ascii="Montserrat" w:hAnsi="Montserrat"/>
-          <w:sz w:val="24"/>
-          <w:szCs w:val="24"/>
-        </w:rPr>
-      </w:pPr>
-      <w:r>
-        <w:rPr>
-          <w:rFonts w:ascii="Montserrat" w:hAnsi="Montserrat"/>
-          <w:sz w:val="24"/>
-          <w:szCs w:val="24"/>
-        </w:rPr>
-        <w:t>A ideia é que, em vez de cada informação ficar espalhada em conversas, planilhas ou na memória das pessoas, ela seja armazenada de forma organizada.</w:t>
-      </w:r>
-    </w:p>
-    <w:p>
-      <w:pPr>
-        <w:rPr>
-          <w:rFonts w:ascii="Montserrat" w:hAnsi="Montserrat"/>
-          <w:sz w:val="24"/>
-          <w:szCs w:val="24"/>
-        </w:rPr>
-      </w:pPr>
-    </w:p>
-    <w:p>
-      <w:pPr>
-        <w:rPr>
-          <w:rFonts w:ascii="Montserrat" w:hAnsi="Montserrat"/>
-          <w:sz w:val="24"/>
-          <w:szCs w:val="24"/>
-        </w:rPr>
-      </w:pPr>
-      <w:r>
-        <w:rPr>
-          <w:rFonts w:ascii="Montserrat" w:hAnsi="Montserrat"/>
-          <w:sz w:val="24"/>
-          <w:szCs w:val="24"/>
-        </w:rPr>
-        <w:t>Assim:</w:t>
-      </w:r>
-    </w:p>
-    <w:p>
-      <w:pPr>
-        <w:rPr>
-          <w:rFonts w:ascii="Montserrat" w:hAnsi="Montserrat"/>
-          <w:sz w:val="24"/>
-          <w:szCs w:val="24"/>
-        </w:rPr>
-      </w:pPr>
-    </w:p>
-    <w:p>
-      <w:pPr>
-        <w:rPr>
-          <w:rFonts w:ascii="Montserrat" w:hAnsi="Montserrat"/>
-          <w:sz w:val="24"/>
-          <w:szCs w:val="24"/>
-        </w:rPr>
-      </w:pPr>
-      <w:r>
-        <w:rPr>
-          <w:rFonts w:ascii="Montserrat" w:hAnsi="Montserrat"/>
-          <w:sz w:val="24"/>
-          <w:szCs w:val="24"/>
-        </w:rPr>
-        <w:t>Cliente</w:t>
-      </w:r>
-    </w:p>
-    <w:p>
-      <w:pPr>
-        <w:rPr>
-          <w:rFonts w:ascii="Montserrat" w:hAnsi="Montserrat"/>
-          <w:sz w:val="24"/>
-          <w:szCs w:val="24"/>
-        </w:rPr>
-      </w:pPr>
-      <w:r>
-        <w:rPr>
-          <w:rFonts w:ascii="Montserrat" w:hAnsi="Montserrat"/>
-          <w:sz w:val="24"/>
-          <w:szCs w:val="24"/>
-        </w:rPr>
-        <w:t>↓</w:t>
-      </w:r>
-    </w:p>
-    <w:p>
-      <w:pPr>
-        <w:rPr>
-          <w:rFonts w:ascii="Montserrat" w:hAnsi="Montserrat"/>
-          <w:sz w:val="24"/>
-          <w:szCs w:val="24"/>
-        </w:rPr>
-      </w:pPr>
-      <w:r>
-        <w:rPr>
-          <w:rFonts w:ascii="Montserrat" w:hAnsi="Montserrat"/>
+        <w:t>⬇️</w:t>
+      </w:r>
+    </w:p>
+    <w:p>
+      <w:pPr>
+        <w:rPr>
+          <w:rFonts w:ascii="Montserrat" w:hAnsi="Montserrat"/>
+          <w:sz w:val="24"/>
+          <w:szCs w:val="24"/>
+        </w:rPr>
+      </w:pPr>
+    </w:p>
+    <w:p>
+      <w:pPr>
+        <w:rPr>
+          <w:rFonts w:ascii="Montserrat" w:hAnsi="Montserrat"/>
+          <w:sz w:val="24"/>
+          <w:szCs w:val="24"/>
+        </w:rPr>
+      </w:pPr>
+      <w:r>
+        <w:rPr>
+          <w:rFonts w:ascii="Montserrat" w:hAnsi="Montserrat"/>
+          <w:sz w:val="24"/>
+          <w:szCs w:val="24"/>
+        </w:rPr>
+        <w:t>3. Cliente acessa um canal de venda</w:t>
+      </w:r>
+    </w:p>
+    <w:p>
+      <w:pPr>
+        <w:rPr>
+          <w:rFonts w:ascii="Montserrat" w:hAnsi="Montserrat"/>
+          <w:sz w:val="24"/>
+          <w:szCs w:val="24"/>
+        </w:rPr>
+      </w:pPr>
+    </w:p>
+    <w:p>
+      <w:pPr>
+        <w:rPr>
+          <w:rFonts w:ascii="Montserrat" w:hAnsi="Montserrat"/>
+          <w:sz w:val="24"/>
+          <w:szCs w:val="24"/>
+        </w:rPr>
+      </w:pPr>
+      <w:r>
+        <w:rPr>
+          <w:rFonts w:ascii="Segoe UI Emoji" w:hAnsi="Segoe UI Emoji" w:cs="Segoe UI Emoji"/>
+          <w:sz w:val="24"/>
+          <w:szCs w:val="24"/>
+        </w:rPr>
+        <w:t>⬇️</w:t>
+      </w:r>
+    </w:p>
+    <w:p>
+      <w:pPr>
+        <w:rPr>
+          <w:rFonts w:ascii="Montserrat" w:hAnsi="Montserrat"/>
+          <w:sz w:val="24"/>
+          <w:szCs w:val="24"/>
+        </w:rPr>
+      </w:pPr>
+    </w:p>
+    <w:p>
+      <w:pPr>
+        <w:rPr>
+          <w:rFonts w:ascii="Montserrat" w:hAnsi="Montserrat"/>
+          <w:sz w:val="24"/>
+          <w:szCs w:val="24"/>
+        </w:rPr>
+      </w:pPr>
+      <w:r>
+        <w:rPr>
+          <w:rFonts w:ascii="Montserrat" w:hAnsi="Montserrat"/>
+          <w:sz w:val="24"/>
+          <w:szCs w:val="24"/>
+        </w:rPr>
+        <w:t>4. Cliente escolhe o produto</w:t>
+      </w:r>
+    </w:p>
+    <w:p>
+      <w:pPr>
+        <w:rPr>
+          <w:rFonts w:ascii="Montserrat" w:hAnsi="Montserrat"/>
+          <w:sz w:val="24"/>
+          <w:szCs w:val="24"/>
+        </w:rPr>
+      </w:pPr>
+    </w:p>
+    <w:p>
+      <w:pPr>
+        <w:rPr>
+          <w:rFonts w:ascii="Montserrat" w:hAnsi="Montserrat"/>
+          <w:sz w:val="24"/>
+          <w:szCs w:val="24"/>
+        </w:rPr>
+      </w:pPr>
+      <w:r>
+        <w:rPr>
+          <w:rFonts w:ascii="Segoe UI Emoji" w:hAnsi="Segoe UI Emoji" w:cs="Segoe UI Emoji"/>
+          <w:sz w:val="24"/>
+          <w:szCs w:val="24"/>
+        </w:rPr>
+        <w:t>⬇️</w:t>
+      </w:r>
+    </w:p>
+    <w:p>
+      <w:pPr>
+        <w:rPr>
+          <w:rFonts w:ascii="Montserrat" w:hAnsi="Montserrat"/>
+          <w:sz w:val="24"/>
+          <w:szCs w:val="24"/>
+        </w:rPr>
+      </w:pPr>
+    </w:p>
+    <w:p>
+      <w:pPr>
+        <w:rPr>
+          <w:rFonts w:ascii="Montserrat" w:hAnsi="Montserrat"/>
+          <w:sz w:val="24"/>
+          <w:szCs w:val="24"/>
+        </w:rPr>
+      </w:pPr>
+      <w:r>
+        <w:rPr>
+          <w:rFonts w:ascii="Montserrat" w:hAnsi="Montserrat"/>
+          <w:sz w:val="24"/>
+          <w:szCs w:val="24"/>
+        </w:rPr>
+        <w:t>5. Cliente escolhe possíveis variações</w:t>
+      </w:r>
+    </w:p>
+    <w:p>
+      <w:pPr>
+        <w:rPr>
+          <w:rFonts w:ascii="Montserrat" w:hAnsi="Montserrat"/>
+          <w:sz w:val="24"/>
+          <w:szCs w:val="24"/>
+        </w:rPr>
+      </w:pPr>
+    </w:p>
+    <w:p>
+      <w:pPr>
+        <w:rPr>
+          <w:rFonts w:ascii="Montserrat" w:hAnsi="Montserrat"/>
+          <w:sz w:val="24"/>
+          <w:szCs w:val="24"/>
+        </w:rPr>
+      </w:pPr>
+      <w:r>
+        <w:rPr>
+          <w:rFonts w:ascii="Segoe UI Emoji" w:hAnsi="Segoe UI Emoji" w:cs="Segoe UI Emoji"/>
+          <w:sz w:val="24"/>
+          <w:szCs w:val="24"/>
+        </w:rPr>
+        <w:t>⬇️</w:t>
+      </w:r>
+    </w:p>
+    <w:p>
+      <w:pPr>
+        <w:rPr>
+          <w:rFonts w:ascii="Montserrat" w:hAnsi="Montserrat"/>
+          <w:sz w:val="24"/>
+          <w:szCs w:val="24"/>
+        </w:rPr>
+      </w:pPr>
+    </w:p>
+    <w:p>
+      <w:pPr>
+        <w:rPr>
+          <w:rFonts w:ascii="Montserrat" w:hAnsi="Montserrat"/>
+          <w:sz w:val="24"/>
+          <w:szCs w:val="24"/>
+        </w:rPr>
+      </w:pPr>
+      <w:r>
+        <w:rPr>
+          <w:rFonts w:ascii="Montserrat" w:hAnsi="Montserrat"/>
+          <w:sz w:val="24"/>
+          <w:szCs w:val="24"/>
+        </w:rPr>
+        <w:t>6. Pedido é registrado</w:t>
+      </w:r>
+    </w:p>
+    <w:p>
+      <w:pPr>
+        <w:rPr>
+          <w:rFonts w:ascii="Montserrat" w:hAnsi="Montserrat"/>
+          <w:sz w:val="24"/>
+          <w:szCs w:val="24"/>
+        </w:rPr>
+      </w:pPr>
+    </w:p>
+    <w:p>
+      <w:pPr>
+        <w:rPr>
+          <w:rFonts w:ascii="Montserrat" w:hAnsi="Montserrat"/>
+          <w:sz w:val="24"/>
+          <w:szCs w:val="24"/>
+        </w:rPr>
+      </w:pPr>
+      <w:r>
+        <w:rPr>
+          <w:rFonts w:ascii="Segoe UI Emoji" w:hAnsi="Segoe UI Emoji" w:cs="Segoe UI Emoji"/>
           <w:sz w:val="24"/>
           <w:szCs w:val="24"/>
         </w:rPr>
         <w:lastRenderedPageBreak/>
-        <w:t>Pedido</w:t>
-      </w:r>
-    </w:p>
-    <w:p>
-      <w:pPr>
-        <w:rPr>
-          <w:rFonts w:ascii="Montserrat" w:hAnsi="Montserrat"/>
-          <w:sz w:val="24"/>
-          <w:szCs w:val="24"/>
-        </w:rPr>
-      </w:pPr>
-      <w:r>
-        <w:rPr>
-          <w:rFonts w:ascii="Montserrat" w:hAnsi="Montserrat"/>
-          <w:sz w:val="24"/>
-          <w:szCs w:val="24"/>
-        </w:rPr>
-        <w:t>↓</w:t>
-      </w:r>
-    </w:p>
-    <w:p>
-      <w:pPr>
-        <w:rPr>
-          <w:rFonts w:ascii="Montserrat" w:hAnsi="Montserrat"/>
-          <w:sz w:val="24"/>
-          <w:szCs w:val="24"/>
-        </w:rPr>
-      </w:pPr>
-      <w:r>
-        <w:rPr>
-          <w:rFonts w:ascii="Montserrat" w:hAnsi="Montserrat"/>
-          <w:sz w:val="24"/>
-          <w:szCs w:val="24"/>
-        </w:rPr>
-        <w:t>Produto</w:t>
-      </w:r>
-    </w:p>
-    <w:p>
-      <w:pPr>
-        <w:rPr>
-          <w:rFonts w:ascii="Montserrat" w:hAnsi="Montserrat"/>
-          <w:sz w:val="24"/>
-          <w:szCs w:val="24"/>
-        </w:rPr>
-      </w:pPr>
-      <w:r>
-        <w:rPr>
-          <w:rFonts w:ascii="Montserrat" w:hAnsi="Montserrat"/>
-          <w:sz w:val="24"/>
-          <w:szCs w:val="24"/>
-        </w:rPr>
-        <w:t>↓</w:t>
-      </w:r>
-    </w:p>
-    <w:p>
-      <w:pPr>
-        <w:rPr>
-          <w:rFonts w:ascii="Montserrat" w:hAnsi="Montserrat"/>
-          <w:sz w:val="24"/>
-          <w:szCs w:val="24"/>
-        </w:rPr>
-      </w:pPr>
-      <w:r>
-        <w:rPr>
-          <w:rFonts w:ascii="Montserrat" w:hAnsi="Montserrat"/>
-          <w:sz w:val="24"/>
-          <w:szCs w:val="24"/>
-        </w:rPr>
-        <w:t>Produção</w:t>
-      </w:r>
-    </w:p>
-    <w:p>
-      <w:pPr>
-        <w:rPr>
-          <w:rFonts w:ascii="Montserrat" w:hAnsi="Montserrat"/>
-          <w:sz w:val="24"/>
-          <w:szCs w:val="24"/>
-        </w:rPr>
-      </w:pPr>
-      <w:r>
-        <w:rPr>
-          <w:rFonts w:ascii="Montserrat" w:hAnsi="Montserrat"/>
-          <w:sz w:val="24"/>
-          <w:szCs w:val="24"/>
-        </w:rPr>
-        <w:t>↓</w:t>
-      </w:r>
-    </w:p>
-    <w:p>
-      <w:pPr>
-        <w:rPr>
-          <w:rFonts w:ascii="Montserrat" w:hAnsi="Montserrat"/>
-          <w:sz w:val="24"/>
-          <w:szCs w:val="24"/>
-        </w:rPr>
-      </w:pPr>
-      <w:r>
-        <w:rPr>
-          <w:rFonts w:ascii="Montserrat" w:hAnsi="Montserrat"/>
-          <w:sz w:val="24"/>
-          <w:szCs w:val="24"/>
-        </w:rPr>
-        <w:t>Material/Filamento</w:t>
-      </w:r>
-    </w:p>
-    <w:p>
-      <w:pPr>
-        <w:rPr>
-          <w:rFonts w:ascii="Montserrat" w:hAnsi="Montserrat"/>
-          <w:sz w:val="24"/>
-          <w:szCs w:val="24"/>
-        </w:rPr>
-      </w:pPr>
-      <w:r>
-        <w:rPr>
-          <w:rFonts w:ascii="Montserrat" w:hAnsi="Montserrat"/>
-          <w:sz w:val="24"/>
-          <w:szCs w:val="24"/>
-        </w:rPr>
-        <w:t>↓</w:t>
-      </w:r>
-    </w:p>
-    <w:p>
-      <w:pPr>
-        <w:rPr>
-          <w:rFonts w:ascii="Montserrat" w:hAnsi="Montserrat"/>
-          <w:sz w:val="24"/>
-          <w:szCs w:val="24"/>
-        </w:rPr>
-      </w:pPr>
-      <w:r>
-        <w:rPr>
-          <w:rFonts w:ascii="Montserrat" w:hAnsi="Montserrat"/>
-          <w:sz w:val="24"/>
-          <w:szCs w:val="24"/>
-        </w:rPr>
-        <w:t>Estoque</w:t>
-      </w:r>
-    </w:p>
-    <w:p>
-      <w:pPr>
-        <w:rPr>
-          <w:rFonts w:ascii="Montserrat" w:hAnsi="Montserrat"/>
-          <w:sz w:val="24"/>
-          <w:szCs w:val="24"/>
-        </w:rPr>
-      </w:pPr>
-    </w:p>
-    <w:p>
-      <w:pPr>
-        <w:rPr>
-          <w:rFonts w:ascii="Montserrat" w:hAnsi="Montserrat"/>
-          <w:sz w:val="24"/>
-          <w:szCs w:val="24"/>
-        </w:rPr>
-      </w:pPr>
-      <w:proofErr w:type="gramStart"/>
-      <w:r>
-        <w:rPr>
-          <w:rFonts w:ascii="Montserrat" w:hAnsi="Montserrat"/>
-          <w:sz w:val="24"/>
-          <w:szCs w:val="24"/>
-        </w:rPr>
-        <w:t>E também</w:t>
-      </w:r>
-      <w:proofErr w:type="gramEnd"/>
-      <w:r>
-        <w:rPr>
-          <w:rFonts w:ascii="Montserrat" w:hAnsi="Montserrat"/>
-          <w:sz w:val="24"/>
-          <w:szCs w:val="24"/>
-        </w:rPr>
-        <w:t>:</w:t>
-      </w:r>
-    </w:p>
-    <w:p>
-      <w:pPr>
-        <w:rPr>
-          <w:rFonts w:ascii="Montserrat" w:hAnsi="Montserrat"/>
-          <w:sz w:val="24"/>
-          <w:szCs w:val="24"/>
-        </w:rPr>
-      </w:pPr>
-    </w:p>
-    <w:p>
-      <w:pPr>
-        <w:rPr>
-          <w:rFonts w:ascii="Montserrat" w:hAnsi="Montserrat"/>
-          <w:sz w:val="24"/>
-          <w:szCs w:val="24"/>
-        </w:rPr>
-      </w:pPr>
-      <w:r>
-        <w:rPr>
-          <w:rFonts w:ascii="Montserrat" w:hAnsi="Montserrat"/>
-          <w:sz w:val="24"/>
-          <w:szCs w:val="24"/>
-        </w:rPr>
-        <w:t>Pedido</w:t>
-      </w:r>
-    </w:p>
-    <w:p>
-      <w:pPr>
-        <w:rPr>
-          <w:rFonts w:ascii="Montserrat" w:hAnsi="Montserrat"/>
-          <w:sz w:val="24"/>
-          <w:szCs w:val="24"/>
-        </w:rPr>
-      </w:pPr>
-      <w:r>
-        <w:rPr>
-          <w:rFonts w:ascii="Montserrat" w:hAnsi="Montserrat"/>
-          <w:sz w:val="24"/>
-          <w:szCs w:val="24"/>
-        </w:rPr>
-        <w:t>↓</w:t>
-      </w:r>
-    </w:p>
-    <w:p>
-      <w:pPr>
-        <w:rPr>
-          <w:rFonts w:ascii="Montserrat" w:hAnsi="Montserrat"/>
-          <w:sz w:val="24"/>
-          <w:szCs w:val="24"/>
-        </w:rPr>
-      </w:pPr>
-      <w:r>
-        <w:rPr>
-          <w:rFonts w:ascii="Montserrat" w:hAnsi="Montserrat"/>
-          <w:sz w:val="24"/>
-          <w:szCs w:val="24"/>
-        </w:rPr>
-        <w:t>Canal de venda</w:t>
-      </w:r>
-    </w:p>
-    <w:p>
-      <w:pPr>
-        <w:rPr>
-          <w:rFonts w:ascii="Montserrat" w:hAnsi="Montserrat"/>
-          <w:sz w:val="24"/>
-          <w:szCs w:val="24"/>
-        </w:rPr>
-      </w:pPr>
-    </w:p>
-    <w:p>
-      <w:pPr>
-        <w:rPr>
-          <w:rFonts w:ascii="Montserrat" w:hAnsi="Montserrat"/>
-          <w:sz w:val="24"/>
-          <w:szCs w:val="24"/>
-        </w:rPr>
-      </w:pPr>
-      <w:r>
-        <w:rPr>
-          <w:rFonts w:ascii="Segoe UI Symbol" w:hAnsi="Segoe UI Symbol" w:cs="Segoe UI Symbol"/>
-          <w:sz w:val="24"/>
-          <w:szCs w:val="24"/>
-        </w:rPr>
-        <w:t>⸻</w:t>
-      </w:r>
-    </w:p>
-    <w:p>
-      <w:pPr>
-        <w:rPr>
-          <w:rFonts w:ascii="Montserrat" w:hAnsi="Montserrat"/>
-          <w:sz w:val="24"/>
-          <w:szCs w:val="24"/>
-        </w:rPr>
-      </w:pPr>
-    </w:p>
-    <w:p>
-      <w:pPr>
-        <w:rPr>
-          <w:rFonts w:ascii="Montserrat" w:hAnsi="Montserrat"/>
-          <w:sz w:val="24"/>
-          <w:szCs w:val="24"/>
-        </w:rPr>
-      </w:pPr>
-      <w:r>
-        <w:rPr>
-          <w:rFonts w:ascii="Montserrat" w:hAnsi="Montserrat"/>
-          <w:sz w:val="24"/>
-          <w:szCs w:val="24"/>
-        </w:rPr>
-        <w:t>21. Possíveis entidades do banco de dados</w:t>
-      </w:r>
-    </w:p>
-    <w:p>
-      <w:pPr>
-        <w:rPr>
-          <w:rFonts w:ascii="Montserrat" w:hAnsi="Montserrat"/>
-          <w:sz w:val="24"/>
-          <w:szCs w:val="24"/>
-        </w:rPr>
-      </w:pPr>
-    </w:p>
-    <w:p>
-      <w:pPr>
-        <w:rPr>
-          <w:rFonts w:ascii="Montserrat" w:hAnsi="Montserrat"/>
-          <w:sz w:val="24"/>
-          <w:szCs w:val="24"/>
-        </w:rPr>
-      </w:pPr>
-      <w:r>
-        <w:rPr>
-          <w:rFonts w:ascii="Montserrat" w:hAnsi="Montserrat"/>
-          <w:sz w:val="24"/>
-          <w:szCs w:val="24"/>
-        </w:rPr>
-        <w:t>Para o trabalho de Ciência de Dados/Banco de Dados, eu já consigo enxergar estas entidades:</w:t>
-      </w:r>
-    </w:p>
-    <w:p>
-      <w:pPr>
-        <w:rPr>
-          <w:rFonts w:ascii="Montserrat" w:hAnsi="Montserrat"/>
-          <w:sz w:val="24"/>
-          <w:szCs w:val="24"/>
-        </w:rPr>
-      </w:pPr>
-    </w:p>
-    <w:p>
-      <w:pPr>
-        <w:rPr>
-          <w:rFonts w:ascii="Montserrat" w:hAnsi="Montserrat"/>
-          <w:sz w:val="24"/>
-          <w:szCs w:val="24"/>
-        </w:rPr>
-      </w:pPr>
-      <w:r>
-        <w:rPr>
-          <w:rFonts w:ascii="Segoe UI Emoji" w:hAnsi="Segoe UI Emoji" w:cs="Segoe UI Emoji"/>
-          <w:sz w:val="24"/>
-          <w:szCs w:val="24"/>
-        </w:rPr>
-        <w:t>👤</w:t>
-      </w:r>
-      <w:r>
-        <w:rPr>
-          <w:rFonts w:ascii="Montserrat" w:hAnsi="Montserrat"/>
-          <w:sz w:val="24"/>
-          <w:szCs w:val="24"/>
-        </w:rPr>
-        <w:t xml:space="preserve"> Cliente</w:t>
-      </w:r>
-    </w:p>
-    <w:p>
-      <w:pPr>
-        <w:rPr>
-          <w:rFonts w:ascii="Montserrat" w:hAnsi="Montserrat"/>
-          <w:sz w:val="24"/>
-          <w:szCs w:val="24"/>
-        </w:rPr>
-      </w:pPr>
-    </w:p>
-    <w:p>
-      <w:pPr>
-        <w:rPr>
-          <w:rFonts w:ascii="Montserrat" w:hAnsi="Montserrat"/>
-          <w:sz w:val="24"/>
-          <w:szCs w:val="24"/>
-        </w:rPr>
-      </w:pPr>
-      <w:r>
-        <w:rPr>
-          <w:rFonts w:ascii="Montserrat" w:hAnsi="Montserrat"/>
-          <w:sz w:val="24"/>
-          <w:szCs w:val="24"/>
-        </w:rPr>
-        <w:t>* ID;</w:t>
-      </w:r>
-    </w:p>
-    <w:p>
-      <w:pPr>
-        <w:rPr>
-          <w:rFonts w:ascii="Montserrat" w:hAnsi="Montserrat"/>
-          <w:sz w:val="24"/>
-          <w:szCs w:val="24"/>
-        </w:rPr>
-      </w:pPr>
-      <w:r>
-        <w:rPr>
-          <w:rFonts w:ascii="Montserrat" w:hAnsi="Montserrat"/>
-          <w:sz w:val="24"/>
-          <w:szCs w:val="24"/>
-        </w:rPr>
-        <w:t>* Nome;</w:t>
-      </w:r>
-    </w:p>
-    <w:p>
-      <w:pPr>
-        <w:rPr>
-          <w:rFonts w:ascii="Montserrat" w:hAnsi="Montserrat"/>
-          <w:sz w:val="24"/>
-          <w:szCs w:val="24"/>
-        </w:rPr>
-      </w:pPr>
-      <w:r>
-        <w:rPr>
-          <w:rFonts w:ascii="Montserrat" w:hAnsi="Montserrat"/>
-          <w:sz w:val="24"/>
-          <w:szCs w:val="24"/>
-        </w:rPr>
-        <w:t>* Telefone;</w:t>
-      </w:r>
-    </w:p>
-    <w:p>
-      <w:pPr>
-        <w:rPr>
-          <w:rFonts w:ascii="Montserrat" w:hAnsi="Montserrat"/>
-          <w:sz w:val="24"/>
-          <w:szCs w:val="24"/>
-        </w:rPr>
-      </w:pPr>
-      <w:r>
-        <w:rPr>
-          <w:rFonts w:ascii="Montserrat" w:hAnsi="Montserrat"/>
-          <w:sz w:val="24"/>
-          <w:szCs w:val="24"/>
-        </w:rPr>
-        <w:t>* E-mail;</w:t>
-      </w:r>
-    </w:p>
-    <w:p>
-      <w:pPr>
-        <w:rPr>
-          <w:rFonts w:ascii="Montserrat" w:hAnsi="Montserrat"/>
-          <w:sz w:val="24"/>
-          <w:szCs w:val="24"/>
-        </w:rPr>
-      </w:pPr>
-      <w:r>
-        <w:rPr>
-          <w:rFonts w:ascii="Montserrat" w:hAnsi="Montserrat"/>
-          <w:sz w:val="24"/>
-          <w:szCs w:val="24"/>
-        </w:rPr>
-        <w:t>* Endereço;</w:t>
-      </w:r>
-    </w:p>
-    <w:p>
-      <w:pPr>
-        <w:rPr>
-          <w:rFonts w:ascii="Montserrat" w:hAnsi="Montserrat"/>
-          <w:sz w:val="24"/>
-          <w:szCs w:val="24"/>
-        </w:rPr>
-      </w:pPr>
-      <w:r>
-        <w:rPr>
-          <w:rFonts w:ascii="Montserrat" w:hAnsi="Montserrat"/>
-          <w:sz w:val="24"/>
-          <w:szCs w:val="24"/>
-        </w:rPr>
-        <w:t>* Data de cadastro.</w:t>
-      </w:r>
-    </w:p>
-    <w:p>
-      <w:pPr>
-        <w:rPr>
-          <w:rFonts w:ascii="Montserrat" w:hAnsi="Montserrat"/>
-          <w:sz w:val="24"/>
-          <w:szCs w:val="24"/>
-        </w:rPr>
-      </w:pPr>
-    </w:p>
-    <w:p>
-      <w:pPr>
-        <w:rPr>
-          <w:rFonts w:ascii="Montserrat" w:hAnsi="Montserrat"/>
-          <w:sz w:val="24"/>
-          <w:szCs w:val="24"/>
-        </w:rPr>
-      </w:pPr>
-      <w:r>
-        <w:rPr>
-          <w:rFonts w:ascii="Segoe UI Emoji" w:hAnsi="Segoe UI Emoji" w:cs="Segoe UI Emoji"/>
-          <w:sz w:val="24"/>
-          <w:szCs w:val="24"/>
-        </w:rPr>
-        <w:lastRenderedPageBreak/>
-        <w:t>📦</w:t>
-      </w:r>
-      <w:r>
-        <w:rPr>
-          <w:rFonts w:ascii="Montserrat" w:hAnsi="Montserrat"/>
-          <w:sz w:val="24"/>
-          <w:szCs w:val="24"/>
-        </w:rPr>
-        <w:t xml:space="preserve"> Produto</w:t>
-      </w:r>
-    </w:p>
-    <w:p>
-      <w:pPr>
-        <w:rPr>
-          <w:rFonts w:ascii="Montserrat" w:hAnsi="Montserrat"/>
-          <w:sz w:val="24"/>
-          <w:szCs w:val="24"/>
-        </w:rPr>
-      </w:pPr>
-    </w:p>
-    <w:p>
-      <w:pPr>
-        <w:rPr>
-          <w:rFonts w:ascii="Montserrat" w:hAnsi="Montserrat"/>
-          <w:sz w:val="24"/>
-          <w:szCs w:val="24"/>
-        </w:rPr>
-      </w:pPr>
-      <w:r>
-        <w:rPr>
-          <w:rFonts w:ascii="Montserrat" w:hAnsi="Montserrat"/>
-          <w:sz w:val="24"/>
-          <w:szCs w:val="24"/>
-        </w:rPr>
-        <w:t>* ID;</w:t>
-      </w:r>
-    </w:p>
-    <w:p>
-      <w:pPr>
-        <w:rPr>
-          <w:rFonts w:ascii="Montserrat" w:hAnsi="Montserrat"/>
-          <w:sz w:val="24"/>
-          <w:szCs w:val="24"/>
-        </w:rPr>
-      </w:pPr>
-      <w:r>
-        <w:rPr>
-          <w:rFonts w:ascii="Montserrat" w:hAnsi="Montserrat"/>
-          <w:sz w:val="24"/>
-          <w:szCs w:val="24"/>
-        </w:rPr>
-        <w:t>* Nome;</w:t>
-      </w:r>
-    </w:p>
-    <w:p>
-      <w:pPr>
-        <w:rPr>
-          <w:rFonts w:ascii="Montserrat" w:hAnsi="Montserrat"/>
-          <w:sz w:val="24"/>
-          <w:szCs w:val="24"/>
-        </w:rPr>
-      </w:pPr>
-      <w:r>
-        <w:rPr>
-          <w:rFonts w:ascii="Montserrat" w:hAnsi="Montserrat"/>
-          <w:sz w:val="24"/>
-          <w:szCs w:val="24"/>
-        </w:rPr>
-        <w:t>* Descrição;</w:t>
-      </w:r>
-    </w:p>
-    <w:p>
-      <w:pPr>
-        <w:rPr>
-          <w:rFonts w:ascii="Montserrat" w:hAnsi="Montserrat"/>
-          <w:sz w:val="24"/>
-          <w:szCs w:val="24"/>
-        </w:rPr>
-      </w:pPr>
-      <w:r>
-        <w:rPr>
-          <w:rFonts w:ascii="Montserrat" w:hAnsi="Montserrat"/>
-          <w:sz w:val="24"/>
-          <w:szCs w:val="24"/>
-        </w:rPr>
-        <w:t>* Categoria;</w:t>
-      </w:r>
-    </w:p>
-    <w:p>
-      <w:pPr>
-        <w:rPr>
-          <w:rFonts w:ascii="Montserrat" w:hAnsi="Montserrat"/>
-          <w:sz w:val="24"/>
-          <w:szCs w:val="24"/>
-        </w:rPr>
-      </w:pPr>
-      <w:r>
-        <w:rPr>
-          <w:rFonts w:ascii="Montserrat" w:hAnsi="Montserrat"/>
-          <w:sz w:val="24"/>
-          <w:szCs w:val="24"/>
-        </w:rPr>
-        <w:t>* Preço;</w:t>
-      </w:r>
-    </w:p>
-    <w:p>
-      <w:pPr>
-        <w:rPr>
-          <w:rFonts w:ascii="Montserrat" w:hAnsi="Montserrat"/>
-          <w:sz w:val="24"/>
-          <w:szCs w:val="24"/>
-        </w:rPr>
-      </w:pPr>
-      <w:r>
-        <w:rPr>
-          <w:rFonts w:ascii="Montserrat" w:hAnsi="Montserrat"/>
-          <w:sz w:val="24"/>
-          <w:szCs w:val="24"/>
-        </w:rPr>
-        <w:t>* Status.</w:t>
-      </w:r>
-    </w:p>
-    <w:p>
-      <w:pPr>
-        <w:rPr>
-          <w:rFonts w:ascii="Montserrat" w:hAnsi="Montserrat"/>
-          <w:sz w:val="24"/>
-          <w:szCs w:val="24"/>
-        </w:rPr>
-      </w:pPr>
-    </w:p>
-    <w:p>
-      <w:pPr>
-        <w:rPr>
-          <w:rFonts w:ascii="Montserrat" w:hAnsi="Montserrat"/>
-          <w:sz w:val="24"/>
-          <w:szCs w:val="24"/>
-        </w:rPr>
-      </w:pPr>
-      <w:r>
-        <w:rPr>
-          <w:rFonts w:ascii="Segoe UI Emoji" w:hAnsi="Segoe UI Emoji" w:cs="Segoe UI Emoji"/>
-          <w:sz w:val="24"/>
-          <w:szCs w:val="24"/>
-        </w:rPr>
-        <w:t>🎨</w:t>
-      </w:r>
-      <w:r>
-        <w:rPr>
-          <w:rFonts w:ascii="Montserrat" w:hAnsi="Montserrat"/>
-          <w:sz w:val="24"/>
-          <w:szCs w:val="24"/>
-        </w:rPr>
-        <w:t xml:space="preserve"> Variação</w:t>
-      </w:r>
-    </w:p>
-    <w:p>
-      <w:pPr>
-        <w:rPr>
-          <w:rFonts w:ascii="Montserrat" w:hAnsi="Montserrat"/>
-          <w:sz w:val="24"/>
-          <w:szCs w:val="24"/>
-        </w:rPr>
-      </w:pPr>
-    </w:p>
-    <w:p>
-      <w:pPr>
-        <w:rPr>
-          <w:rFonts w:ascii="Montserrat" w:hAnsi="Montserrat"/>
-          <w:sz w:val="24"/>
-          <w:szCs w:val="24"/>
-        </w:rPr>
-      </w:pPr>
-      <w:r>
-        <w:rPr>
-          <w:rFonts w:ascii="Montserrat" w:hAnsi="Montserrat"/>
-          <w:sz w:val="24"/>
-          <w:szCs w:val="24"/>
-        </w:rPr>
-        <w:t>* ID;</w:t>
-      </w:r>
-    </w:p>
-    <w:p>
-      <w:pPr>
-        <w:rPr>
-          <w:rFonts w:ascii="Montserrat" w:hAnsi="Montserrat"/>
-          <w:sz w:val="24"/>
-          <w:szCs w:val="24"/>
-        </w:rPr>
-      </w:pPr>
-      <w:r>
-        <w:rPr>
-          <w:rFonts w:ascii="Montserrat" w:hAnsi="Montserrat"/>
-          <w:sz w:val="24"/>
-          <w:szCs w:val="24"/>
-        </w:rPr>
-        <w:t>* Produto;</w:t>
-      </w:r>
-    </w:p>
-    <w:p>
-      <w:pPr>
-        <w:rPr>
-          <w:rFonts w:ascii="Montserrat" w:hAnsi="Montserrat"/>
-          <w:sz w:val="24"/>
-          <w:szCs w:val="24"/>
-        </w:rPr>
-      </w:pPr>
-      <w:r>
-        <w:rPr>
-          <w:rFonts w:ascii="Montserrat" w:hAnsi="Montserrat"/>
-          <w:sz w:val="24"/>
-          <w:szCs w:val="24"/>
-        </w:rPr>
-        <w:t>* Cor;</w:t>
-      </w:r>
-    </w:p>
-    <w:p>
-      <w:pPr>
-        <w:rPr>
-          <w:rFonts w:ascii="Montserrat" w:hAnsi="Montserrat"/>
-          <w:sz w:val="24"/>
-          <w:szCs w:val="24"/>
-        </w:rPr>
-      </w:pPr>
-      <w:r>
-        <w:rPr>
-          <w:rFonts w:ascii="Montserrat" w:hAnsi="Montserrat"/>
-          <w:sz w:val="24"/>
-          <w:szCs w:val="24"/>
-        </w:rPr>
-        <w:t>* Tamanho;</w:t>
-      </w:r>
-    </w:p>
-    <w:p>
-      <w:pPr>
-        <w:rPr>
-          <w:rFonts w:ascii="Montserrat" w:hAnsi="Montserrat"/>
-          <w:sz w:val="24"/>
-          <w:szCs w:val="24"/>
-        </w:rPr>
-      </w:pPr>
-      <w:r>
-        <w:rPr>
-          <w:rFonts w:ascii="Montserrat" w:hAnsi="Montserrat"/>
-          <w:sz w:val="24"/>
-          <w:szCs w:val="24"/>
-        </w:rPr>
-        <w:t>* Material.</w:t>
-      </w:r>
-    </w:p>
-    <w:p>
-      <w:pPr>
-        <w:rPr>
-          <w:rFonts w:ascii="Montserrat" w:hAnsi="Montserrat"/>
-          <w:sz w:val="24"/>
-          <w:szCs w:val="24"/>
-        </w:rPr>
-      </w:pPr>
-    </w:p>
-    <w:p>
-      <w:pPr>
-        <w:rPr>
-          <w:rFonts w:ascii="Montserrat" w:hAnsi="Montserrat"/>
-          <w:sz w:val="24"/>
-          <w:szCs w:val="24"/>
-        </w:rPr>
-      </w:pPr>
-      <w:r>
-        <w:rPr>
-          <w:rFonts w:ascii="Segoe UI Emoji" w:hAnsi="Segoe UI Emoji" w:cs="Segoe UI Emoji"/>
-          <w:sz w:val="24"/>
-          <w:szCs w:val="24"/>
-        </w:rPr>
-        <w:t>🧵</w:t>
-      </w:r>
-      <w:r>
-        <w:rPr>
-          <w:rFonts w:ascii="Montserrat" w:hAnsi="Montserrat"/>
-          <w:sz w:val="24"/>
-          <w:szCs w:val="24"/>
-        </w:rPr>
-        <w:t xml:space="preserve"> Filamento</w:t>
-      </w:r>
-    </w:p>
-    <w:p>
-      <w:pPr>
-        <w:rPr>
-          <w:rFonts w:ascii="Montserrat" w:hAnsi="Montserrat"/>
-          <w:sz w:val="24"/>
-          <w:szCs w:val="24"/>
-        </w:rPr>
-      </w:pPr>
-    </w:p>
-    <w:p>
-      <w:pPr>
-        <w:rPr>
-          <w:rFonts w:ascii="Montserrat" w:hAnsi="Montserrat"/>
-          <w:sz w:val="24"/>
-          <w:szCs w:val="24"/>
-        </w:rPr>
-      </w:pPr>
-      <w:r>
-        <w:rPr>
-          <w:rFonts w:ascii="Montserrat" w:hAnsi="Montserrat"/>
-          <w:sz w:val="24"/>
-          <w:szCs w:val="24"/>
-        </w:rPr>
-        <w:t>* ID;</w:t>
-      </w:r>
-    </w:p>
-    <w:p>
-      <w:pPr>
-        <w:rPr>
-          <w:rFonts w:ascii="Montserrat" w:hAnsi="Montserrat"/>
-          <w:sz w:val="24"/>
-          <w:szCs w:val="24"/>
-        </w:rPr>
-      </w:pPr>
-      <w:r>
-        <w:rPr>
-          <w:rFonts w:ascii="Montserrat" w:hAnsi="Montserrat"/>
-          <w:sz w:val="24"/>
-          <w:szCs w:val="24"/>
-        </w:rPr>
-        <w:t>* Tipo;</w:t>
-      </w:r>
-    </w:p>
-    <w:p>
-      <w:pPr>
-        <w:rPr>
-          <w:rFonts w:ascii="Montserrat" w:hAnsi="Montserrat"/>
-          <w:sz w:val="24"/>
-          <w:szCs w:val="24"/>
-        </w:rPr>
-      </w:pPr>
-      <w:r>
-        <w:rPr>
-          <w:rFonts w:ascii="Montserrat" w:hAnsi="Montserrat"/>
-          <w:sz w:val="24"/>
-          <w:szCs w:val="24"/>
-        </w:rPr>
-        <w:t>* Marca;</w:t>
-      </w:r>
-    </w:p>
-    <w:p>
-      <w:pPr>
-        <w:rPr>
-          <w:rFonts w:ascii="Montserrat" w:hAnsi="Montserrat"/>
-          <w:sz w:val="24"/>
-          <w:szCs w:val="24"/>
-        </w:rPr>
-      </w:pPr>
-      <w:r>
-        <w:rPr>
-          <w:rFonts w:ascii="Montserrat" w:hAnsi="Montserrat"/>
-          <w:sz w:val="24"/>
-          <w:szCs w:val="24"/>
-        </w:rPr>
-        <w:t>* Cor;</w:t>
-      </w:r>
-    </w:p>
-    <w:p>
-      <w:pPr>
-        <w:rPr>
-          <w:rFonts w:ascii="Montserrat" w:hAnsi="Montserrat"/>
-          <w:sz w:val="24"/>
-          <w:szCs w:val="24"/>
-        </w:rPr>
-      </w:pPr>
-      <w:r>
-        <w:rPr>
-          <w:rFonts w:ascii="Montserrat" w:hAnsi="Montserrat"/>
-          <w:sz w:val="24"/>
-          <w:szCs w:val="24"/>
-        </w:rPr>
-        <w:t>* Peso;</w:t>
-      </w:r>
-    </w:p>
-    <w:p>
-      <w:pPr>
-        <w:rPr>
-          <w:rFonts w:ascii="Montserrat" w:hAnsi="Montserrat"/>
-          <w:sz w:val="24"/>
-          <w:szCs w:val="24"/>
-        </w:rPr>
-      </w:pPr>
-      <w:r>
-        <w:rPr>
-          <w:rFonts w:ascii="Montserrat" w:hAnsi="Montserrat"/>
-          <w:sz w:val="24"/>
-          <w:szCs w:val="24"/>
-        </w:rPr>
-        <w:t>* Quantidade disponível;</w:t>
-      </w:r>
-    </w:p>
-    <w:p>
-      <w:pPr>
-        <w:rPr>
-          <w:rFonts w:ascii="Montserrat" w:hAnsi="Montserrat"/>
-          <w:sz w:val="24"/>
-          <w:szCs w:val="24"/>
-        </w:rPr>
-      </w:pPr>
-      <w:r>
-        <w:rPr>
-          <w:rFonts w:ascii="Montserrat" w:hAnsi="Montserrat"/>
-          <w:sz w:val="24"/>
-          <w:szCs w:val="24"/>
-        </w:rPr>
-        <w:t>* Fornecedor.</w:t>
-      </w:r>
-    </w:p>
-    <w:p>
-      <w:pPr>
-        <w:rPr>
-          <w:rFonts w:ascii="Montserrat" w:hAnsi="Montserrat"/>
-          <w:sz w:val="24"/>
-          <w:szCs w:val="24"/>
-        </w:rPr>
-      </w:pPr>
-    </w:p>
-    <w:p>
-      <w:pPr>
-        <w:rPr>
-          <w:rFonts w:ascii="Montserrat" w:hAnsi="Montserrat"/>
-          <w:sz w:val="24"/>
-          <w:szCs w:val="24"/>
-        </w:rPr>
-      </w:pPr>
-      <w:r>
-        <w:rPr>
-          <w:rFonts w:ascii="Segoe UI Emoji" w:hAnsi="Segoe UI Emoji" w:cs="Segoe UI Emoji"/>
-          <w:sz w:val="24"/>
-          <w:szCs w:val="24"/>
-        </w:rPr>
-        <w:t>🏢</w:t>
-      </w:r>
-      <w:r>
-        <w:rPr>
-          <w:rFonts w:ascii="Montserrat" w:hAnsi="Montserrat"/>
-          <w:sz w:val="24"/>
-          <w:szCs w:val="24"/>
-        </w:rPr>
-        <w:t xml:space="preserve"> Fornecedor</w:t>
-      </w:r>
-    </w:p>
-    <w:p>
-      <w:pPr>
-        <w:rPr>
-          <w:rFonts w:ascii="Montserrat" w:hAnsi="Montserrat"/>
-          <w:sz w:val="24"/>
-          <w:szCs w:val="24"/>
-        </w:rPr>
-      </w:pPr>
-    </w:p>
-    <w:p>
-      <w:pPr>
-        <w:rPr>
-          <w:rFonts w:ascii="Montserrat" w:hAnsi="Montserrat"/>
-          <w:sz w:val="24"/>
-          <w:szCs w:val="24"/>
-        </w:rPr>
-      </w:pPr>
-      <w:r>
-        <w:rPr>
-          <w:rFonts w:ascii="Montserrat" w:hAnsi="Montserrat"/>
-          <w:sz w:val="24"/>
-          <w:szCs w:val="24"/>
-        </w:rPr>
-        <w:t>* ID;</w:t>
-      </w:r>
-    </w:p>
-    <w:p>
-      <w:pPr>
-        <w:rPr>
-          <w:rFonts w:ascii="Montserrat" w:hAnsi="Montserrat"/>
-          <w:sz w:val="24"/>
-          <w:szCs w:val="24"/>
-        </w:rPr>
-      </w:pPr>
-      <w:r>
-        <w:rPr>
-          <w:rFonts w:ascii="Montserrat" w:hAnsi="Montserrat"/>
-          <w:sz w:val="24"/>
-          <w:szCs w:val="24"/>
-        </w:rPr>
-        <w:t>* Nome;</w:t>
-      </w:r>
-    </w:p>
-    <w:p>
-      <w:pPr>
-        <w:rPr>
-          <w:rFonts w:ascii="Montserrat" w:hAnsi="Montserrat"/>
-          <w:sz w:val="24"/>
-          <w:szCs w:val="24"/>
-        </w:rPr>
-      </w:pPr>
-      <w:r>
-        <w:rPr>
-          <w:rFonts w:ascii="Montserrat" w:hAnsi="Montserrat"/>
-          <w:sz w:val="24"/>
-          <w:szCs w:val="24"/>
-        </w:rPr>
-        <w:t>* Contato;</w:t>
-      </w:r>
-    </w:p>
-    <w:p>
-      <w:pPr>
-        <w:rPr>
-          <w:rFonts w:ascii="Montserrat" w:hAnsi="Montserrat"/>
-          <w:sz w:val="24"/>
-          <w:szCs w:val="24"/>
-        </w:rPr>
-      </w:pPr>
-      <w:r>
-        <w:rPr>
-          <w:rFonts w:ascii="Montserrat" w:hAnsi="Montserrat"/>
-          <w:sz w:val="24"/>
-          <w:szCs w:val="24"/>
-        </w:rPr>
-        <w:lastRenderedPageBreak/>
-        <w:t>* CNPJ, quando aplicável.</w:t>
-      </w:r>
-    </w:p>
-    <w:p>
-      <w:pPr>
-        <w:rPr>
-          <w:rFonts w:ascii="Montserrat" w:hAnsi="Montserrat"/>
-          <w:sz w:val="24"/>
-          <w:szCs w:val="24"/>
-        </w:rPr>
-      </w:pPr>
-    </w:p>
-    <w:p>
-      <w:pPr>
-        <w:rPr>
-          <w:rFonts w:ascii="Montserrat" w:hAnsi="Montserrat"/>
-          <w:sz w:val="24"/>
-          <w:szCs w:val="24"/>
-        </w:rPr>
-      </w:pPr>
-      <w:r>
-        <w:rPr>
-          <w:rFonts w:ascii="Segoe UI Emoji" w:hAnsi="Segoe UI Emoji" w:cs="Segoe UI Emoji"/>
-          <w:sz w:val="24"/>
-          <w:szCs w:val="24"/>
-        </w:rPr>
-        <w:t>🛒</w:t>
-      </w:r>
-      <w:r>
-        <w:rPr>
-          <w:rFonts w:ascii="Montserrat" w:hAnsi="Montserrat"/>
-          <w:sz w:val="24"/>
-          <w:szCs w:val="24"/>
-        </w:rPr>
-        <w:t xml:space="preserve"> Pedido</w:t>
-      </w:r>
-    </w:p>
-    <w:p>
-      <w:pPr>
-        <w:rPr>
-          <w:rFonts w:ascii="Montserrat" w:hAnsi="Montserrat"/>
-          <w:sz w:val="24"/>
-          <w:szCs w:val="24"/>
-        </w:rPr>
-      </w:pPr>
-    </w:p>
-    <w:p>
-      <w:pPr>
-        <w:rPr>
-          <w:rFonts w:ascii="Montserrat" w:hAnsi="Montserrat"/>
-          <w:sz w:val="24"/>
-          <w:szCs w:val="24"/>
-        </w:rPr>
-      </w:pPr>
-      <w:r>
-        <w:rPr>
-          <w:rFonts w:ascii="Montserrat" w:hAnsi="Montserrat"/>
-          <w:sz w:val="24"/>
-          <w:szCs w:val="24"/>
-        </w:rPr>
-        <w:t>* ID;</w:t>
-      </w:r>
-    </w:p>
-    <w:p>
-      <w:pPr>
-        <w:rPr>
-          <w:rFonts w:ascii="Montserrat" w:hAnsi="Montserrat"/>
-          <w:sz w:val="24"/>
-          <w:szCs w:val="24"/>
-        </w:rPr>
-      </w:pPr>
-      <w:r>
-        <w:rPr>
-          <w:rFonts w:ascii="Montserrat" w:hAnsi="Montserrat"/>
-          <w:sz w:val="24"/>
-          <w:szCs w:val="24"/>
-        </w:rPr>
-        <w:t>* Cliente;</w:t>
-      </w:r>
-    </w:p>
-    <w:p>
-      <w:pPr>
-        <w:rPr>
-          <w:rFonts w:ascii="Montserrat" w:hAnsi="Montserrat"/>
-          <w:sz w:val="24"/>
-          <w:szCs w:val="24"/>
-        </w:rPr>
-      </w:pPr>
-      <w:r>
-        <w:rPr>
-          <w:rFonts w:ascii="Montserrat" w:hAnsi="Montserrat"/>
-          <w:sz w:val="24"/>
-          <w:szCs w:val="24"/>
-        </w:rPr>
-        <w:t>* Data;</w:t>
-      </w:r>
-    </w:p>
-    <w:p>
-      <w:pPr>
-        <w:rPr>
-          <w:rFonts w:ascii="Montserrat" w:hAnsi="Montserrat"/>
-          <w:sz w:val="24"/>
-          <w:szCs w:val="24"/>
-        </w:rPr>
-      </w:pPr>
-      <w:r>
-        <w:rPr>
-          <w:rFonts w:ascii="Montserrat" w:hAnsi="Montserrat"/>
-          <w:sz w:val="24"/>
-          <w:szCs w:val="24"/>
-        </w:rPr>
-        <w:t>* Status;</w:t>
-      </w:r>
-    </w:p>
-    <w:p>
-      <w:pPr>
-        <w:rPr>
-          <w:rFonts w:ascii="Montserrat" w:hAnsi="Montserrat"/>
-          <w:sz w:val="24"/>
-          <w:szCs w:val="24"/>
-        </w:rPr>
-      </w:pPr>
-      <w:r>
-        <w:rPr>
-          <w:rFonts w:ascii="Montserrat" w:hAnsi="Montserrat"/>
-          <w:sz w:val="24"/>
-          <w:szCs w:val="24"/>
-        </w:rPr>
-        <w:t>* Valor;</w:t>
-      </w:r>
-    </w:p>
-    <w:p>
-      <w:pPr>
-        <w:rPr>
-          <w:rFonts w:ascii="Montserrat" w:hAnsi="Montserrat"/>
-          <w:sz w:val="24"/>
-          <w:szCs w:val="24"/>
-        </w:rPr>
-      </w:pPr>
-      <w:r>
-        <w:rPr>
-          <w:rFonts w:ascii="Montserrat" w:hAnsi="Montserrat"/>
-          <w:sz w:val="24"/>
-          <w:szCs w:val="24"/>
-        </w:rPr>
-        <w:t>* Canal de venda.</w:t>
-      </w:r>
-    </w:p>
-    <w:p>
-      <w:pPr>
-        <w:rPr>
-          <w:rFonts w:ascii="Montserrat" w:hAnsi="Montserrat"/>
-          <w:sz w:val="24"/>
-          <w:szCs w:val="24"/>
-        </w:rPr>
-      </w:pPr>
-    </w:p>
-    <w:p>
-      <w:pPr>
-        <w:rPr>
-          <w:rFonts w:ascii="Montserrat" w:hAnsi="Montserrat"/>
-          <w:sz w:val="24"/>
-          <w:szCs w:val="24"/>
-        </w:rPr>
-      </w:pPr>
-      <w:r>
-        <w:rPr>
-          <w:rFonts w:ascii="Segoe UI Emoji" w:hAnsi="Segoe UI Emoji" w:cs="Segoe UI Emoji"/>
-          <w:sz w:val="24"/>
-          <w:szCs w:val="24"/>
-        </w:rPr>
-        <w:t>📋</w:t>
-      </w:r>
-      <w:r>
-        <w:rPr>
-          <w:rFonts w:ascii="Montserrat" w:hAnsi="Montserrat"/>
-          <w:sz w:val="24"/>
-          <w:szCs w:val="24"/>
-        </w:rPr>
-        <w:t xml:space="preserve"> Item do pedido</w:t>
-      </w:r>
-    </w:p>
-    <w:p>
-      <w:pPr>
-        <w:rPr>
-          <w:rFonts w:ascii="Montserrat" w:hAnsi="Montserrat"/>
-          <w:sz w:val="24"/>
-          <w:szCs w:val="24"/>
-        </w:rPr>
-      </w:pPr>
-    </w:p>
-    <w:p>
-      <w:pPr>
-        <w:rPr>
-          <w:rFonts w:ascii="Montserrat" w:hAnsi="Montserrat"/>
-          <w:sz w:val="24"/>
-          <w:szCs w:val="24"/>
-        </w:rPr>
-      </w:pPr>
-      <w:r>
-        <w:rPr>
-          <w:rFonts w:ascii="Montserrat" w:hAnsi="Montserrat"/>
-          <w:sz w:val="24"/>
-          <w:szCs w:val="24"/>
-        </w:rPr>
-        <w:t>* Pedido;</w:t>
-      </w:r>
-    </w:p>
-    <w:p>
-      <w:pPr>
-        <w:rPr>
-          <w:rFonts w:ascii="Montserrat" w:hAnsi="Montserrat"/>
-          <w:sz w:val="24"/>
-          <w:szCs w:val="24"/>
-        </w:rPr>
-      </w:pPr>
-      <w:r>
-        <w:rPr>
-          <w:rFonts w:ascii="Montserrat" w:hAnsi="Montserrat"/>
-          <w:sz w:val="24"/>
-          <w:szCs w:val="24"/>
-        </w:rPr>
-        <w:t>* Produto;</w:t>
-      </w:r>
-    </w:p>
-    <w:p>
-      <w:pPr>
-        <w:rPr>
-          <w:rFonts w:ascii="Montserrat" w:hAnsi="Montserrat"/>
-          <w:sz w:val="24"/>
-          <w:szCs w:val="24"/>
-        </w:rPr>
-      </w:pPr>
-      <w:r>
-        <w:rPr>
-          <w:rFonts w:ascii="Montserrat" w:hAnsi="Montserrat"/>
-          <w:sz w:val="24"/>
-          <w:szCs w:val="24"/>
-        </w:rPr>
-        <w:t>* Quantidade;</w:t>
-      </w:r>
-    </w:p>
-    <w:p>
-      <w:pPr>
-        <w:rPr>
-          <w:rFonts w:ascii="Montserrat" w:hAnsi="Montserrat"/>
-          <w:sz w:val="24"/>
-          <w:szCs w:val="24"/>
-        </w:rPr>
-      </w:pPr>
-      <w:r>
-        <w:rPr>
-          <w:rFonts w:ascii="Montserrat" w:hAnsi="Montserrat"/>
-          <w:sz w:val="24"/>
-          <w:szCs w:val="24"/>
-        </w:rPr>
-        <w:t>* Preço.</w:t>
-      </w:r>
-    </w:p>
-    <w:p>
-      <w:pPr>
-        <w:rPr>
-          <w:rFonts w:ascii="Montserrat" w:hAnsi="Montserrat"/>
-          <w:sz w:val="24"/>
-          <w:szCs w:val="24"/>
-        </w:rPr>
-      </w:pPr>
-    </w:p>
-    <w:p>
-      <w:pPr>
-        <w:rPr>
-          <w:rFonts w:ascii="Montserrat" w:hAnsi="Montserrat"/>
-          <w:sz w:val="24"/>
-          <w:szCs w:val="24"/>
-        </w:rPr>
-      </w:pPr>
-      <w:r>
-        <w:rPr>
-          <w:rFonts w:ascii="Segoe UI Emoji" w:hAnsi="Segoe UI Emoji" w:cs="Segoe UI Emoji"/>
-          <w:sz w:val="24"/>
-          <w:szCs w:val="24"/>
-        </w:rPr>
-        <w:t>🏭</w:t>
-      </w:r>
-      <w:r>
-        <w:rPr>
-          <w:rFonts w:ascii="Montserrat" w:hAnsi="Montserrat"/>
-          <w:sz w:val="24"/>
-          <w:szCs w:val="24"/>
-        </w:rPr>
-        <w:t xml:space="preserve"> Produção</w:t>
-      </w:r>
-    </w:p>
-    <w:p>
-      <w:pPr>
-        <w:rPr>
-          <w:rFonts w:ascii="Montserrat" w:hAnsi="Montserrat"/>
-          <w:sz w:val="24"/>
-          <w:szCs w:val="24"/>
-        </w:rPr>
-      </w:pPr>
-    </w:p>
-    <w:p>
-      <w:pPr>
-        <w:rPr>
-          <w:rFonts w:ascii="Montserrat" w:hAnsi="Montserrat"/>
-          <w:sz w:val="24"/>
-          <w:szCs w:val="24"/>
-        </w:rPr>
-      </w:pPr>
-      <w:r>
-        <w:rPr>
-          <w:rFonts w:ascii="Montserrat" w:hAnsi="Montserrat"/>
-          <w:sz w:val="24"/>
-          <w:szCs w:val="24"/>
-        </w:rPr>
-        <w:t>* ID;</w:t>
-      </w:r>
-    </w:p>
-    <w:p>
-      <w:pPr>
-        <w:rPr>
-          <w:rFonts w:ascii="Montserrat" w:hAnsi="Montserrat"/>
-          <w:sz w:val="24"/>
-          <w:szCs w:val="24"/>
-        </w:rPr>
-      </w:pPr>
-      <w:r>
-        <w:rPr>
-          <w:rFonts w:ascii="Montserrat" w:hAnsi="Montserrat"/>
-          <w:sz w:val="24"/>
-          <w:szCs w:val="24"/>
-        </w:rPr>
-        <w:t>* Pedido;</w:t>
-      </w:r>
-    </w:p>
-    <w:p>
-      <w:pPr>
-        <w:rPr>
-          <w:rFonts w:ascii="Montserrat" w:hAnsi="Montserrat"/>
-          <w:sz w:val="24"/>
-          <w:szCs w:val="24"/>
-        </w:rPr>
-      </w:pPr>
-      <w:r>
-        <w:rPr>
-          <w:rFonts w:ascii="Montserrat" w:hAnsi="Montserrat"/>
-          <w:sz w:val="24"/>
-          <w:szCs w:val="24"/>
-        </w:rPr>
-        <w:t>* Produto;</w:t>
-      </w:r>
-    </w:p>
-    <w:p>
-      <w:pPr>
-        <w:rPr>
-          <w:rFonts w:ascii="Montserrat" w:hAnsi="Montserrat"/>
-          <w:sz w:val="24"/>
-          <w:szCs w:val="24"/>
-        </w:rPr>
-      </w:pPr>
-      <w:r>
-        <w:rPr>
-          <w:rFonts w:ascii="Montserrat" w:hAnsi="Montserrat"/>
-          <w:sz w:val="24"/>
-          <w:szCs w:val="24"/>
-        </w:rPr>
-        <w:t>* Quantidade;</w:t>
-      </w:r>
-    </w:p>
-    <w:p>
-      <w:pPr>
-        <w:rPr>
-          <w:rFonts w:ascii="Montserrat" w:hAnsi="Montserrat"/>
-          <w:sz w:val="24"/>
-          <w:szCs w:val="24"/>
-        </w:rPr>
-      </w:pPr>
-      <w:r>
-        <w:rPr>
-          <w:rFonts w:ascii="Montserrat" w:hAnsi="Montserrat"/>
-          <w:sz w:val="24"/>
-          <w:szCs w:val="24"/>
-        </w:rPr>
-        <w:t>* Status;</w:t>
-      </w:r>
-    </w:p>
-    <w:p>
-      <w:pPr>
-        <w:rPr>
-          <w:rFonts w:ascii="Montserrat" w:hAnsi="Montserrat"/>
-          <w:sz w:val="24"/>
-          <w:szCs w:val="24"/>
-        </w:rPr>
-      </w:pPr>
-      <w:r>
-        <w:rPr>
-          <w:rFonts w:ascii="Montserrat" w:hAnsi="Montserrat"/>
-          <w:sz w:val="24"/>
-          <w:szCs w:val="24"/>
-        </w:rPr>
-        <w:t>* Data de início;</w:t>
-      </w:r>
-    </w:p>
-    <w:p>
-      <w:pPr>
-        <w:rPr>
-          <w:rFonts w:ascii="Montserrat" w:hAnsi="Montserrat"/>
-          <w:sz w:val="24"/>
-          <w:szCs w:val="24"/>
-        </w:rPr>
-      </w:pPr>
-      <w:r>
-        <w:rPr>
-          <w:rFonts w:ascii="Montserrat" w:hAnsi="Montserrat"/>
-          <w:sz w:val="24"/>
-          <w:szCs w:val="24"/>
-        </w:rPr>
-        <w:t>* Data de conclusão.</w:t>
-      </w:r>
-    </w:p>
-    <w:p>
-      <w:pPr>
-        <w:rPr>
-          <w:rFonts w:ascii="Montserrat" w:hAnsi="Montserrat"/>
-          <w:sz w:val="24"/>
-          <w:szCs w:val="24"/>
-        </w:rPr>
-      </w:pPr>
-    </w:p>
-    <w:p>
-      <w:pPr>
-        <w:rPr>
-          <w:rFonts w:ascii="Montserrat" w:hAnsi="Montserrat"/>
-          <w:sz w:val="24"/>
-          <w:szCs w:val="24"/>
-        </w:rPr>
-      </w:pPr>
-      <w:r>
-        <w:rPr>
-          <w:rFonts w:ascii="Segoe UI Emoji" w:hAnsi="Segoe UI Emoji" w:cs="Segoe UI Emoji"/>
-          <w:sz w:val="24"/>
-          <w:szCs w:val="24"/>
-        </w:rPr>
-        <w:t>📱</w:t>
-      </w:r>
-      <w:r>
-        <w:rPr>
-          <w:rFonts w:ascii="Montserrat" w:hAnsi="Montserrat"/>
-          <w:sz w:val="24"/>
-          <w:szCs w:val="24"/>
-        </w:rPr>
-        <w:t xml:space="preserve"> Canal de venda</w:t>
-      </w:r>
-    </w:p>
-    <w:p>
-      <w:pPr>
-        <w:rPr>
-          <w:rFonts w:ascii="Montserrat" w:hAnsi="Montserrat"/>
-          <w:sz w:val="24"/>
-          <w:szCs w:val="24"/>
-        </w:rPr>
-      </w:pPr>
-    </w:p>
-    <w:p>
-      <w:pPr>
-        <w:rPr>
-          <w:rFonts w:ascii="Montserrat" w:hAnsi="Montserrat"/>
-          <w:sz w:val="24"/>
-          <w:szCs w:val="24"/>
-        </w:rPr>
-      </w:pPr>
-      <w:r>
-        <w:rPr>
-          <w:rFonts w:ascii="Montserrat" w:hAnsi="Montserrat"/>
-          <w:sz w:val="24"/>
-          <w:szCs w:val="24"/>
-        </w:rPr>
-        <w:t>* ID;</w:t>
-      </w:r>
-    </w:p>
-    <w:p>
-      <w:pPr>
-        <w:rPr>
-          <w:rFonts w:ascii="Montserrat" w:hAnsi="Montserrat"/>
-          <w:sz w:val="24"/>
-          <w:szCs w:val="24"/>
-        </w:rPr>
-      </w:pPr>
-      <w:r>
-        <w:rPr>
-          <w:rFonts w:ascii="Montserrat" w:hAnsi="Montserrat"/>
-          <w:sz w:val="24"/>
-          <w:szCs w:val="24"/>
-        </w:rPr>
-        <w:t>* Nome do canal;</w:t>
-      </w:r>
-    </w:p>
-    <w:p>
-      <w:pPr>
-        <w:rPr>
-          <w:rFonts w:ascii="Montserrat" w:hAnsi="Montserrat"/>
-          <w:sz w:val="24"/>
-          <w:szCs w:val="24"/>
-        </w:rPr>
-      </w:pPr>
-      <w:r>
-        <w:rPr>
-          <w:rFonts w:ascii="Montserrat" w:hAnsi="Montserrat"/>
-          <w:sz w:val="24"/>
-          <w:szCs w:val="24"/>
-        </w:rPr>
-        <w:lastRenderedPageBreak/>
-        <w:t>* Tipo.</w:t>
-      </w:r>
-    </w:p>
-    <w:p>
-      <w:pPr>
-        <w:rPr>
-          <w:rFonts w:ascii="Montserrat" w:hAnsi="Montserrat"/>
-          <w:sz w:val="24"/>
-          <w:szCs w:val="24"/>
-        </w:rPr>
-      </w:pPr>
-    </w:p>
-    <w:p>
-      <w:pPr>
-        <w:rPr>
-          <w:rFonts w:ascii="Montserrat" w:hAnsi="Montserrat"/>
-          <w:sz w:val="24"/>
-          <w:szCs w:val="24"/>
-        </w:rPr>
-      </w:pPr>
-      <w:r>
-        <w:rPr>
-          <w:rFonts w:ascii="Segoe UI Symbol" w:hAnsi="Segoe UI Symbol" w:cs="Segoe UI Symbol"/>
-          <w:sz w:val="24"/>
-          <w:szCs w:val="24"/>
-        </w:rPr>
-        <w:t>⸻</w:t>
-      </w:r>
-    </w:p>
-    <w:p>
-      <w:pPr>
-        <w:rPr>
-          <w:rFonts w:ascii="Montserrat" w:hAnsi="Montserrat"/>
-          <w:sz w:val="24"/>
-          <w:szCs w:val="24"/>
-        </w:rPr>
-      </w:pPr>
-    </w:p>
-    <w:p>
-      <w:pPr>
-        <w:rPr>
-          <w:rFonts w:ascii="Montserrat" w:hAnsi="Montserrat"/>
-          <w:sz w:val="24"/>
-          <w:szCs w:val="24"/>
-        </w:rPr>
-      </w:pPr>
-      <w:r>
-        <w:rPr>
-          <w:rFonts w:ascii="Montserrat" w:hAnsi="Montserrat"/>
-          <w:sz w:val="24"/>
-          <w:szCs w:val="24"/>
-        </w:rPr>
-        <w:t>22. Fluxo futuro da empresa</w:t>
-      </w:r>
-    </w:p>
-    <w:p>
-      <w:pPr>
-        <w:rPr>
-          <w:rFonts w:ascii="Montserrat" w:hAnsi="Montserrat"/>
-          <w:sz w:val="24"/>
-          <w:szCs w:val="24"/>
-        </w:rPr>
-      </w:pPr>
-    </w:p>
-    <w:p>
-      <w:pPr>
-        <w:rPr>
-          <w:rFonts w:ascii="Montserrat" w:hAnsi="Montserrat"/>
-          <w:sz w:val="24"/>
-          <w:szCs w:val="24"/>
-        </w:rPr>
-      </w:pPr>
-      <w:r>
-        <w:rPr>
-          <w:rFonts w:ascii="Montserrat" w:hAnsi="Montserrat"/>
-          <w:sz w:val="24"/>
-          <w:szCs w:val="24"/>
-        </w:rPr>
-        <w:t>Eu colocaria o funcionamento futuro da Nós 3D assim:</w:t>
-      </w:r>
-    </w:p>
-    <w:p>
-      <w:pPr>
-        <w:rPr>
-          <w:rFonts w:ascii="Montserrat" w:hAnsi="Montserrat"/>
-          <w:sz w:val="24"/>
-          <w:szCs w:val="24"/>
-        </w:rPr>
-      </w:pPr>
-    </w:p>
-    <w:p>
-      <w:pPr>
-        <w:rPr>
-          <w:rFonts w:ascii="Montserrat" w:hAnsi="Montserrat"/>
-          <w:sz w:val="24"/>
-          <w:szCs w:val="24"/>
-        </w:rPr>
-      </w:pPr>
-      <w:r>
-        <w:rPr>
-          <w:rFonts w:ascii="Montserrat" w:hAnsi="Montserrat"/>
-          <w:sz w:val="24"/>
-          <w:szCs w:val="24"/>
-        </w:rPr>
-        <w:t>1. Produto é cadastrado</w:t>
-      </w:r>
-    </w:p>
-    <w:p>
-      <w:pPr>
-        <w:rPr>
-          <w:rFonts w:ascii="Montserrat" w:hAnsi="Montserrat"/>
-          <w:sz w:val="24"/>
-          <w:szCs w:val="24"/>
-        </w:rPr>
-      </w:pPr>
-    </w:p>
-    <w:p>
-      <w:pPr>
-        <w:rPr>
-          <w:rFonts w:ascii="Montserrat" w:hAnsi="Montserrat"/>
-          <w:sz w:val="24"/>
-          <w:szCs w:val="24"/>
-        </w:rPr>
-      </w:pPr>
-      <w:r>
-        <w:rPr>
-          <w:rFonts w:ascii="Segoe UI Emoji" w:hAnsi="Segoe UI Emoji" w:cs="Segoe UI Emoji"/>
-          <w:sz w:val="24"/>
-          <w:szCs w:val="24"/>
-        </w:rPr>
         <w:t>⬇️</w:t>
       </w:r>
     </w:p>
@@ -8397,267 +8680,6 @@
           <w:sz w:val="24"/>
           <w:szCs w:val="24"/>
         </w:rPr>
-        <w:t>2. Produto fica disponível no catálogo</w:t>
-      </w:r>
-    </w:p>
-    <w:p>
-      <w:pPr>
-        <w:rPr>
-          <w:rFonts w:ascii="Montserrat" w:hAnsi="Montserrat"/>
-          <w:sz w:val="24"/>
-          <w:szCs w:val="24"/>
-        </w:rPr>
-      </w:pPr>
-    </w:p>
-    <w:p>
-      <w:pPr>
-        <w:rPr>
-          <w:rFonts w:ascii="Montserrat" w:hAnsi="Montserrat"/>
-          <w:sz w:val="24"/>
-          <w:szCs w:val="24"/>
-        </w:rPr>
-      </w:pPr>
-      <w:r>
-        <w:rPr>
-          <w:rFonts w:ascii="Segoe UI Emoji" w:hAnsi="Segoe UI Emoji" w:cs="Segoe UI Emoji"/>
-          <w:sz w:val="24"/>
-          <w:szCs w:val="24"/>
-        </w:rPr>
-        <w:t>⬇️</w:t>
-      </w:r>
-    </w:p>
-    <w:p>
-      <w:pPr>
-        <w:rPr>
-          <w:rFonts w:ascii="Montserrat" w:hAnsi="Montserrat"/>
-          <w:sz w:val="24"/>
-          <w:szCs w:val="24"/>
-        </w:rPr>
-      </w:pPr>
-    </w:p>
-    <w:p>
-      <w:pPr>
-        <w:rPr>
-          <w:rFonts w:ascii="Montserrat" w:hAnsi="Montserrat"/>
-          <w:sz w:val="24"/>
-          <w:szCs w:val="24"/>
-        </w:rPr>
-      </w:pPr>
-      <w:r>
-        <w:rPr>
-          <w:rFonts w:ascii="Montserrat" w:hAnsi="Montserrat"/>
-          <w:sz w:val="24"/>
-          <w:szCs w:val="24"/>
-        </w:rPr>
-        <w:t>3. Cliente acessa um canal de venda</w:t>
-      </w:r>
-    </w:p>
-    <w:p>
-      <w:pPr>
-        <w:rPr>
-          <w:rFonts w:ascii="Montserrat" w:hAnsi="Montserrat"/>
-          <w:sz w:val="24"/>
-          <w:szCs w:val="24"/>
-        </w:rPr>
-      </w:pPr>
-    </w:p>
-    <w:p>
-      <w:pPr>
-        <w:rPr>
-          <w:rFonts w:ascii="Montserrat" w:hAnsi="Montserrat"/>
-          <w:sz w:val="24"/>
-          <w:szCs w:val="24"/>
-        </w:rPr>
-      </w:pPr>
-      <w:r>
-        <w:rPr>
-          <w:rFonts w:ascii="Segoe UI Emoji" w:hAnsi="Segoe UI Emoji" w:cs="Segoe UI Emoji"/>
-          <w:sz w:val="24"/>
-          <w:szCs w:val="24"/>
-        </w:rPr>
-        <w:t>⬇️</w:t>
-      </w:r>
-    </w:p>
-    <w:p>
-      <w:pPr>
-        <w:rPr>
-          <w:rFonts w:ascii="Montserrat" w:hAnsi="Montserrat"/>
-          <w:sz w:val="24"/>
-          <w:szCs w:val="24"/>
-        </w:rPr>
-      </w:pPr>
-    </w:p>
-    <w:p>
-      <w:pPr>
-        <w:rPr>
-          <w:rFonts w:ascii="Montserrat" w:hAnsi="Montserrat"/>
-          <w:sz w:val="24"/>
-          <w:szCs w:val="24"/>
-        </w:rPr>
-      </w:pPr>
-      <w:r>
-        <w:rPr>
-          <w:rFonts w:ascii="Montserrat" w:hAnsi="Montserrat"/>
-          <w:sz w:val="24"/>
-          <w:szCs w:val="24"/>
-        </w:rPr>
-        <w:t>4. Cliente escolhe o produto</w:t>
-      </w:r>
-    </w:p>
-    <w:p>
-      <w:pPr>
-        <w:rPr>
-          <w:rFonts w:ascii="Montserrat" w:hAnsi="Montserrat"/>
-          <w:sz w:val="24"/>
-          <w:szCs w:val="24"/>
-        </w:rPr>
-      </w:pPr>
-    </w:p>
-    <w:p>
-      <w:pPr>
-        <w:rPr>
-          <w:rFonts w:ascii="Montserrat" w:hAnsi="Montserrat"/>
-          <w:sz w:val="24"/>
-          <w:szCs w:val="24"/>
-        </w:rPr>
-      </w:pPr>
-      <w:r>
-        <w:rPr>
-          <w:rFonts w:ascii="Segoe UI Emoji" w:hAnsi="Segoe UI Emoji" w:cs="Segoe UI Emoji"/>
-          <w:sz w:val="24"/>
-          <w:szCs w:val="24"/>
-        </w:rPr>
-        <w:t>⬇️</w:t>
-      </w:r>
-    </w:p>
-    <w:p>
-      <w:pPr>
-        <w:rPr>
-          <w:rFonts w:ascii="Montserrat" w:hAnsi="Montserrat"/>
-          <w:sz w:val="24"/>
-          <w:szCs w:val="24"/>
-        </w:rPr>
-      </w:pPr>
-    </w:p>
-    <w:p>
-      <w:pPr>
-        <w:rPr>
-          <w:rFonts w:ascii="Montserrat" w:hAnsi="Montserrat"/>
-          <w:sz w:val="24"/>
-          <w:szCs w:val="24"/>
-        </w:rPr>
-      </w:pPr>
-      <w:r>
-        <w:rPr>
-          <w:rFonts w:ascii="Montserrat" w:hAnsi="Montserrat"/>
-          <w:sz w:val="24"/>
-          <w:szCs w:val="24"/>
-        </w:rPr>
-        <w:t>5. Cliente escolhe possíveis variações</w:t>
-      </w:r>
-    </w:p>
-    <w:p>
-      <w:pPr>
-        <w:rPr>
-          <w:rFonts w:ascii="Montserrat" w:hAnsi="Montserrat"/>
-          <w:sz w:val="24"/>
-          <w:szCs w:val="24"/>
-        </w:rPr>
-      </w:pPr>
-    </w:p>
-    <w:p>
-      <w:pPr>
-        <w:rPr>
-          <w:rFonts w:ascii="Montserrat" w:hAnsi="Montserrat"/>
-          <w:sz w:val="24"/>
-          <w:szCs w:val="24"/>
-        </w:rPr>
-      </w:pPr>
-      <w:r>
-        <w:rPr>
-          <w:rFonts w:ascii="Segoe UI Emoji" w:hAnsi="Segoe UI Emoji" w:cs="Segoe UI Emoji"/>
-          <w:sz w:val="24"/>
-          <w:szCs w:val="24"/>
-        </w:rPr>
-        <w:t>⬇️</w:t>
-      </w:r>
-    </w:p>
-    <w:p>
-      <w:pPr>
-        <w:rPr>
-          <w:rFonts w:ascii="Montserrat" w:hAnsi="Montserrat"/>
-          <w:sz w:val="24"/>
-          <w:szCs w:val="24"/>
-        </w:rPr>
-      </w:pPr>
-    </w:p>
-    <w:p>
-      <w:pPr>
-        <w:rPr>
-          <w:rFonts w:ascii="Montserrat" w:hAnsi="Montserrat"/>
-          <w:sz w:val="24"/>
-          <w:szCs w:val="24"/>
-        </w:rPr>
-      </w:pPr>
-      <w:r>
-        <w:rPr>
-          <w:rFonts w:ascii="Montserrat" w:hAnsi="Montserrat"/>
-          <w:sz w:val="24"/>
-          <w:szCs w:val="24"/>
-        </w:rPr>
-        <w:t>6. Pedido é registrado</w:t>
-      </w:r>
-    </w:p>
-    <w:p>
-      <w:pPr>
-        <w:rPr>
-          <w:rFonts w:ascii="Montserrat" w:hAnsi="Montserrat"/>
-          <w:sz w:val="24"/>
-          <w:szCs w:val="24"/>
-        </w:rPr>
-      </w:pPr>
-    </w:p>
-    <w:p>
-      <w:pPr>
-        <w:rPr>
-          <w:rFonts w:ascii="Montserrat" w:hAnsi="Montserrat"/>
-          <w:sz w:val="24"/>
-          <w:szCs w:val="24"/>
-        </w:rPr>
-      </w:pPr>
-      <w:r>
-        <w:rPr>
-          <w:rFonts w:ascii="Segoe UI Emoji" w:hAnsi="Segoe UI Emoji" w:cs="Segoe UI Emoji"/>
-          <w:sz w:val="24"/>
-          <w:szCs w:val="24"/>
-        </w:rPr>
-        <w:t>⬇️</w:t>
-      </w:r>
-    </w:p>
-    <w:p>
-      <w:pPr>
-        <w:rPr>
-          <w:rFonts w:ascii="Montserrat" w:hAnsi="Montserrat"/>
-          <w:sz w:val="24"/>
-          <w:szCs w:val="24"/>
-        </w:rPr>
-      </w:pPr>
-    </w:p>
-    <w:p>
-      <w:pPr>
-        <w:rPr>
-          <w:rFonts w:ascii="Montserrat" w:hAnsi="Montserrat"/>
-          <w:sz w:val="24"/>
-          <w:szCs w:val="24"/>
-        </w:rPr>
-      </w:pPr>
-      <w:r>
-        <w:rPr>
-          <w:rFonts w:ascii="Montserrat" w:hAnsi="Montserrat"/>
-          <w:sz w:val="24"/>
-          <w:szCs w:val="24"/>
-        </w:rPr>
-        <w:lastRenderedPageBreak/>
         <w:t>7. Estoque/material é verificado</w:t>
       </w:r>
     </w:p>
@@ -9028,6 +9050,7 @@
           <w:sz w:val="24"/>
           <w:szCs w:val="24"/>
         </w:rPr>
+        <w:lastRenderedPageBreak/>
         <w:t>CATÁLOGO + PRODUÇÃO + ESTOQUE + CLIENTES + PEDIDOS + VENDAS + PERSONALIZAÇÃO</w:t>
       </w:r>
     </w:p>
@@ -9420,8 +9443,240 @@
       </w:rPr>
     </w:lvl>
   </w:abstractNum>
+  <w:abstractNum w:abstractNumId="1" w15:restartNumberingAfterBreak="0">
+    <w:nsid w:val="493402E8"/>
+    <w:multiLevelType w:val="hybridMultilevel"/>
+    <w:tmpl w:val="5986BD1C"/>
+    <w:lvl w:ilvl="0" w:tplc="04160001">
+      <w:start w:val="1"/>
+      <w:numFmt w:val="bullet"/>
+      <w:lvlText w:val=""/>
+      <w:lvlJc w:val="left"/>
+      <w:pPr>
+        <w:ind w:left="720" w:hanging="360"/>
+      </w:pPr>
+      <w:rPr>
+        <w:rFonts w:ascii="Symbol" w:hAnsi="Symbol" w:hint="default"/>
+      </w:rPr>
+    </w:lvl>
+    <w:lvl w:ilvl="1" w:tplc="04160003" w:tentative="1">
+      <w:start w:val="1"/>
+      <w:numFmt w:val="bullet"/>
+      <w:lvlText w:val="o"/>
+      <w:lvlJc w:val="left"/>
+      <w:pPr>
+        <w:ind w:left="1440" w:hanging="360"/>
+      </w:pPr>
+      <w:rPr>
+        <w:rFonts w:ascii="Courier New" w:hAnsi="Courier New" w:cs="Courier New" w:hint="default"/>
+      </w:rPr>
+    </w:lvl>
+    <w:lvl w:ilvl="2" w:tplc="04160005" w:tentative="1">
+      <w:start w:val="1"/>
+      <w:numFmt w:val="bullet"/>
+      <w:lvlText w:val=""/>
+      <w:lvlJc w:val="left"/>
+      <w:pPr>
+        <w:ind w:left="2160" w:hanging="360"/>
+      </w:pPr>
+      <w:rPr>
+        <w:rFonts w:ascii="Wingdings" w:hAnsi="Wingdings" w:hint="default"/>
+      </w:rPr>
+    </w:lvl>
+    <w:lvl w:ilvl="3" w:tplc="04160001" w:tentative="1">
+      <w:start w:val="1"/>
+      <w:numFmt w:val="bullet"/>
+      <w:lvlText w:val=""/>
+      <w:lvlJc w:val="left"/>
+      <w:pPr>
+        <w:ind w:left="2880" w:hanging="360"/>
+      </w:pPr>
+      <w:rPr>
+        <w:rFonts w:ascii="Symbol" w:hAnsi="Symbol" w:hint="default"/>
+      </w:rPr>
+    </w:lvl>
+    <w:lvl w:ilvl="4" w:tplc="04160003" w:tentative="1">
+      <w:start w:val="1"/>
+      <w:numFmt w:val="bullet"/>
+      <w:lvlText w:val="o"/>
+      <w:lvlJc w:val="left"/>
+      <w:pPr>
+        <w:ind w:left="3600" w:hanging="360"/>
+      </w:pPr>
+      <w:rPr>
+        <w:rFonts w:ascii="Courier New" w:hAnsi="Courier New" w:cs="Courier New" w:hint="default"/>
+      </w:rPr>
+    </w:lvl>
+    <w:lvl w:ilvl="5" w:tplc="04160005" w:tentative="1">
+      <w:start w:val="1"/>
+      <w:numFmt w:val="bullet"/>
+      <w:lvlText w:val=""/>
+      <w:lvlJc w:val="left"/>
+      <w:pPr>
+        <w:ind w:left="4320" w:hanging="360"/>
+      </w:pPr>
+      <w:rPr>
+        <w:rFonts w:ascii="Wingdings" w:hAnsi="Wingdings" w:hint="default"/>
+      </w:rPr>
+    </w:lvl>
+    <w:lvl w:ilvl="6" w:tplc="04160001" w:tentative="1">
+      <w:start w:val="1"/>
+      <w:numFmt w:val="bullet"/>
+      <w:lvlText w:val=""/>
+      <w:lvlJc w:val="left"/>
+      <w:pPr>
+        <w:ind w:left="5040" w:hanging="360"/>
+      </w:pPr>
+      <w:rPr>
+        <w:rFonts w:ascii="Symbol" w:hAnsi="Symbol" w:hint="default"/>
+      </w:rPr>
+    </w:lvl>
+    <w:lvl w:ilvl="7" w:tplc="04160003" w:tentative="1">
+      <w:start w:val="1"/>
+      <w:numFmt w:val="bullet"/>
+      <w:lvlText w:val="o"/>
+      <w:lvlJc w:val="left"/>
+      <w:pPr>
+        <w:ind w:left="5760" w:hanging="360"/>
+      </w:pPr>
+      <w:rPr>
+        <w:rFonts w:ascii="Courier New" w:hAnsi="Courier New" w:cs="Courier New" w:hint="default"/>
+      </w:rPr>
+    </w:lvl>
+    <w:lvl w:ilvl="8" w:tplc="04160005" w:tentative="1">
+      <w:start w:val="1"/>
+      <w:numFmt w:val="bullet"/>
+      <w:lvlText w:val=""/>
+      <w:lvlJc w:val="left"/>
+      <w:pPr>
+        <w:ind w:left="6480" w:hanging="360"/>
+      </w:pPr>
+      <w:rPr>
+        <w:rFonts w:ascii="Wingdings" w:hAnsi="Wingdings" w:hint="default"/>
+      </w:rPr>
+    </w:lvl>
+  </w:abstractNum>
+  <w:abstractNum w:abstractNumId="2" w15:restartNumberingAfterBreak="0">
+    <w:nsid w:val="7A8337E6"/>
+    <w:multiLevelType w:val="hybridMultilevel"/>
+    <w:tmpl w:val="4A005928"/>
+    <w:lvl w:ilvl="0" w:tplc="04160001">
+      <w:start w:val="1"/>
+      <w:numFmt w:val="bullet"/>
+      <w:lvlText w:val=""/>
+      <w:lvlJc w:val="left"/>
+      <w:pPr>
+        <w:ind w:left="720" w:hanging="360"/>
+      </w:pPr>
+      <w:rPr>
+        <w:rFonts w:ascii="Symbol" w:hAnsi="Symbol" w:hint="default"/>
+      </w:rPr>
+    </w:lvl>
+    <w:lvl w:ilvl="1" w:tplc="04160003" w:tentative="1">
+      <w:start w:val="1"/>
+      <w:numFmt w:val="bullet"/>
+      <w:lvlText w:val="o"/>
+      <w:lvlJc w:val="left"/>
+      <w:pPr>
+        <w:ind w:left="1440" w:hanging="360"/>
+      </w:pPr>
+      <w:rPr>
+        <w:rFonts w:ascii="Courier New" w:hAnsi="Courier New" w:cs="Courier New" w:hint="default"/>
+      </w:rPr>
+    </w:lvl>
+    <w:lvl w:ilvl="2" w:tplc="04160005" w:tentative="1">
+      <w:start w:val="1"/>
+      <w:numFmt w:val="bullet"/>
+      <w:lvlText w:val=""/>
+      <w:lvlJc w:val="left"/>
+      <w:pPr>
+        <w:ind w:left="2160" w:hanging="360"/>
+      </w:pPr>
+      <w:rPr>
+        <w:rFonts w:ascii="Wingdings" w:hAnsi="Wingdings" w:hint="default"/>
+      </w:rPr>
+    </w:lvl>
+    <w:lvl w:ilvl="3" w:tplc="04160001" w:tentative="1">
+      <w:start w:val="1"/>
+      <w:numFmt w:val="bullet"/>
+      <w:lvlText w:val=""/>
+      <w:lvlJc w:val="left"/>
+      <w:pPr>
+        <w:ind w:left="2880" w:hanging="360"/>
+      </w:pPr>
+      <w:rPr>
+        <w:rFonts w:ascii="Symbol" w:hAnsi="Symbol" w:hint="default"/>
+      </w:rPr>
+    </w:lvl>
+    <w:lvl w:ilvl="4" w:tplc="04160003" w:tentative="1">
+      <w:start w:val="1"/>
+      <w:numFmt w:val="bullet"/>
+      <w:lvlText w:val="o"/>
+      <w:lvlJc w:val="left"/>
+      <w:pPr>
+        <w:ind w:left="3600" w:hanging="360"/>
+      </w:pPr>
+      <w:rPr>
+        <w:rFonts w:ascii="Courier New" w:hAnsi="Courier New" w:cs="Courier New" w:hint="default"/>
+      </w:rPr>
+    </w:lvl>
+    <w:lvl w:ilvl="5" w:tplc="04160005" w:tentative="1">
+      <w:start w:val="1"/>
+      <w:numFmt w:val="bullet"/>
+      <w:lvlText w:val=""/>
+      <w:lvlJc w:val="left"/>
+      <w:pPr>
+        <w:ind w:left="4320" w:hanging="360"/>
+      </w:pPr>
+      <w:rPr>
+        <w:rFonts w:ascii="Wingdings" w:hAnsi="Wingdings" w:hint="default"/>
+      </w:rPr>
+    </w:lvl>
+    <w:lvl w:ilvl="6" w:tplc="04160001" w:tentative="1">
+      <w:start w:val="1"/>
+      <w:numFmt w:val="bullet"/>
+      <w:lvlText w:val=""/>
+      <w:lvlJc w:val="left"/>
+      <w:pPr>
+        <w:ind w:left="5040" w:hanging="360"/>
+      </w:pPr>
+      <w:rPr>
+        <w:rFonts w:ascii="Symbol" w:hAnsi="Symbol" w:hint="default"/>
+      </w:rPr>
+    </w:lvl>
+    <w:lvl w:ilvl="7" w:tplc="04160003" w:tentative="1">
+      <w:start w:val="1"/>
+      <w:numFmt w:val="bullet"/>
+      <w:lvlText w:val="o"/>
+      <w:lvlJc w:val="left"/>
+      <w:pPr>
+        <w:ind w:left="5760" w:hanging="360"/>
+      </w:pPr>
+      <w:rPr>
+        <w:rFonts w:ascii="Courier New" w:hAnsi="Courier New" w:cs="Courier New" w:hint="default"/>
+      </w:rPr>
+    </w:lvl>
+    <w:lvl w:ilvl="8" w:tplc="04160005" w:tentative="1">
+      <w:start w:val="1"/>
+      <w:numFmt w:val="bullet"/>
+      <w:lvlText w:val=""/>
+      <w:lvlJc w:val="left"/>
+      <w:pPr>
+        <w:ind w:left="6480" w:hanging="360"/>
+      </w:pPr>
+      <w:rPr>
+        <w:rFonts w:ascii="Wingdings" w:hAnsi="Wingdings" w:hint="default"/>
+      </w:rPr>
+    </w:lvl>
+  </w:abstractNum>
   <w:num w:numId="1" w16cid:durableId="313023833">
     <w:abstractNumId w:val="0"/>
+  </w:num>
+  <w:num w:numId="2" w16cid:durableId="871721176">
+    <w:abstractNumId w:val="2"/>
+  </w:num>
+  <w:num w:numId="3" w16cid:durableId="1721436869">
+    <w:abstractNumId w:val="1"/>
   </w:num>
 </w:numbering>
 </file>
